--- a/Study4_IJCM_Submission/00_Manuscript_as_Submitted.docx
+++ b/Study4_IJCM_Submission/00_Manuscript_as_Submitted.docx
@@ -2,7 +2,7 @@
 <file path=word/document.xml><?xml version="1.0" encoding="utf-8"?>
 <w:document xmlns:w="http://schemas.openxmlformats.org/wordprocessingml/2006/main" xmlns:m="http://schemas.openxmlformats.org/officeDocument/2006/math" xmlns:r="http://schemas.openxmlformats.org/officeDocument/2006/relationships" xmlns:o="urn:schemas-microsoft-com:office:office" xmlns:v="urn:schemas-microsoft-com:vml" xmlns:w10="urn:schemas-microsoft-com:office:word" xmlns:a="http://schemas.openxmlformats.org/drawingml/2006/main" xmlns:pic="http://schemas.openxmlformats.org/drawingml/2006/picture" xmlns:wp="http://schemas.openxmlformats.org/drawingml/2006/wordprocessingDrawing">
   <w:body>
-    <w:bookmarkStart w:id="74" w:name="Xa83f0a50215dd99b2a0e46de05e4f04c1d0bd71"/>
+    <w:bookmarkStart w:id="72" w:name="Xa83f0a50215dd99b2a0e46de05e4f04c1d0bd71"/>
     <w:p>
       <w:pPr>
         <w:pStyle w:val="Title"/>
@@ -637,7 +637,7 @@
           <w:rFonts w:ascii="Times New Roman" w:hAnsi="Times New Roman" w:eastAsia="Times New Roman"/>
           <w:sz w:val="24"/>
         </w:rPr>
-        <w:t xml:space="preserve">Eurostat confirms the split. Professional-service enterprises adopted natural-language-generation tools much more rapidly than construction enterprises (Table 2, Figure 3). Felten’s industry exposure scores for highway and heavy-civil contractors are also low. On-site construction is therefore a comparison industry rather than the treated professional industry.</w:t>
+        <w:t xml:space="preserve">Eurostat (2024) confirms the split. Professional-service enterprises adopted natural-language-generation tools much more rapidly than construction enterprises (Table 2, Figure 3). Felten et al. (2021) also report low industry AI-exposure scores for highway and heavy-civil contractors. On-site construction is therefore a comparison industry rather than the treated professional industry.</w:t>
       </w:r>
     </w:p>
     <w:bookmarkEnd w:id="26"/>
@@ -826,7 +826,7 @@
           <w:rFonts w:ascii="Times New Roman" w:hAnsi="Times New Roman" w:eastAsia="Times New Roman"/>
           <w:sz w:val="24"/>
         </w:rPr>
-        <w:t xml:space="preserve">The analysis uses retrieved official series only. No country, industry or trade cell is interpolated. Retrieval dates and unsuccessful pulls (including OWID ChatGPT files, an empty IMF AI Preparedness response, OECD ICT_BUS, and ILO M71) are documented in the supplementary replication package and are not filled.</w:t>
+        <w:t xml:space="preserve">The analysis uses retrieved official series only (Eurostat 2024; OECD &amp; WTO n.d.; ILO n.d.). No country, industry or trade cell is interpolated. Retrieval dates and unsuccessful pulls (including OWID ChatGPT files, an empty IMF AI Preparedness response, OECD ICT_BUS, and ILO M71) are documented in the supplementary replication package and are not filled.</w:t>
       </w:r>
     </w:p>
     <w:bookmarkStart w:id="30" w:name="country-pair-design"/>
@@ -923,7 +923,7 @@
           <w:rFonts w:ascii="Times New Roman" w:hAnsi="Times New Roman" w:eastAsia="Times New Roman"/>
           <w:sz w:val="24"/>
         </w:rPr>
-        <w:t xml:space="preserve">, enterprises with 10+ persons, percent using AI:</w:t>
+        <w:t xml:space="preserve">, enterprises with 10+ persons, percent using AI (Eurostat 2024):</w:t>
       </w:r>
     </w:p>
     <w:p>
@@ -1317,22 +1317,7 @@
           <w:rFonts w:ascii="Times New Roman" w:hAnsi="Times New Roman" w:eastAsia="Times New Roman"/>
           <w:sz w:val="24"/>
         </w:rPr>
-        <w:t xml:space="preserve">ILOSTAT employment ISIC F vs M (</w:t>
-      </w:r>
-      <w:r>
-        <w:rPr>
-          <w:rStyle w:val="VerbatimChar"/>
-          <w:rFonts w:ascii="Times New Roman" w:hAnsi="Times New Roman" w:eastAsia="Times New Roman"/>
-          <w:sz w:val="24"/>
-        </w:rPr>
-        <w:t xml:space="preserve">ilo_emp_FM.csv</w:t>
-      </w:r>
-      <w:r>
-        <w:rPr>
-          <w:rFonts w:ascii="Times New Roman" w:hAnsi="Times New Roman" w:eastAsia="Times New Roman"/>
-          <w:sz w:val="24"/>
-        </w:rPr>
-        <w:t xml:space="preserve">). China is empty. ISIC M71 is not published (404).</w:t>
+        <w:t xml:space="preserve">ILOSTAT employment by sex and economic activity for ISIC F versus M (ILO n.d.). China is empty in this pull. ISIC M71 is not published (404).</w:t>
       </w:r>
     </w:p>
     <w:p>
@@ -1448,36 +1433,7 @@
           <w:rFonts w:ascii="Times New Roman" w:hAnsi="Times New Roman" w:eastAsia="Times New Roman"/>
           <w:sz w:val="24"/>
         </w:rPr>
-        <w:t xml:space="preserve">OECD–WTO BaTIS, adjustment B, supplies annual bilateral values in USD million from 2015 to 2024.</w:t>
-      </w:r>
-      <w:r>
-        <w:rPr>
-          <w:rFonts w:ascii="Times New Roman" w:hAnsi="Times New Roman" w:eastAsia="Times New Roman"/>
-          <w:sz w:val="24"/>
-        </w:rPr>
-        <w:t xml:space="preserve"> </w:t>
-      </w:r>
-      <w:r>
-        <w:rPr>
-          <w:rStyle w:val="VerbatimChar"/>
-          <w:rFonts w:ascii="Times New Roman" w:hAnsi="Times New Roman" w:eastAsia="Times New Roman"/>
-          <w:sz w:val="24"/>
-        </w:rPr>
-        <w:t xml:space="preserve">batis_uk_india_china.csv</w:t>
-      </w:r>
-      <w:r>
-        <w:rPr>
-          <w:rFonts w:ascii="Times New Roman" w:hAnsi="Times New Roman" w:eastAsia="Times New Roman"/>
-          <w:sz w:val="24"/>
-        </w:rPr>
-        <w:t xml:space="preserve"> </w:t>
-      </w:r>
-      <w:r>
-        <w:rPr>
-          <w:rFonts w:ascii="Times New Roman" w:hAnsi="Times New Roman" w:eastAsia="Times New Roman"/>
-          <w:sz w:val="24"/>
-        </w:rPr>
-        <w:t xml:space="preserve">contains 120 observations: four directed import flows, three service headings and ten years. The four flows are UK imports from India, India imports from the UK, UK imports from China and China imports from the UK. SJ3 is the closest available engineering-adjacent category, SE records construction services and SI provides a digital-services comparison.</w:t>
+        <w:t xml:space="preserve">OECD &amp; WTO (n.d.) BaTIS, adjustment B, supplies annual bilateral values in USD million from 2015 to 2024 (Fortanier et al. 2017). The corridor extract contains 120 observations: four directed import flows, three service headings and ten years. The four flows are UK imports from India, India imports from the UK, UK imports from China and China imports from the UK. SJ3 is the closest available engineering-adjacent category, SE records construction services and SI provides a digital-services comparison.</w:t>
       </w:r>
     </w:p>
     <w:p>
@@ -1494,6 +1450,37 @@
         <w:t xml:space="preserve">For the panel analysis, the headline outcome remains SJ3 imported from India. Chinese SE construction services are the project-delivery comparison. A pooled Mode-1 sample containing two additional exporters is retained as a robustness exercise but is not part of the bilateral narrative.</w:t>
       </w:r>
     </w:p>
+    <w:bookmarkEnd w:id="33"/>
+    <w:bookmarkStart w:id="34" w:name="comparability-and-data-quality"/>
+    <w:p>
+      <w:pPr>
+        <w:pStyle w:val="Heading3"/>
+        <w:spacing w:line="480" w:lineRule="auto"/>
+        <w:ind w:firstLine="0"/>
+      </w:pPr>
+      <w:r>
+        <w:rPr>
+          <w:rFonts w:ascii="Times New Roman" w:hAnsi="Times New Roman" w:eastAsia="Times New Roman"/>
+          <w:b/>
+          <w:sz w:val="24"/>
+        </w:rPr>
+        <w:t xml:space="preserve">3.5 Comparability and data quality</w:t>
+      </w:r>
+    </w:p>
+    <w:p>
+      <w:pPr>
+        <w:pStyle w:val="FirstParagraph"/>
+        <w:spacing w:line="480" w:lineRule="auto" w:after="0"/>
+        <w:ind w:firstLine="720"/>
+      </w:pPr>
+      <w:r>
+        <w:rPr>
+          <w:rFonts w:ascii="Times New Roman" w:hAnsi="Times New Roman" w:eastAsia="Times New Roman"/>
+          <w:sz w:val="24"/>
+        </w:rPr>
+        <w:t xml:space="preserve">BaTIS is chosen because it reconciles exporter and importer reports into a balanced bilateral series. This improves comparability when one side records a service differently or reports with a lag, but some observations are adjusted or imputed by the producing agencies. The paper therefore reports the adjustment code and observation status in the released corridor file. It does not treat a balanced estimate as a firm invoice.</w:t>
+      </w:r>
+    </w:p>
     <w:p>
       <w:pPr>
         <w:pStyle w:val="BodyText"/>
@@ -1505,55 +1492,53 @@
           <w:rFonts w:ascii="Times New Roman" w:hAnsi="Times New Roman" w:eastAsia="Times New Roman"/>
           <w:sz w:val="24"/>
         </w:rPr>
-        <w:t xml:space="preserve">World Bank GDP and sector shares are background only (</w:t>
-      </w:r>
-      <w:r>
-        <w:rPr>
-          <w:rStyle w:val="VerbatimChar"/>
-          <w:rFonts w:ascii="Times New Roman" w:hAnsi="Times New Roman" w:eastAsia="Times New Roman"/>
-          <w:sz w:val="24"/>
-        </w:rPr>
-        <w:t xml:space="preserve">wb_*.json</w:t>
-      </w:r>
-      <w:r>
-        <w:rPr>
-          <w:rFonts w:ascii="Times New Roman" w:hAnsi="Times New Roman" w:eastAsia="Times New Roman"/>
-          <w:sz w:val="24"/>
-        </w:rPr>
-        <w:t xml:space="preserve">). Construction value-added indicator</w:t>
-      </w:r>
-      <w:r>
-        <w:rPr>
-          <w:rFonts w:ascii="Times New Roman" w:hAnsi="Times New Roman" w:eastAsia="Times New Roman"/>
-          <w:sz w:val="24"/>
-        </w:rPr>
-        <w:t xml:space="preserve"> </w:t>
-      </w:r>
-      <w:r>
-        <w:rPr>
-          <w:rStyle w:val="VerbatimChar"/>
-          <w:rFonts w:ascii="Times New Roman" w:hAnsi="Times New Roman" w:eastAsia="Times New Roman"/>
-          <w:sz w:val="24"/>
-        </w:rPr>
-        <w:t xml:space="preserve">NV.IND.CONS.ZS</w:t>
-      </w:r>
-      <w:r>
-        <w:rPr>
-          <w:rFonts w:ascii="Times New Roman" w:hAnsi="Times New Roman" w:eastAsia="Times New Roman"/>
-          <w:sz w:val="24"/>
-        </w:rPr>
-        <w:t xml:space="preserve"> </w:t>
-      </w:r>
-      <w:r>
-        <w:rPr>
-          <w:rFonts w:ascii="Times New Roman" w:hAnsi="Times New Roman" w:eastAsia="Times New Roman"/>
-          <w:sz w:val="24"/>
-        </w:rPr>
-        <w:t xml:space="preserve">is invalid (API 120) and is not invented.</w:t>
-      </w:r>
-    </w:p>
-    <w:bookmarkEnd w:id="33"/>
-    <w:bookmarkStart w:id="34" w:name="comparability-and-data-quality"/>
+        <w:t xml:space="preserve">The three service headings have different interpretive roles. SJ3 is the closest consistently available category to technical and engineering-adjacent work, but it also includes trade-related and other business services. SE is narrower in activity but does not itself reveal whether supply occurred through Mode 1 or Mode 3. SI is deliberately outside civil engineering and shows whether a pattern is common to digital services. No heading should be interpreted as a count of civil engineers or projects.</w:t>
+      </w:r>
+    </w:p>
+    <w:p>
+      <w:pPr>
+        <w:pStyle w:val="BodyText"/>
+        <w:spacing w:line="480" w:lineRule="auto" w:after="0"/>
+        <w:ind w:firstLine="720"/>
+      </w:pPr>
+      <w:r>
+        <w:rPr>
+          <w:rFonts w:ascii="Times New Roman" w:hAnsi="Times New Roman" w:eastAsia="Times New Roman"/>
+          <w:sz w:val="24"/>
+        </w:rPr>
+        <w:t xml:space="preserve">Currency values are converted at market exchange rates and remain nominal. The bilateral percentage changes can therefore reflect exchange rates, inflation and changing prices as well as quantities. Indexed figures improve visual comparison across corridors of different size, but they do not remove those influences. For that reason, levels and percentage changes are shown together in Table 1.</w:t>
+      </w:r>
+    </w:p>
+    <w:p>
+      <w:pPr>
+        <w:spacing w:line="480" w:lineRule="auto" w:after="0"/>
+        <w:ind w:firstLine="0"/>
+      </w:pPr>
+      <w:r>
+        <w:pict>
+          <v:rect style="width:0;height:1.5pt" o:hralign="center" o:hrstd="t" o:hr="t"/>
+        </w:pict>
+      </w:r>
+    </w:p>
+    <w:bookmarkEnd w:id="34"/>
+    <w:bookmarkEnd w:id="35"/>
+    <w:bookmarkStart w:id="40" w:name="empirical-design"/>
+    <w:p>
+      <w:pPr>
+        <w:pStyle w:val="Heading2"/>
+        <w:spacing w:line="480" w:lineRule="auto"/>
+        <w:ind w:firstLine="0"/>
+      </w:pPr>
+      <w:r>
+        <w:rPr>
+          <w:rFonts w:ascii="Times New Roman" w:hAnsi="Times New Roman" w:eastAsia="Times New Roman"/>
+          <w:b/>
+          <w:sz w:val="24"/>
+        </w:rPr>
+        <w:t xml:space="preserve">4. Empirical design</w:t>
+      </w:r>
+    </w:p>
+    <w:bookmarkStart w:id="36" w:name="trade-equation"/>
     <w:p>
       <w:pPr>
         <w:pStyle w:val="Heading3"/>
@@ -1566,7 +1551,7 @@
           <w:b/>
           <w:sz w:val="24"/>
         </w:rPr>
-        <w:t xml:space="preserve">3.5 Comparability and data quality</w:t>
+        <w:t xml:space="preserve">4.1 Trade equation</w:t>
       </w:r>
     </w:p>
     <w:p>
@@ -1580,7 +1565,14 @@
           <w:rFonts w:ascii="Times New Roman" w:hAnsi="Times New Roman" w:eastAsia="Times New Roman"/>
           <w:sz w:val="24"/>
         </w:rPr>
-        <w:t xml:space="preserve">BaTIS is chosen because it reconciles exporter and importer reports into a balanced bilateral series. This improves comparability when one side records a service differently or reports with a lag, but some observations are adjusted or imputed by the producing agencies. The paper therefore reports the adjustment code and observation status in the released corridor file. It does not treat a balanced estimate as a firm invoice.</w:t>
+        <w:t xml:space="preserve">For EU importers (i), the preferred India specification for (t = 2018,</w:t>
+      </w:r>
+      <w:r>
+        <w:rPr>
+          <w:rFonts w:ascii="Times New Roman" w:hAnsi="Times New Roman" w:eastAsia="Times New Roman"/>
+          <w:sz w:val="24"/>
+        </w:rPr>
+        <w:t xml:space="preserve">,2024) is:</w:t>
       </w:r>
     </w:p>
     <w:p>
@@ -1594,7 +1586,103 @@
           <w:rFonts w:ascii="Times New Roman" w:hAnsi="Times New Roman" w:eastAsia="Times New Roman"/>
           <w:sz w:val="24"/>
         </w:rPr>
-        <w:t xml:space="preserve">The three service headings have different interpretive roles. SJ3 is the closest consistently available category to technical and engineering-adjacent work, but it also includes trade-related and other business services. SE is narrower in activity but does not itself reveal whether supply occurred through Mode 1 or Mode 3. SI is deliberately outside civil engineering and shows whether a pattern is common to digital services. No heading should be interpreted as a count of civil engineers or projects.</w:t>
+        <w:t xml:space="preserve">[</w:t>
+      </w:r>
+      <w:r>
+        <w:rPr>
+          <w:rFonts w:ascii="Times New Roman" w:hAnsi="Times New Roman" w:eastAsia="Times New Roman"/>
+          <w:sz w:val="24"/>
+        </w:rPr>
+        <w:t xml:space="preserve"> </w:t>
+      </w:r>
+      <w:r>
+        <w:rPr>
+          <w:rFonts w:ascii="Times New Roman" w:hAnsi="Times New Roman" w:eastAsia="Times New Roman"/>
+          <w:sz w:val="24"/>
+        </w:rPr>
+        <w:t xml:space="preserve">M^{SJ3,IND}_{it}=</w:t>
+      </w:r>
+      <w:r>
+        <w:rPr>
+          <w:rFonts w:ascii="Times New Roman" w:hAnsi="Times New Roman" w:eastAsia="Times New Roman"/>
+          <w:sz w:val="24"/>
+        </w:rPr>
+        <w:t xml:space="preserve">_i+</w:t>
+      </w:r>
+      <w:r>
+        <w:rPr>
+          <w:iCs/>
+          <w:rFonts w:ascii="Times New Roman" w:hAnsi="Times New Roman" w:eastAsia="Times New Roman"/>
+          <w:i/>
+          <w:sz w:val="24"/>
+        </w:rPr>
+        <w:t xml:space="preserve">t+</w:t>
+      </w:r>
+      <w:r>
+        <w:rPr>
+          <w:iCs/>
+          <w:rFonts w:ascii="Times New Roman" w:hAnsi="Times New Roman" w:eastAsia="Times New Roman"/>
+          <w:i/>
+          <w:sz w:val="24"/>
+        </w:rPr>
+        <w:t xml:space="preserve">(</w:t>
+      </w:r>
+      <w:r>
+        <w:rPr>
+          <w:iCs/>
+          <w:rFonts w:ascii="Times New Roman" w:hAnsi="Times New Roman" w:eastAsia="Times New Roman"/>
+          <w:i/>
+          <w:sz w:val="24"/>
+        </w:rPr>
+        <w:t xml:space="preserve">[t</w:t>
+      </w:r>
+      <w:r>
+        <w:rPr>
+          <w:iCs/>
+          <w:rFonts w:ascii="Times New Roman" w:hAnsi="Times New Roman" w:eastAsia="Times New Roman"/>
+          <w:i/>
+          <w:sz w:val="24"/>
+        </w:rPr>
+        <w:t xml:space="preserve">t_0]</w:t>
+      </w:r>
+      <w:r>
+        <w:rPr>
+          <w:iCs/>
+          <w:rFonts w:ascii="Times New Roman" w:hAnsi="Times New Roman" w:eastAsia="Times New Roman"/>
+          <w:i/>
+          <w:sz w:val="24"/>
+        </w:rPr>
+        <w:t xml:space="preserve">TNLG_i</w:t>
+      </w:r>
+      <w:r>
+        <w:rPr>
+          <w:iCs/>
+          <w:rFonts w:ascii="Times New Roman" w:hAnsi="Times New Roman" w:eastAsia="Times New Roman"/>
+          <w:i/>
+          <w:sz w:val="24"/>
+        </w:rPr>
+        <w:t xml:space="preserve">)+</w:t>
+      </w:r>
+      <w:r>
+        <w:rPr>
+          <w:rFonts w:ascii="Times New Roman" w:hAnsi="Times New Roman" w:eastAsia="Times New Roman"/>
+          <w:sz w:val="24"/>
+        </w:rPr>
+        <w:t xml:space="preserve">{it}.</w:t>
+      </w:r>
+      <w:r>
+        <w:rPr>
+          <w:rFonts w:ascii="Times New Roman" w:hAnsi="Times New Roman" w:eastAsia="Times New Roman"/>
+          <w:sz w:val="24"/>
+        </w:rPr>
+        <w:t xml:space="preserve"> </w:t>
+      </w:r>
+      <w:r>
+        <w:rPr>
+          <w:rFonts w:ascii="Times New Roman" w:hAnsi="Times New Roman" w:eastAsia="Times New Roman"/>
+          <w:sz w:val="24"/>
+        </w:rPr>
+        <w:t xml:space="preserve">]</w:t>
       </w:r>
     </w:p>
     <w:p>
@@ -1608,7 +1696,301 @@
           <w:rFonts w:ascii="Times New Roman" w:hAnsi="Times New Roman" w:eastAsia="Times New Roman"/>
           <w:sz w:val="24"/>
         </w:rPr>
-        <w:t xml:space="preserve">Currency values are converted at market exchange rates and remain nominal. The bilateral percentage changes can therefore reflect exchange rates, inflation and changing prices as well as quantities. Indexed figures improve visual comparison across corridors of different size, but they do not remove those influences. For that reason, levels and percentage changes are shown together in Table 1.</w:t>
+        <w:t xml:space="preserve">Standard errors are clustered by importer after an iterative within transformation. (t_0=2023) is reported; (t_0=2024) matches the year BaTIS still covers after the NLG jump. The India-only panel contains 119 importer-year observations. The pooled Mode-1 robustness model adds partner fixed effects and has 357 observations.</w:t>
+      </w:r>
+    </w:p>
+    <w:p>
+      <w:pPr>
+        <w:pStyle w:val="BodyText"/>
+        <w:spacing w:line="480" w:lineRule="auto" w:after="0"/>
+        <w:ind w:firstLine="720"/>
+      </w:pPr>
+      <w:r>
+        <w:rPr>
+          <w:rFonts w:ascii="Times New Roman" w:hAnsi="Times New Roman" w:eastAsia="Times New Roman"/>
+          <w:sz w:val="24"/>
+        </w:rPr>
+        <w:t xml:space="preserve">Comparisons replace Indian SJ3 with Indian SI, Chinese SE or Chinese SJ3, or replace ΔTNLG-M with generic any-AI and other technology measures. Event studies interact year dummies with ΔTNLG, omitting 2022.</w:t>
+      </w:r>
+    </w:p>
+    <w:p>
+      <w:pPr>
+        <w:pStyle w:val="BodyText"/>
+        <w:spacing w:line="480" w:lineRule="auto" w:after="0"/>
+        <w:ind w:firstLine="720"/>
+      </w:pPr>
+      <w:r>
+        <w:rPr>
+          <w:rFonts w:ascii="Times New Roman" w:hAnsi="Times New Roman" w:eastAsia="Times New Roman"/>
+          <w:sz w:val="24"/>
+        </w:rPr>
+        <w:t xml:space="preserve">The UK–India and UK–China bilateral section does not use this equation. It reports levels, 2019–24 percentage changes and indexed time paths. This separation is necessary because none of the available datasets supplies a comparable enterprise NLG shock for all three countries.</w:t>
+      </w:r>
+    </w:p>
+    <w:bookmarkEnd w:id="36"/>
+    <w:bookmarkStart w:id="37" w:name="industry-economy-equation"/>
+    <w:p>
+      <w:pPr>
+        <w:pStyle w:val="Heading3"/>
+        <w:spacing w:line="480" w:lineRule="auto"/>
+        <w:ind w:firstLine="0"/>
+      </w:pPr>
+      <w:r>
+        <w:rPr>
+          <w:rFonts w:ascii="Times New Roman" w:hAnsi="Times New Roman" w:eastAsia="Times New Roman"/>
+          <w:b/>
+          <w:sz w:val="24"/>
+        </w:rPr>
+        <w:t xml:space="preserve">4.2 Industry-economy equation</w:t>
+      </w:r>
+    </w:p>
+    <w:p>
+      <w:pPr>
+        <w:pStyle w:val="FirstParagraph"/>
+        <w:spacing w:line="480" w:lineRule="auto" w:after="0"/>
+        <w:ind w:firstLine="720"/>
+      </w:pPr>
+      <w:r>
+        <w:rPr>
+          <w:rFonts w:ascii="Times New Roman" w:hAnsi="Times New Roman" w:eastAsia="Times New Roman"/>
+          <w:sz w:val="24"/>
+        </w:rPr>
+        <w:t xml:space="preserve">[</w:t>
+      </w:r>
+      <w:r>
+        <w:rPr>
+          <w:rFonts w:ascii="Times New Roman" w:hAnsi="Times New Roman" w:eastAsia="Times New Roman"/>
+          <w:sz w:val="24"/>
+        </w:rPr>
+        <w:t xml:space="preserve"> </w:t>
+      </w:r>
+      <w:r>
+        <w:rPr>
+          <w:rFonts w:ascii="Times New Roman" w:hAnsi="Times New Roman" w:eastAsia="Times New Roman"/>
+          <w:sz w:val="24"/>
+        </w:rPr>
+        <w:t xml:space="preserve">Y^{M71}_{it}=</w:t>
+      </w:r>
+      <w:r>
+        <w:rPr>
+          <w:rFonts w:ascii="Times New Roman" w:hAnsi="Times New Roman" w:eastAsia="Times New Roman"/>
+          <w:sz w:val="24"/>
+        </w:rPr>
+        <w:t xml:space="preserve">_i+</w:t>
+      </w:r>
+      <w:r>
+        <w:rPr>
+          <w:iCs/>
+          <w:rFonts w:ascii="Times New Roman" w:hAnsi="Times New Roman" w:eastAsia="Times New Roman"/>
+          <w:i/>
+          <w:sz w:val="24"/>
+        </w:rPr>
+        <w:t xml:space="preserve">t+</w:t>
+      </w:r>
+      <w:r>
+        <w:rPr>
+          <w:iCs/>
+          <w:rFonts w:ascii="Times New Roman" w:hAnsi="Times New Roman" w:eastAsia="Times New Roman"/>
+          <w:i/>
+          <w:sz w:val="24"/>
+        </w:rPr>
+        <w:t xml:space="preserve">(</w:t>
+      </w:r>
+      <w:r>
+        <w:rPr>
+          <w:iCs/>
+          <w:rFonts w:ascii="Times New Roman" w:hAnsi="Times New Roman" w:eastAsia="Times New Roman"/>
+          <w:i/>
+          <w:sz w:val="24"/>
+        </w:rPr>
+        <w:t xml:space="preserve">[t</w:t>
+      </w:r>
+      <w:r>
+        <w:rPr>
+          <w:iCs/>
+          <w:rFonts w:ascii="Times New Roman" w:hAnsi="Times New Roman" w:eastAsia="Times New Roman"/>
+          <w:i/>
+          <w:sz w:val="24"/>
+        </w:rPr>
+        <w:t xml:space="preserve">]</w:t>
+      </w:r>
+      <w:r>
+        <w:rPr>
+          <w:iCs/>
+          <w:rFonts w:ascii="Times New Roman" w:hAnsi="Times New Roman" w:eastAsia="Times New Roman"/>
+          <w:i/>
+          <w:sz w:val="24"/>
+        </w:rPr>
+        <w:t xml:space="preserve">TNLG_i</w:t>
+      </w:r>
+      <w:r>
+        <w:rPr>
+          <w:iCs/>
+          <w:rFonts w:ascii="Times New Roman" w:hAnsi="Times New Roman" w:eastAsia="Times New Roman"/>
+          <w:i/>
+          <w:sz w:val="24"/>
+        </w:rPr>
+        <w:t xml:space="preserve">)+u</w:t>
+      </w:r>
+      <w:r>
+        <w:rPr>
+          <w:rFonts w:ascii="Times New Roman" w:hAnsi="Times New Roman" w:eastAsia="Times New Roman"/>
+          <w:sz w:val="24"/>
+        </w:rPr>
+        <w:t xml:space="preserve">{it},</w:t>
+      </w:r>
+      <w:r>
+        <w:rPr>
+          <w:rFonts w:ascii="Times New Roman" w:hAnsi="Times New Roman" w:eastAsia="Times New Roman"/>
+          <w:sz w:val="24"/>
+        </w:rPr>
+        <w:t xml:space="preserve"> </w:t>
+      </w:r>
+      <w:r>
+        <w:rPr>
+          <w:rFonts w:ascii="Times New Roman" w:hAnsi="Times New Roman" w:eastAsia="Times New Roman"/>
+          <w:sz w:val="24"/>
+        </w:rPr>
+        <w:t xml:space="preserve">]</w:t>
+      </w:r>
+    </w:p>
+    <w:p>
+      <w:pPr>
+        <w:pStyle w:val="BodyText"/>
+        <w:spacing w:line="480" w:lineRule="auto" w:after="0"/>
+        <w:ind w:firstLine="720"/>
+      </w:pPr>
+      <w:r>
+        <w:rPr>
+          <w:rFonts w:ascii="Times New Roman" w:hAnsi="Times New Roman" w:eastAsia="Times New Roman"/>
+          <w:sz w:val="24"/>
+        </w:rPr>
+        <w:t xml:space="preserve">(Y</w:t>
+      </w:r>
+      <w:r>
+        <w:rPr>
+          <w:rFonts w:ascii="Times New Roman" w:hAnsi="Times New Roman" w:eastAsia="Times New Roman"/>
+          <w:sz w:val="24"/>
+        </w:rPr>
+        <w:t xml:space="preserve"> </w:t>
+      </w:r>
+      <w:r>
+        <w:rPr>
+          <w:rFonts w:ascii="Times New Roman" w:hAnsi="Times New Roman" w:eastAsia="Times New Roman"/>
+          <w:sz w:val="24"/>
+        </w:rPr>
+        <w:t xml:space="preserve">{</w:t>
+      </w:r>
+      <w:r>
+        <w:rPr>
+          <w:rFonts w:ascii="Times New Roman" w:hAnsi="Times New Roman" w:eastAsia="Times New Roman"/>
+          <w:sz w:val="24"/>
+        </w:rPr>
+        <w:t xml:space="preserve">}), SBS 2021–2024, 17 countries ((N=68)). Construction F and all-professional M are placebos. National-accounts GVA/D1/P1 use post-2023 because those series largely end in 2023.</w:t>
+      </w:r>
+    </w:p>
+    <w:bookmarkEnd w:id="37"/>
+    <w:bookmarkStart w:id="38" w:name="what-is-not-identified"/>
+    <w:p>
+      <w:pPr>
+        <w:pStyle w:val="Heading3"/>
+        <w:spacing w:line="480" w:lineRule="auto"/>
+        <w:ind w:firstLine="0"/>
+      </w:pPr>
+      <w:r>
+        <w:rPr>
+          <w:rFonts w:ascii="Times New Roman" w:hAnsi="Times New Roman" w:eastAsia="Times New Roman"/>
+          <w:b/>
+          <w:sz w:val="24"/>
+        </w:rPr>
+        <w:t xml:space="preserve">4.3 What is not identified</w:t>
+      </w:r>
+    </w:p>
+    <w:p>
+      <w:pPr>
+        <w:pStyle w:val="FirstParagraph"/>
+        <w:spacing w:line="480" w:lineRule="auto" w:after="0"/>
+        <w:ind w:firstLine="720"/>
+      </w:pPr>
+      <w:r>
+        <w:rPr>
+          <w:rFonts w:ascii="Times New Roman" w:hAnsi="Times New Roman" w:eastAsia="Times New Roman"/>
+          <w:sz w:val="24"/>
+        </w:rPr>
+        <w:t xml:space="preserve">The bilateral comparisons do not identify an AI effect on UK–India or UK–China trade. They show how service composition changed over the period covered by the NLG shock. The panel estimates are stronger because treatment is measured consistently, but they remain short-window associations. Neither design identifies bilateral civil-engineer employment, firm-level subcontracting or GDP effects. Table 6 records this claim boundary in compact form.</w:t>
+      </w:r>
+    </w:p>
+    <w:bookmarkEnd w:id="38"/>
+    <w:bookmarkStart w:id="39" w:name="interpreting-the-two-empirical-layers"/>
+    <w:p>
+      <w:pPr>
+        <w:pStyle w:val="Heading3"/>
+        <w:spacing w:line="480" w:lineRule="auto"/>
+        <w:ind w:firstLine="0"/>
+      </w:pPr>
+      <w:r>
+        <w:rPr>
+          <w:rFonts w:ascii="Times New Roman" w:hAnsi="Times New Roman" w:eastAsia="Times New Roman"/>
+          <w:b/>
+          <w:sz w:val="24"/>
+        </w:rPr>
+        <w:t xml:space="preserve">4.4 Interpreting the two empirical layers</w:t>
+      </w:r>
+    </w:p>
+    <w:p>
+      <w:pPr>
+        <w:pStyle w:val="FirstParagraph"/>
+        <w:spacing w:line="480" w:lineRule="auto" w:after="0"/>
+        <w:ind w:firstLine="720"/>
+      </w:pPr>
+      <w:r>
+        <w:rPr>
+          <w:rFonts w:ascii="Times New Roman" w:hAnsi="Times New Roman" w:eastAsia="Times New Roman"/>
+          <w:sz w:val="24"/>
+        </w:rPr>
+        <w:t xml:space="preserve">The descriptive and panel evidence answer related but distinct questions. For each bilateral flow, the paper calculates the change between 2019 and 2024 and plots an index normalised to 100 in 2019. This window avoids presenting the pandemic year as the sole baseline and covers the last pre-generative period through the latest BaTIS observation. It is long enough to reveal scale and composition, but too long to assign the entire change to a technology introduced near the end of the interval.</w:t>
+      </w:r>
+    </w:p>
+    <w:p>
+      <w:pPr>
+        <w:pStyle w:val="BodyText"/>
+        <w:spacing w:line="480" w:lineRule="auto" w:after="0"/>
+        <w:ind w:firstLine="720"/>
+      </w:pPr>
+      <w:r>
+        <w:rPr>
+          <w:rFonts w:ascii="Times New Roman" w:hAnsi="Times New Roman" w:eastAsia="Times New Roman"/>
+          <w:sz w:val="24"/>
+        </w:rPr>
+        <w:t xml:space="preserve">The panel uses a sharper treatment window. Each importer’s NLG intensity is its 2024 professional-service adoption rate minus its 2023 rate. Interacting this intensity with the post indicator asks whether imports or M71 outcomes changed more in economies with a larger adoption jump. Importer fixed effects absorb stable differences such as size, language and geography. Year fixed effects absorb common shocks. They do not absorb a country-specific demand shock that both encouraged NLG adoption and increased imports from India.</w:t>
+      </w:r>
+    </w:p>
+    <w:p>
+      <w:pPr>
+        <w:pStyle w:val="BodyText"/>
+        <w:spacing w:line="480" w:lineRule="auto" w:after="0"/>
+        <w:ind w:firstLine="720"/>
+      </w:pPr>
+      <w:r>
+        <w:rPr>
+          <w:rFonts w:ascii="Times New Roman" w:hAnsi="Times New Roman" w:eastAsia="Times New Roman"/>
+          <w:sz w:val="24"/>
+        </w:rPr>
+        <w:t xml:space="preserve">The event study is informative but not decisive. Coefficients before 2022 are statistically quiet for TNLG, unlike the generic any-AI measure, yet the post period consists of only 2023 and 2024 for trade and only 2024 for complete SBS outcomes. The number of importer clusters is also small. Statistical significance is therefore reported without treating conventional thresholds as proof of a causal mechanism.</w:t>
+      </w:r>
+    </w:p>
+    <w:p>
+      <w:pPr>
+        <w:pStyle w:val="BodyText"/>
+        <w:spacing w:line="480" w:lineRule="auto" w:after="0"/>
+        <w:ind w:firstLine="720"/>
+      </w:pPr>
+      <w:r>
+        <w:rPr>
+          <w:rFonts w:ascii="Times New Roman" w:hAnsi="Times New Roman" w:eastAsia="Times New Roman"/>
+          <w:sz w:val="24"/>
+        </w:rPr>
+        <w:t xml:space="preserve">The comparison outcomes address different alternatives. Indian computer services test whether all Indian digital exports respond in the same way. Chinese SJ3 tests whether the result is common to suppliers, and Chinese construction services test the project-delivery margin. NACE F construction checks whether the domestic M71 estimate merely reflects a broad construction cycle. These comparisons narrow the interpretation, although none provides a perfect counterfactual.</w:t>
       </w:r>
     </w:p>
     <w:p>
@@ -1622,9 +2004,9 @@
         </w:pict>
       </w:r>
     </w:p>
-    <w:bookmarkEnd w:id="34"/>
-    <w:bookmarkEnd w:id="35"/>
-    <w:bookmarkStart w:id="40" w:name="empirical-design"/>
+    <w:bookmarkEnd w:id="39"/>
+    <w:bookmarkEnd w:id="40"/>
+    <w:bookmarkStart w:id="47" w:name="results"/>
     <w:p>
       <w:pPr>
         <w:pStyle w:val="Heading2"/>
@@ -1637,10 +2019,10 @@
           <w:b/>
           <w:sz w:val="24"/>
         </w:rPr>
-        <w:t xml:space="preserve">4. Empirical design</w:t>
-      </w:r>
-    </w:p>
-    <w:bookmarkStart w:id="36" w:name="trade-equation"/>
+        <w:t xml:space="preserve">5. Results</w:t>
+      </w:r>
+    </w:p>
+    <w:bookmarkStart w:id="41" w:name="X8228d7849e047ca85d40660cfc044a4a8ef1ddf"/>
     <w:p>
       <w:pPr>
         <w:pStyle w:val="Heading3"/>
@@ -1653,7 +2035,7 @@
           <w:b/>
           <w:sz w:val="24"/>
         </w:rPr>
-        <w:t xml:space="preserve">4.1 Trade equation</w:t>
+        <w:t xml:space="preserve">5.1 The UK–China relationship (Figures 1–2, Table 1)</w:t>
       </w:r>
     </w:p>
     <w:p>
@@ -1667,14 +2049,7 @@
           <w:rFonts w:ascii="Times New Roman" w:hAnsi="Times New Roman" w:eastAsia="Times New Roman"/>
           <w:sz w:val="24"/>
         </w:rPr>
-        <w:t xml:space="preserve">For EU importers (i), the preferred India specification for (t = 2018,</w:t>
-      </w:r>
-      <w:r>
-        <w:rPr>
-          <w:rFonts w:ascii="Times New Roman" w:hAnsi="Times New Roman" w:eastAsia="Times New Roman"/>
-          <w:sz w:val="24"/>
-        </w:rPr>
-        <w:t xml:space="preserve">,2024) is:</w:t>
+        <w:t xml:space="preserve">The UK–China relationship expanded in both directions, but its composition does not point to a single civil-engineering channel. UK imports of Chinese SJ3 increased from USD 775.5 million in 2019 to USD 1.55 billion in 2024, a rise of 99.3%. Chinese imports of UK SJ3 rose from USD 739.0 million to USD 954.6 million, or 29.2%.</w:t>
       </w:r>
     </w:p>
     <w:p>
@@ -1688,103 +2063,38 @@
           <w:rFonts w:ascii="Times New Roman" w:hAnsi="Times New Roman" w:eastAsia="Times New Roman"/>
           <w:sz w:val="24"/>
         </w:rPr>
-        <w:t xml:space="preserve">[</w:t>
-      </w:r>
-      <w:r>
-        <w:rPr>
-          <w:rFonts w:ascii="Times New Roman" w:hAnsi="Times New Roman" w:eastAsia="Times New Roman"/>
-          <w:sz w:val="24"/>
-        </w:rPr>
-        <w:t xml:space="preserve"> </w:t>
-      </w:r>
-      <w:r>
-        <w:rPr>
-          <w:rFonts w:ascii="Times New Roman" w:hAnsi="Times New Roman" w:eastAsia="Times New Roman"/>
-          <w:sz w:val="24"/>
-        </w:rPr>
-        <w:t xml:space="preserve">M^{SJ3,IND}_{it}=</w:t>
-      </w:r>
-      <w:r>
-        <w:rPr>
-          <w:rFonts w:ascii="Times New Roman" w:hAnsi="Times New Roman" w:eastAsia="Times New Roman"/>
-          <w:sz w:val="24"/>
-        </w:rPr>
-        <w:t xml:space="preserve">_i+</w:t>
-      </w:r>
-      <w:r>
-        <w:rPr>
-          <w:iCs/>
-          <w:rFonts w:ascii="Times New Roman" w:hAnsi="Times New Roman" w:eastAsia="Times New Roman"/>
-          <w:i/>
-          <w:sz w:val="24"/>
-        </w:rPr>
-        <w:t xml:space="preserve">t+</w:t>
-      </w:r>
-      <w:r>
-        <w:rPr>
-          <w:iCs/>
-          <w:rFonts w:ascii="Times New Roman" w:hAnsi="Times New Roman" w:eastAsia="Times New Roman"/>
-          <w:i/>
-          <w:sz w:val="24"/>
-        </w:rPr>
-        <w:t xml:space="preserve">(</w:t>
-      </w:r>
-      <w:r>
-        <w:rPr>
-          <w:iCs/>
-          <w:rFonts w:ascii="Times New Roman" w:hAnsi="Times New Roman" w:eastAsia="Times New Roman"/>
-          <w:i/>
-          <w:sz w:val="24"/>
-        </w:rPr>
-        <w:t xml:space="preserve">[t</w:t>
-      </w:r>
-      <w:r>
-        <w:rPr>
-          <w:iCs/>
-          <w:rFonts w:ascii="Times New Roman" w:hAnsi="Times New Roman" w:eastAsia="Times New Roman"/>
-          <w:i/>
-          <w:sz w:val="24"/>
-        </w:rPr>
-        <w:t xml:space="preserve">t_0]</w:t>
-      </w:r>
-      <w:r>
-        <w:rPr>
-          <w:iCs/>
-          <w:rFonts w:ascii="Times New Roman" w:hAnsi="Times New Roman" w:eastAsia="Times New Roman"/>
-          <w:i/>
-          <w:sz w:val="24"/>
-        </w:rPr>
-        <w:t xml:space="preserve">TNLG_i</w:t>
-      </w:r>
-      <w:r>
-        <w:rPr>
-          <w:iCs/>
-          <w:rFonts w:ascii="Times New Roman" w:hAnsi="Times New Roman" w:eastAsia="Times New Roman"/>
-          <w:i/>
-          <w:sz w:val="24"/>
-        </w:rPr>
-        <w:t xml:space="preserve">)+</w:t>
-      </w:r>
-      <w:r>
-        <w:rPr>
-          <w:rFonts w:ascii="Times New Roman" w:hAnsi="Times New Roman" w:eastAsia="Times New Roman"/>
-          <w:sz w:val="24"/>
-        </w:rPr>
-        <w:t xml:space="preserve">{it}.</w:t>
-      </w:r>
-      <w:r>
-        <w:rPr>
-          <w:rFonts w:ascii="Times New Roman" w:hAnsi="Times New Roman" w:eastAsia="Times New Roman"/>
-          <w:sz w:val="24"/>
-        </w:rPr>
-        <w:t xml:space="preserve"> </w:t>
-      </w:r>
-      <w:r>
-        <w:rPr>
-          <w:rFonts w:ascii="Times New Roman" w:hAnsi="Times New Roman" w:eastAsia="Times New Roman"/>
-          <w:sz w:val="24"/>
-        </w:rPr>
-        <w:t xml:space="preserve">]</w:t>
+        <w:t xml:space="preserve">Computer and information services increased 45.5% in the UK-from-China direction and 46.7% in the China-from-UK direction. Construction services grew by 51.7% and 29.2%, respectively, but remained much smaller than SJ3 and SI in value. The bilateral pattern is therefore led by broader professional and digital services rather than construction. SJ3 itself remains too broad to isolate architectural and engineering work.</w:t>
+      </w:r>
+    </w:p>
+    <w:bookmarkEnd w:id="41"/>
+    <w:bookmarkStart w:id="42" w:name="X2e582b2993908970948e4ac2bd0841e4599df64"/>
+    <w:p>
+      <w:pPr>
+        <w:pStyle w:val="Heading3"/>
+        <w:spacing w:line="480" w:lineRule="auto"/>
+        <w:ind w:firstLine="0"/>
+      </w:pPr>
+      <w:r>
+        <w:rPr>
+          <w:rFonts w:ascii="Times New Roman" w:hAnsi="Times New Roman" w:eastAsia="Times New Roman"/>
+          <w:b/>
+          <w:sz w:val="24"/>
+        </w:rPr>
+        <w:t xml:space="preserve">5.2 The UK–India relationship (Figures 1–2, Table 1)</w:t>
+      </w:r>
+    </w:p>
+    <w:p>
+      <w:pPr>
+        <w:pStyle w:val="FirstParagraph"/>
+        <w:spacing w:line="480" w:lineRule="auto" w:after="0"/>
+        <w:ind w:firstLine="720"/>
+      </w:pPr>
+      <w:r>
+        <w:rPr>
+          <w:rFonts w:ascii="Times New Roman" w:hAnsi="Times New Roman" w:eastAsia="Times New Roman"/>
+          <w:sz w:val="24"/>
+        </w:rPr>
+        <w:t xml:space="preserve">The UK–India relationship is larger and grew faster. UK imports of Indian SJ3 services increased from USD 2.19 billion in 2019 to USD 4.98 billion in 2024, a rise of 127.7%. In the reverse direction, Indian imports of UK SJ3 rose from USD 787.6 million to USD 1.55 billion, an increase of 97.3%. Both directions expanded, although the UK remained a substantial net importer in this category.</w:t>
       </w:r>
     </w:p>
     <w:p>
@@ -1798,7 +2108,7 @@
           <w:rFonts w:ascii="Times New Roman" w:hAnsi="Times New Roman" w:eastAsia="Times New Roman"/>
           <w:sz w:val="24"/>
         </w:rPr>
-        <w:t xml:space="preserve">Standard errors are clustered by importer after an iterative within transformation. (t_0=2023) is reported; (t_0=2024) matches the year BaTIS still covers after the NLG jump. The India-only panel contains 119 importer-year observations. The pooled Mode-1 robustness model adds partner fixed effects and has 357 observations.</w:t>
+        <w:t xml:space="preserve">Computer services followed a similar path: UK imports from India rose 113.2%, and Indian imports from the UK rose 81.8%. Construction services were far smaller in level terms but increased by 73.7% and 84.8%, respectively. Because the base values for construction were only about USD 40 million, percentage growth should not be compared with the multi-billion-dollar SJ3 and SI flows without considering scale.</w:t>
       </w:r>
     </w:p>
     <w:p>
@@ -1812,7 +2122,111 @@
           <w:rFonts w:ascii="Times New Roman" w:hAnsi="Times New Roman" w:eastAsia="Times New Roman"/>
           <w:sz w:val="24"/>
         </w:rPr>
-        <w:t xml:space="preserve">Comparisons replace Indian SJ3 with Indian SI, Chinese SE or Chinese SJ3, or replace ΔTNLG-M with generic any-AI and other technology measures. Event studies interact year dummies with ΔTNLG, omitting 2022.</w:t>
+        <w:t xml:space="preserve">The UK–India findings establish a strong descriptive change, not its cause. Brexit, post-pandemic demand, exchange rates, service-sector growth and sourcing decisions may all contribute. The UK is outside the Eurostat enterprise-adoption panel, so the bilateral series cannot be assigned the same NLG treatment used in the regressions.</w:t>
+      </w:r>
+    </w:p>
+    <w:bookmarkEnd w:id="42"/>
+    <w:bookmarkStart w:id="43" w:name="Xda52455fcc86697018a14a5627c5dbf2b6c19bd"/>
+    <w:p>
+      <w:pPr>
+        <w:pStyle w:val="Heading3"/>
+        <w:spacing w:line="480" w:lineRule="auto"/>
+        <w:ind w:firstLine="0"/>
+      </w:pPr>
+      <w:r>
+        <w:rPr>
+          <w:rFonts w:ascii="Times New Roman" w:hAnsi="Times New Roman" w:eastAsia="Times New Roman"/>
+          <w:b/>
+          <w:sz w:val="24"/>
+        </w:rPr>
+        <w:t xml:space="preserve">5.3 Generic any-AI is the wrong shock (Table 3)</w:t>
+      </w:r>
+    </w:p>
+    <w:p>
+      <w:pPr>
+        <w:pStyle w:val="FirstParagraph"/>
+        <w:spacing w:line="480" w:lineRule="auto" w:after="0"/>
+        <w:ind w:firstLine="720"/>
+      </w:pPr>
+      <w:r>
+        <w:rPr>
+          <w:rFonts w:ascii="Times New Roman" w:hAnsi="Times New Roman" w:eastAsia="Times New Roman"/>
+          <w:sz w:val="24"/>
+        </w:rPr>
+        <w:t xml:space="preserve">The generic any-AI measure produces little evidence of a trade relationship (Table 3). In the 16-member sample, the post-shock interaction between the change in NACE M</w:t>
+      </w:r>
+      <w:r>
+        <w:rPr>
+          <w:rFonts w:ascii="Times New Roman" w:hAnsi="Times New Roman" w:eastAsia="Times New Roman"/>
+          <w:sz w:val="24"/>
+        </w:rPr>
+        <w:t xml:space="preserve"> </w:t>
+      </w:r>
+      <w:r>
+        <w:rPr>
+          <w:rFonts w:ascii="Times New Roman" w:hAnsi="Times New Roman" w:eastAsia="Times New Roman"/>
+          <w:sz w:val="24"/>
+        </w:rPr>
+        <w:t xml:space="preserve">“</w:t>
+      </w:r>
+      <w:r>
+        <w:rPr>
+          <w:rFonts w:ascii="Times New Roman" w:hAnsi="Times New Roman" w:eastAsia="Times New Roman"/>
+          <w:sz w:val="24"/>
+        </w:rPr>
+        <w:t xml:space="preserve">any AI</w:t>
+      </w:r>
+      <w:r>
+        <w:rPr>
+          <w:rFonts w:ascii="Times New Roman" w:hAnsi="Times New Roman" w:eastAsia="Times New Roman"/>
+          <w:sz w:val="24"/>
+        </w:rPr>
+        <w:t xml:space="preserve">”</w:t>
+      </w:r>
+      <w:r>
+        <w:rPr>
+          <w:rFonts w:ascii="Times New Roman" w:hAnsi="Times New Roman" w:eastAsia="Times New Roman"/>
+          <w:sz w:val="24"/>
+        </w:rPr>
+        <w:t xml:space="preserve"> </w:t>
+      </w:r>
+      <w:r>
+        <w:rPr>
+          <w:rFonts w:ascii="Times New Roman" w:hAnsi="Times New Roman" w:eastAsia="Times New Roman"/>
+          <w:sz w:val="24"/>
+        </w:rPr>
+        <w:t xml:space="preserve">use and log SJ3 imports is 0.000 with a standard error of 0.006 ((N=336)). A positive estimate in a smaller eight-member sample disappears when coverage is expanded. The event study also shows a pre-existing difference in 2018 relative to 2022, which weakens any causal interpretation. These results explain why the analysis does not use a broad digital-maturity index as its principal shock. Natural-language generation has a clearer date and a closer connection to the written technical work at issue.</w:t>
+      </w:r>
+    </w:p>
+    <w:bookmarkEnd w:id="43"/>
+    <w:bookmarkStart w:id="44" w:name="Xd0e7e9c25b73ffa0e2c21fd62bbd6e2bb5ee442"/>
+    <w:p>
+      <w:pPr>
+        <w:pStyle w:val="Heading3"/>
+        <w:spacing w:line="480" w:lineRule="auto"/>
+        <w:ind w:firstLine="0"/>
+      </w:pPr>
+      <w:r>
+        <w:rPr>
+          <w:rFonts w:ascii="Times New Roman" w:hAnsi="Times New Roman" w:eastAsia="Times New Roman"/>
+          <w:b/>
+          <w:sz w:val="24"/>
+        </w:rPr>
+        <w:t xml:space="preserve">5.4 Preferred shock and Indian SJ3 (Figures 3–4, Tables 2–3)</w:t>
+      </w:r>
+    </w:p>
+    <w:p>
+      <w:pPr>
+        <w:pStyle w:val="FirstParagraph"/>
+        <w:spacing w:line="480" w:lineRule="auto" w:after="0"/>
+        <w:ind w:firstLine="720"/>
+      </w:pPr>
+      <w:r>
+        <w:rPr>
+          <w:rFonts w:ascii="Times New Roman" w:hAnsi="Times New Roman" w:eastAsia="Times New Roman"/>
+          <w:sz w:val="24"/>
+        </w:rPr>
+        <w:t xml:space="preserve">NLG use in professional services rose sharply between 2023 and 2024, although the size of the change differed substantially across EU members (Figure 3). This cross-sectional variation identifies the preferred specification. In the pooled Mode-1 panel, the interaction for 2024 is 0.007 with a standard error of 0.003. When the sample is restricted to India, the estimate rises to 0.021 (0.008). The cross-sectional regression for the 2022–24 change in Indian SJ3 imports gives a similar positive relationship (Figure 4). Estimates for the earlier pre-period years are not statistically distinguishable from zero, although the very short post-period still calls for restraint.</w:t>
       </w:r>
     </w:p>
     <w:p>
@@ -1826,11 +2240,25 @@
           <w:rFonts w:ascii="Times New Roman" w:hAnsi="Times New Roman" w:eastAsia="Times New Roman"/>
           <w:sz w:val="24"/>
         </w:rPr>
-        <w:t xml:space="preserve">The UK–India and UK–China bilateral section does not use this equation. It reports levels, 2019–24 percentage changes and indexed time paths. This separation is necessary because none of the available datasets supplies a comparable enterprise NLG shock for all three countries.</w:t>
-      </w:r>
-    </w:p>
-    <w:bookmarkEnd w:id="36"/>
-    <w:bookmarkStart w:id="37" w:name="industry-economy-equation"/>
+        <w:t xml:space="preserve">The comparison specifications make the interpretation more precise. The association is not reproduced for the other exporters in the pooled sample. It is also absent for computer services, Chinese SJ3, Chinese construction services, R&amp;D and consulting. In a direct comparison with enterprise use of machine learning, the NLG interaction remains positive while the machine-learning interaction is negative. Measures for text mining and image recognition are not significant.</w:t>
+      </w:r>
+    </w:p>
+    <w:p>
+      <w:pPr>
+        <w:pStyle w:val="BodyText"/>
+        <w:spacing w:line="480" w:lineRule="auto" w:after="0"/>
+        <w:ind w:firstLine="720"/>
+      </w:pPr>
+      <w:r>
+        <w:rPr>
+          <w:rFonts w:ascii="Times New Roman" w:hAnsi="Times New Roman" w:eastAsia="Times New Roman"/>
+          <w:sz w:val="24"/>
+        </w:rPr>
+        <w:t xml:space="preserve">Sector-level adoption measures are less discriminating. NLG changes in ICT, manufacturing and administrative services also predict SJ3 imports, while NLG use within construction does not. Thus the treatment should be understood as a national generative-AI wave observed through professional-service adoption, not as an M71-specific intervention. Within that wave, India is the corridor that carries the positive Mode-1 relationship. This is consistent with the trade-in-tasks mechanism described by Grossman and Rossi-Hansberg (2008) and Baldwin (2019), but it does not establish that every remotely supplied service or every exporting economy responded in the same way.</w:t>
+      </w:r>
+    </w:p>
+    <w:bookmarkEnd w:id="44"/>
+    <w:bookmarkStart w:id="45" w:name="X736d2fa274dd0bb5442f2b0fd2aeb0b4fa194bf"/>
     <w:p>
       <w:pPr>
         <w:pStyle w:val="Heading3"/>
@@ -1843,7 +2271,7 @@
           <w:b/>
           <w:sz w:val="24"/>
         </w:rPr>
-        <w:t xml:space="preserve">4.2 Industry-economy equation</w:t>
+        <w:t xml:space="preserve">5.5 Domestic M71 industry economy (Figure 5, Table 4)</w:t>
       </w:r>
     </w:p>
     <w:p>
@@ -1857,103 +2285,7 @@
           <w:rFonts w:ascii="Times New Roman" w:hAnsi="Times New Roman" w:eastAsia="Times New Roman"/>
           <w:sz w:val="24"/>
         </w:rPr>
-        <w:t xml:space="preserve">[</w:t>
-      </w:r>
-      <w:r>
-        <w:rPr>
-          <w:rFonts w:ascii="Times New Roman" w:hAnsi="Times New Roman" w:eastAsia="Times New Roman"/>
-          <w:sz w:val="24"/>
-        </w:rPr>
-        <w:t xml:space="preserve"> </w:t>
-      </w:r>
-      <w:r>
-        <w:rPr>
-          <w:rFonts w:ascii="Times New Roman" w:hAnsi="Times New Roman" w:eastAsia="Times New Roman"/>
-          <w:sz w:val="24"/>
-        </w:rPr>
-        <w:t xml:space="preserve">Y^{M71}_{it}=</w:t>
-      </w:r>
-      <w:r>
-        <w:rPr>
-          <w:rFonts w:ascii="Times New Roman" w:hAnsi="Times New Roman" w:eastAsia="Times New Roman"/>
-          <w:sz w:val="24"/>
-        </w:rPr>
-        <w:t xml:space="preserve">_i+</w:t>
-      </w:r>
-      <w:r>
-        <w:rPr>
-          <w:iCs/>
-          <w:rFonts w:ascii="Times New Roman" w:hAnsi="Times New Roman" w:eastAsia="Times New Roman"/>
-          <w:i/>
-          <w:sz w:val="24"/>
-        </w:rPr>
-        <w:t xml:space="preserve">t+</w:t>
-      </w:r>
-      <w:r>
-        <w:rPr>
-          <w:iCs/>
-          <w:rFonts w:ascii="Times New Roman" w:hAnsi="Times New Roman" w:eastAsia="Times New Roman"/>
-          <w:i/>
-          <w:sz w:val="24"/>
-        </w:rPr>
-        <w:t xml:space="preserve">(</w:t>
-      </w:r>
-      <w:r>
-        <w:rPr>
-          <w:iCs/>
-          <w:rFonts w:ascii="Times New Roman" w:hAnsi="Times New Roman" w:eastAsia="Times New Roman"/>
-          <w:i/>
-          <w:sz w:val="24"/>
-        </w:rPr>
-        <w:t xml:space="preserve">[t</w:t>
-      </w:r>
-      <w:r>
-        <w:rPr>
-          <w:iCs/>
-          <w:rFonts w:ascii="Times New Roman" w:hAnsi="Times New Roman" w:eastAsia="Times New Roman"/>
-          <w:i/>
-          <w:sz w:val="24"/>
-        </w:rPr>
-        <w:t xml:space="preserve">]</w:t>
-      </w:r>
-      <w:r>
-        <w:rPr>
-          <w:iCs/>
-          <w:rFonts w:ascii="Times New Roman" w:hAnsi="Times New Roman" w:eastAsia="Times New Roman"/>
-          <w:i/>
-          <w:sz w:val="24"/>
-        </w:rPr>
-        <w:t xml:space="preserve">TNLG_i</w:t>
-      </w:r>
-      <w:r>
-        <w:rPr>
-          <w:iCs/>
-          <w:rFonts w:ascii="Times New Roman" w:hAnsi="Times New Roman" w:eastAsia="Times New Roman"/>
-          <w:i/>
-          <w:sz w:val="24"/>
-        </w:rPr>
-        <w:t xml:space="preserve">)+u</w:t>
-      </w:r>
-      <w:r>
-        <w:rPr>
-          <w:rFonts w:ascii="Times New Roman" w:hAnsi="Times New Roman" w:eastAsia="Times New Roman"/>
-          <w:sz w:val="24"/>
-        </w:rPr>
-        <w:t xml:space="preserve">{it},</w:t>
-      </w:r>
-      <w:r>
-        <w:rPr>
-          <w:rFonts w:ascii="Times New Roman" w:hAnsi="Times New Roman" w:eastAsia="Times New Roman"/>
-          <w:sz w:val="24"/>
-        </w:rPr>
-        <w:t xml:space="preserve"> </w:t>
-      </w:r>
-      <w:r>
-        <w:rPr>
-          <w:rFonts w:ascii="Times New Roman" w:hAnsi="Times New Roman" w:eastAsia="Times New Roman"/>
-          <w:sz w:val="24"/>
-        </w:rPr>
-        <w:t xml:space="preserve">]</w:t>
+        <w:t xml:space="preserve">Nominal M71 turnover increased in nearly every member between 2021 and 2024 (Figure 5). That common recovery, which also includes inflation, should not be attributed to generative AI. The fixed-effects model asks the narrower question of whether turnover grew differently in countries where NLG adoption rose more (Table 4).</w:t>
       </w:r>
     </w:p>
     <w:p>
@@ -1967,32 +2299,25 @@
           <w:rFonts w:ascii="Times New Roman" w:hAnsi="Times New Roman" w:eastAsia="Times New Roman"/>
           <w:sz w:val="24"/>
         </w:rPr>
-        <w:t xml:space="preserve">(Y</w:t>
-      </w:r>
-      <w:r>
-        <w:rPr>
-          <w:rFonts w:ascii="Times New Roman" w:hAnsi="Times New Roman" w:eastAsia="Times New Roman"/>
-          <w:sz w:val="24"/>
-        </w:rPr>
-        <w:t xml:space="preserve"> </w:t>
-      </w:r>
-      <w:r>
-        <w:rPr>
-          <w:rFonts w:ascii="Times New Roman" w:hAnsi="Times New Roman" w:eastAsia="Times New Roman"/>
-          <w:sz w:val="24"/>
-        </w:rPr>
-        <w:t xml:space="preserve">{</w:t>
-      </w:r>
-      <w:r>
-        <w:rPr>
-          <w:rFonts w:ascii="Times New Roman" w:hAnsi="Times New Roman" w:eastAsia="Times New Roman"/>
-          <w:sz w:val="24"/>
-        </w:rPr>
-        <w:t xml:space="preserve">}), SBS 2021–2024, 17 countries ((N=68)). Construction F and all-professional M are placebos. National-accounts GVA/D1/P1 use post-2023 because those series largely end in 2023.</w:t>
-      </w:r>
-    </w:p>
-    <w:bookmarkEnd w:id="37"/>
-    <w:bookmarkStart w:id="38" w:name="what-is-not-identified"/>
+        <w:t xml:space="preserve">The estimate for log M71 turnover is −0.007 with a standard error of 0.003 ((N=68)). The corresponding estimates are −0.009 for wages, −0.006 for value added and effectively zero for employment. The combination matters more than any single coefficient. Firms in higher-adoption economies did not shed more workers, but their billed output and labour costs grew more slowly in the first observed post-shock year. One possible explanation is that assistance with drawings and documents reduced billable hours without immediately changing staffing. Price changes, demand composition and broader macroeconomic conditions are equally possible, and the present data cannot distinguish among them.</w:t>
+      </w:r>
+    </w:p>
+    <w:p>
+      <w:pPr>
+        <w:pStyle w:val="BodyText"/>
+        <w:spacing w:line="480" w:lineRule="auto" w:after="0"/>
+        <w:ind w:firstLine="720"/>
+      </w:pPr>
+      <w:r>
+        <w:rPr>
+          <w:rFonts w:ascii="Times New Roman" w:hAnsi="Times New Roman" w:eastAsia="Times New Roman"/>
+          <w:sz w:val="24"/>
+        </w:rPr>
+        <w:t xml:space="preserve">The construction comparison cautions against treating the result as unique to engineering consultancies. Construction turnover has an estimate of −0.010, while turnover across all professional services has an estimate of −0.005. National-accounts compensation and output, which mostly end in 2023, show a similar direction. The domestic evidence is therefore best described as a relative slowdown in nominal activity among higher-NLG economies, not as proof that AI damaged M71 firms.</w:t>
+      </w:r>
+    </w:p>
+    <w:bookmarkEnd w:id="45"/>
+    <w:bookmarkStart w:id="46" w:name="Xf6335cbef6cd4ec692bcd5cb7de1a6bb271a968"/>
     <w:p>
       <w:pPr>
         <w:pStyle w:val="Heading3"/>
@@ -2005,7 +2330,7 @@
           <w:b/>
           <w:sz w:val="24"/>
         </w:rPr>
-        <w:t xml:space="preserve">4.3 What is not identified</w:t>
+        <w:t xml:space="preserve">5.6 India and China in the importer panel (Tables 3 and 5)</w:t>
       </w:r>
     </w:p>
     <w:p>
@@ -2019,14 +2344,40 @@
           <w:rFonts w:ascii="Times New Roman" w:hAnsi="Times New Roman" w:eastAsia="Times New Roman"/>
           <w:sz w:val="24"/>
         </w:rPr>
-        <w:t xml:space="preserve">The bilateral comparisons do not identify an AI effect on UK–India or UK–China trade. They show how service composition changed over the period covered by the NLG shock. The panel estimates are stronger because treatment is measured consistently, but they remain short-window associations. Neither design identifies bilateral civil-engineer employment, firm-level subcontracting or GDP effects.</w:t>
-      </w:r>
-    </w:p>
-    <w:bookmarkEnd w:id="38"/>
-    <w:bookmarkStart w:id="39" w:name="interpreting-the-two-empirical-layers"/>
-    <w:p>
-      <w:pPr>
-        <w:pStyle w:val="Heading3"/>
+        <w:t xml:space="preserve">The panel comparison helps distinguish the bilateral trends from the NLG association (Table 3). Indian SJ3 has a positive post-shock coefficient of 0.021 (0.008), while Chinese construction services have a coefficient of −0.008 (0.009). Chinese SJ3 is also null. When Chinese construction exports are divided by destination adoption, exports to lower-TNLG destinations increased by 65.4% between 2019 and 2024, compared with 47.5% for higher-TNLG destinations (Table 5). Project-based Chinese services did not reorient toward the importers with the largest NLG increase.</w:t>
+      </w:r>
+    </w:p>
+    <w:p>
+      <w:pPr>
+        <w:pStyle w:val="BodyText"/>
+        <w:spacing w:line="480" w:lineRule="auto" w:after="0"/>
+        <w:ind w:firstLine="720"/>
+      </w:pPr>
+      <w:r>
+        <w:rPr>
+          <w:rFonts w:ascii="Times New Roman" w:hAnsi="Times New Roman" w:eastAsia="Times New Roman"/>
+          <w:sz w:val="24"/>
+        </w:rPr>
+        <w:t xml:space="preserve">This does not mean that UK–India or UK–China bilateral growth was caused by AI. The bilateral section compares two-way observed flows; the panel section estimates how EU importer adoption covaries with imports from each supplier. The positive coefficient belongs to Indian SJ3 in the EU market and cannot be transferred mechanically to the UK.</w:t>
+      </w:r>
+    </w:p>
+    <w:p>
+      <w:pPr>
+        <w:spacing w:line="480" w:lineRule="auto" w:after="0"/>
+        <w:ind w:firstLine="0"/>
+      </w:pPr>
+      <w:r>
+        <w:pict>
+          <v:rect style="width:0;height:1.5pt" o:hralign="center" o:hrstd="t" o:hr="t"/>
+        </w:pict>
+      </w:r>
+    </w:p>
+    <w:bookmarkEnd w:id="46"/>
+    <w:bookmarkEnd w:id="47"/>
+    <w:bookmarkStart w:id="48" w:name="discussion"/>
+    <w:p>
+      <w:pPr>
+        <w:pStyle w:val="Heading2"/>
         <w:spacing w:line="480" w:lineRule="auto"/>
         <w:ind w:firstLine="0"/>
       </w:pPr>
@@ -2036,7 +2387,7 @@
           <w:b/>
           <w:sz w:val="24"/>
         </w:rPr>
-        <w:t xml:space="preserve">4.4 Interpreting the two empirical layers</w:t>
+        <w:t xml:space="preserve">6. Discussion</w:t>
       </w:r>
     </w:p>
     <w:p>
@@ -2050,7 +2401,7 @@
           <w:rFonts w:ascii="Times New Roman" w:hAnsi="Times New Roman" w:eastAsia="Times New Roman"/>
           <w:sz w:val="24"/>
         </w:rPr>
-        <w:t xml:space="preserve">The descriptive and panel evidence answer related but distinct questions. For each bilateral flow, the paper calculates the change between 2019 and 2024 and plots an index normalised to 100 in 2019. This window avoids presenting the pandemic year as the sole baseline and covers the last pre-generative period through the latest BaTIS observation. It is long enough to reveal scale and composition, but too long to assign the entire change to a technology introduced near the end of the interval.</w:t>
+        <w:t xml:space="preserve">The country-pair evidence shows why UK civil-engineering-related services should not be represented by one bilateral total. SJ3, construction and computer services changed at different rates and from very different initial levels. UK imports of Indian SJ3 expanded more strongly and reached a much larger value than UK imports of Chinese SJ3. The descriptive comparison is consistent with greater tradability of information-intensive work, but it also reveals that the available engineering-adjacent category contains a broad mixture of activities.</w:t>
       </w:r>
     </w:p>
     <w:p>
@@ -2064,7 +2415,7 @@
           <w:rFonts w:ascii="Times New Roman" w:hAnsi="Times New Roman" w:eastAsia="Times New Roman"/>
           <w:sz w:val="24"/>
         </w:rPr>
-        <w:t xml:space="preserve">The panel uses a sharper treatment window. Each importer’s NLG intensity is its 2024 professional-service adoption rate minus its 2023 rate. Interacting this intensity with the post indicator asks whether imports or M71 outcomes changed more in economies with a larger adoption jump. Importer fixed effects absorb stable differences such as size, language and geography. Year fixed effects absorb common shocks. They do not absorb a country-specific demand shock that both encouraged NLG adoption and increased imports from India.</w:t>
+        <w:t xml:space="preserve">The M71 estimates add an industry perspective that is missing from most task experiments. Faster preparation of a drawing or specification does not necessarily increase a consultancy’s nominal turnover. It may lower the hours billed for a fixed deliverable, change prices, release capacity for other projects or alter the division of work between grades. Stable employment alongside weaker turnover and wage growth is compatible with several of these channels. Because the data contain only one complete post-shock year, however, the estimates cannot determine which channel dominates or whether the pattern will persist.</w:t>
       </w:r>
     </w:p>
     <w:p>
@@ -2078,7 +2429,7 @@
           <w:rFonts w:ascii="Times New Roman" w:hAnsi="Times New Roman" w:eastAsia="Times New Roman"/>
           <w:sz w:val="24"/>
         </w:rPr>
-        <w:t xml:space="preserve">The event study is informative but not decisive. Coefficients before 2022 are statistically quiet for TNLG, unlike the generic any-AI measure, yet the post period consists of only 2023 and 2024 for trade and only 2024 for complete SBS outcomes. The number of importer clusters is also small. Statistical significance is therefore reported without treating conventional thresholds as proof of a causal mechanism.</w:t>
+        <w:t xml:space="preserve">The panel result adds a different piece of evidence. India’s positive coefficient is consistent with digital tools lowering the cost of coordinating technical work across borders. It could reflect complementary trade, in which AI makes collaboration with Indian suppliers easier, rather than replacement of domestic labour. It could also reflect demand or sourcing changes correlated with adoption. The absence of an effect for computer services and Chinese construction services narrows the result, but it does not isolate civil-engineering invoices within SJ3.</w:t>
       </w:r>
     </w:p>
     <w:p>
@@ -2092,7 +2443,77 @@
           <w:rFonts w:ascii="Times New Roman" w:hAnsi="Times New Roman" w:eastAsia="Times New Roman"/>
           <w:sz w:val="24"/>
         </w:rPr>
-        <w:t xml:space="preserve">The comparison outcomes address different alternatives. Indian computer services test whether all Indian digital exports respond in the same way. Chinese SJ3 tests whether the result is common to suppliers, and Chinese construction services test the project-delivery margin. NACE F construction checks whether the domestic M71 estimate merely reflects a broad construction cycle. These comparisons narrow the interpretation, although none provides a perfect counterfactual.</w:t>
+        <w:t xml:space="preserve">Keeping the UK at the centre of both country comparisons makes these distinctions clearer. The Indian relationship shows the strongest expansion in SJ3 and computer services, while the Chinese relationship grows from a smaller base and contains a larger construction-services flow. The EU members provide variation in adoption and industry outcomes; they are an estimation sample rather than additional country stories.</w:t>
+      </w:r>
+    </w:p>
+    <w:p>
+      <w:pPr>
+        <w:pStyle w:val="BodyText"/>
+        <w:spacing w:line="480" w:lineRule="auto" w:after="0"/>
+        <w:ind w:firstLine="720"/>
+      </w:pPr>
+      <w:r>
+        <w:rPr>
+          <w:rFonts w:ascii="Times New Roman" w:hAnsi="Times New Roman" w:eastAsia="Times New Roman"/>
+          <w:sz w:val="24"/>
+        </w:rPr>
+        <w:t xml:space="preserve">The distinction also changes how the trade numbers should be read. UK imports from India rose by almost USD 2.8 billion in SJ3 between 2019 and 2024, whereas the increase in UK imports from China was about USD 771 million. A similar percentage coefficient in a panel regression would therefore imply very different changes in value. Conversely, rapid percentage growth in a small construction flow need not represent a large reallocation of engineering activity. The article reports both levels and rates to prevent a visually striking percentage from obscuring economic scale.</w:t>
+      </w:r>
+    </w:p>
+    <w:p>
+      <w:pPr>
+        <w:pStyle w:val="BodyText"/>
+        <w:spacing w:line="480" w:lineRule="auto" w:after="0"/>
+        <w:ind w:firstLine="720"/>
+      </w:pPr>
+      <w:r>
+        <w:rPr>
+          <w:rFonts w:ascii="Times New Roman" w:hAnsi="Times New Roman" w:eastAsia="Times New Roman"/>
+          <w:sz w:val="24"/>
+        </w:rPr>
+        <w:t xml:space="preserve">For engineering businesses, the findings point to coordination rather than a simple location choice. Generative tools can lower the cost of preparing and checking documents, but they can also lower the cost of communicating requirements across organisational boundaries. The India coefficient may therefore reflect complementarity: importers that adopted NLG more rapidly may have become better able to specify, review or integrate work supplied from India. The available data cannot separate this channel from substitution, but stable M71 employment makes a complete displacement account less persuasive.</w:t>
+      </w:r>
+    </w:p>
+    <w:p>
+      <w:pPr>
+        <w:pStyle w:val="BodyText"/>
+        <w:spacing w:line="480" w:lineRule="auto" w:after="0"/>
+        <w:ind w:firstLine="720"/>
+      </w:pPr>
+      <w:r>
+        <w:rPr>
+          <w:rFonts w:ascii="Times New Roman" w:hAnsi="Times New Roman" w:eastAsia="Times New Roman"/>
+          <w:sz w:val="24"/>
+        </w:rPr>
+        <w:t xml:space="preserve">China’s role is different in each empirical layer. In the bilateral section, China is one of the UK’s two partners and both directions are measured for all three service headings. In the EU panel, China supplies comparison outcomes: SJ3 and construction services. Keeping those roles separate avoids the mistaken inference that the null Chinese construction coefficient explains all UK–China trade. It only shows that EU importers with larger NLG shocks did not disproportionately increase the Chinese construction flow.</w:t>
+      </w:r>
+    </w:p>
+    <w:p>
+      <w:pPr>
+        <w:pStyle w:val="BodyText"/>
+        <w:spacing w:line="480" w:lineRule="auto" w:after="0"/>
+        <w:ind w:firstLine="720"/>
+      </w:pPr>
+      <w:r>
+        <w:rPr>
+          <w:rFonts w:ascii="Times New Roman" w:hAnsi="Times New Roman" w:eastAsia="Times New Roman"/>
+          <w:sz w:val="24"/>
+        </w:rPr>
+        <w:t xml:space="preserve">The results have practical implications for measurement. Researchers and policy analysts should not use construction-services trade as a proxy for remote engineering design, nor should they use a broad technical-services category as if every dollar were a civil-engineering invoice. Statistical agencies could materially improve analysis by publishing bilateral architectural and engineering services, enterprise AI use for M71, and consistent price indices for professional services. Until then, mode, service heading and direction of trade need to remain explicit.</w:t>
+      </w:r>
+    </w:p>
+    <w:p>
+      <w:pPr>
+        <w:pStyle w:val="BodyText"/>
+        <w:spacing w:line="480" w:lineRule="auto" w:after="0"/>
+        <w:ind w:firstLine="720"/>
+      </w:pPr>
+      <w:r>
+        <w:rPr>
+          <w:rFonts w:ascii="Times New Roman" w:hAnsi="Times New Roman" w:eastAsia="Times New Roman"/>
+          <w:sz w:val="24"/>
+        </w:rPr>
+        <w:t xml:space="preserve">The results therefore support a restrained interpretation (Table 6). Generative-AI adoption is associated with slower nominal growth in M71 activity among higher-adoption EU economies and increased technical-services imports from India. The UK–India and UK–China comparisons show where Britain’s bilateral service trade expanded, but they do not demonstrate that AI caused those changes, shifted civil-engineering jobs between the countries or changed national GDP.</w:t>
       </w:r>
     </w:p>
     <w:p>
@@ -2106,9 +2527,8 @@
         </w:pict>
       </w:r>
     </w:p>
-    <w:bookmarkEnd w:id="39"/>
-    <w:bookmarkEnd w:id="40"/>
-    <w:bookmarkStart w:id="47" w:name="results"/>
+    <w:bookmarkEnd w:id="48"/>
+    <w:bookmarkStart w:id="49" w:name="limitations"/>
     <w:p>
       <w:pPr>
         <w:pStyle w:val="Heading2"/>
@@ -2121,23 +2541,7 @@
           <w:b/>
           <w:sz w:val="24"/>
         </w:rPr>
-        <w:t xml:space="preserve">5. Results</w:t>
-      </w:r>
-    </w:p>
-    <w:bookmarkStart w:id="41" w:name="X8228d7849e047ca85d40660cfc044a4a8ef1ddf"/>
-    <w:p>
-      <w:pPr>
-        <w:pStyle w:val="Heading3"/>
-        <w:spacing w:line="480" w:lineRule="auto"/>
-        <w:ind w:firstLine="0"/>
-      </w:pPr>
-      <w:r>
-        <w:rPr>
-          <w:rFonts w:ascii="Times New Roman" w:hAnsi="Times New Roman" w:eastAsia="Times New Roman"/>
-          <w:b/>
-          <w:sz w:val="24"/>
-        </w:rPr>
-        <w:t xml:space="preserve">5.1 The UK–China relationship (Figures 1–2, Table 1)</w:t>
+        <w:t xml:space="preserve">7. Limitations</w:t>
       </w:r>
     </w:p>
     <w:p>
@@ -2151,7 +2555,7 @@
           <w:rFonts w:ascii="Times New Roman" w:hAnsi="Times New Roman" w:eastAsia="Times New Roman"/>
           <w:sz w:val="24"/>
         </w:rPr>
-        <w:t xml:space="preserve">The UK–China relationship expanded in both directions, but its composition does not point to a single civil-engineering channel. UK imports of Chinese SJ3 increased from USD 775.5 million in 2019 to USD 1.55 billion in 2024, a rise of 99.3%. Chinese imports of UK SJ3 rose from USD 739.0 million to USD 954.6 million, or 29.2%.</w:t>
+        <w:t xml:space="preserve">Several data constraints set the boundary of the study. Eurostat does not publish NLG adoption for M71 itself, so adoption in the broader NACE M sector is used as a proxy. Changes in NLG adoption in other sectors also predict SJ3 imports, which means the trade treatment captures a national generative-AI wave rather than an intervention confined to engineering consultancies.</w:t>
       </w:r>
     </w:p>
     <w:p>
@@ -2165,14 +2569,53 @@
           <w:rFonts w:ascii="Times New Roman" w:hAnsi="Times New Roman" w:eastAsia="Times New Roman"/>
           <w:sz w:val="24"/>
         </w:rPr>
-        <w:t xml:space="preserve">Computer and information services increased 45.5% in the UK-from-China direction and 46.7% in the China-from-UK direction. Construction services grew by 51.7% and 29.2%, respectively, but remained much smaller than SJ3 and SI in value. The bilateral pattern is therefore led by broader professional and digital services rather than construction. SJ3 itself remains too broad to isolate architectural and engineering work.</w:t>
-      </w:r>
-    </w:p>
-    <w:bookmarkEnd w:id="41"/>
-    <w:bookmarkStart w:id="42" w:name="X2e582b2993908970948e4ac2bd0841e4599df64"/>
-    <w:p>
-      <w:pPr>
-        <w:pStyle w:val="Heading3"/>
+        <w:t xml:space="preserve">The trade category is also broad. BaTIS SJ3 includes technical, trade-related and other business services, while bilateral SJ312 architectural and engineering services are unavailable. The positive India estimate may therefore contain non-engineering activity. No bilateral series records employment in ISCO 2142, so the analysis cannot trace civil-engineering jobs between India, China and the UK.</w:t>
+      </w:r>
+    </w:p>
+    <w:p>
+      <w:pPr>
+        <w:pStyle w:val="BodyText"/>
+        <w:spacing w:line="480" w:lineRule="auto" w:after="0"/>
+        <w:ind w:firstLine="720"/>
+      </w:pPr>
+      <w:r>
+        <w:rPr>
+          <w:rFonts w:ascii="Times New Roman" w:hAnsi="Times New Roman" w:eastAsia="Times New Roman"/>
+          <w:sz w:val="24"/>
+        </w:rPr>
+        <w:t xml:space="preserve">The time dimension is short. BaTIS ends in 2024, and Structural Business Statistics provide only one complete post-shock year. The industry models rely on 17 country clusters, and their outcomes are in current prices. Construction turnover shares the negative association found for M71, making it difficult to separate an engineering-specific response from broader national conditions.</w:t>
+      </w:r>
+    </w:p>
+    <w:p>
+      <w:pPr>
+        <w:pStyle w:val="BodyText"/>
+        <w:spacing w:line="480" w:lineRule="auto" w:after="0"/>
+        <w:ind w:firstLine="720"/>
+      </w:pPr>
+      <w:r>
+        <w:rPr>
+          <w:rFonts w:ascii="Times New Roman" w:hAnsi="Times New Roman" w:eastAsia="Times New Roman"/>
+          <w:sz w:val="24"/>
+        </w:rPr>
+        <w:t xml:space="preserve">These limitations are not repaired by filling missing observations. No country, occupation, industry or GDP cell is interpolated. Unsuccessful retrievals, including M71-specific AI adoption and more detailed engineering trade and employment series, remain documented in the data inventory. Additional post-shock years and more precise service classifications are needed before the associations reported here can support stronger causal claims.</w:t>
+      </w:r>
+    </w:p>
+    <w:p>
+      <w:pPr>
+        <w:spacing w:line="480" w:lineRule="auto" w:after="0"/>
+        <w:ind w:firstLine="0"/>
+      </w:pPr>
+      <w:r>
+        <w:pict>
+          <v:rect style="width:0;height:1.5pt" o:hralign="center" o:hrstd="t" o:hr="t"/>
+        </w:pict>
+      </w:r>
+    </w:p>
+    <w:bookmarkEnd w:id="49"/>
+    <w:bookmarkStart w:id="50" w:name="conclusion"/>
+    <w:p>
+      <w:pPr>
+        <w:pStyle w:val="Heading2"/>
         <w:spacing w:line="480" w:lineRule="auto"/>
         <w:ind w:firstLine="0"/>
       </w:pPr>
@@ -2182,7 +2625,7 @@
           <w:b/>
           <w:sz w:val="24"/>
         </w:rPr>
-        <w:t xml:space="preserve">5.2 The UK–India relationship (Figures 1–2, Table 1)</w:t>
+        <w:t xml:space="preserve">8. Conclusion</w:t>
       </w:r>
     </w:p>
     <w:p>
@@ -2196,7 +2639,7 @@
           <w:rFonts w:ascii="Times New Roman" w:hAnsi="Times New Roman" w:eastAsia="Times New Roman"/>
           <w:sz w:val="24"/>
         </w:rPr>
-        <w:t xml:space="preserve">The UK–India relationship is larger and grew faster. UK imports of Indian SJ3 services increased from USD 2.19 billion in 2019 to USD 4.98 billion in 2024, a rise of 127.7%. In the reverse direction, Indian imports of UK SJ3 rose from USD 787.6 million to USD 1.55 billion, an increase of 97.3%. Both directions expanded, although the UK remained a substantial net importer in this category.</w:t>
+        <w:t xml:space="preserve">The UK’s service relationships with both India and China expanded between 2019 and 2024, but they did so differently. UK–India SJ3 grew strongly in both directions, with UK imports from India rising most. UK imports of Chinese SJ3 also almost doubled, while the reverse flow grew more moderately. Construction services remained comparatively small in both relationships.</w:t>
       </w:r>
     </w:p>
     <w:p>
@@ -2210,7 +2653,7 @@
           <w:rFonts w:ascii="Times New Roman" w:hAnsi="Times New Roman" w:eastAsia="Times New Roman"/>
           <w:sz w:val="24"/>
         </w:rPr>
-        <w:t xml:space="preserve">Computer services followed a similar path: UK imports from India rose 113.2%, and Indian imports from the UK rose 81.8%. Construction services were far smaller in level terms but increased by 73.7% and 84.8%, respectively. Because the base values for construction were only about USD 40 million, percentage growth should not be compared with the multi-billion-dollar SJ3 and SI flows without considering scale.</w:t>
+        <w:t xml:space="preserve">The harmonised EU panel links higher importer NLG adoption to Indian SJ3 but not to Chinese construction services. Domestic M71 turnover and wages also grew more slowly in higher-adoption economies, while employment was unchanged. These findings are consistent with a changing digitally deliverable services margin, not with a general construction-trade effect.</w:t>
       </w:r>
     </w:p>
     <w:p>
@@ -2224,14 +2667,25 @@
           <w:rFonts w:ascii="Times New Roman" w:hAnsi="Times New Roman" w:eastAsia="Times New Roman"/>
           <w:sz w:val="24"/>
         </w:rPr>
-        <w:t xml:space="preserve">The UK–India findings establish a strong descriptive change, not its cause. Brexit, post-pandemic demand, exchange rates, service-sector growth and sourcing decisions may all contribute. The UK is outside the Eurostat enterprise-adoption panel, so the bilateral series cannot be assigned the same NLG treatment used in the regressions.</w:t>
-      </w:r>
-    </w:p>
-    <w:bookmarkEnd w:id="42"/>
-    <w:bookmarkStart w:id="43" w:name="X3a4013f46837979d325d8e59d7ed2ca09716231"/>
-    <w:p>
-      <w:pPr>
-        <w:pStyle w:val="Heading3"/>
+        <w:t xml:space="preserve">The conclusion remains conditional. The bilateral comparisons do not have a UK NLG treatment, SJ3 is broader than engineering, and the industry panel has only one complete post-shock year. The paper therefore documents UK–India and UK–China service changes and places them beside the NLG panel evidence; it does not claim that AI caused bilateral civil-engineering relocation (Table 6).</w:t>
+      </w:r>
+    </w:p>
+    <w:p>
+      <w:pPr>
+        <w:spacing w:line="480" w:lineRule="auto" w:after="0"/>
+        <w:ind w:firstLine="0"/>
+      </w:pPr>
+      <w:r>
+        <w:pict>
+          <v:rect style="width:0;height:1.5pt" o:hralign="center" o:hrstd="t" o:hr="t"/>
+        </w:pict>
+      </w:r>
+    </w:p>
+    <w:bookmarkEnd w:id="50"/>
+    <w:bookmarkStart w:id="51" w:name="disclosure-statement"/>
+    <w:p>
+      <w:pPr>
+        <w:pStyle w:val="Heading2"/>
         <w:spacing w:line="480" w:lineRule="auto"/>
         <w:ind w:firstLine="0"/>
       </w:pPr>
@@ -2241,7 +2695,7 @@
           <w:b/>
           <w:sz w:val="24"/>
         </w:rPr>
-        <w:t xml:space="preserve">5.3 Generic any-AI is the wrong shock (Table 2)</w:t>
+        <w:t xml:space="preserve">Disclosure statement</w:t>
       </w:r>
     </w:p>
     <w:p>
@@ -2255,56 +2709,14 @@
           <w:rFonts w:ascii="Times New Roman" w:hAnsi="Times New Roman" w:eastAsia="Times New Roman"/>
           <w:sz w:val="24"/>
         </w:rPr>
-        <w:t xml:space="preserve">The generic any-AI measure produces little evidence of a trade relationship. In the 16-member sample, the post-shock interaction between the change in NACE M</w:t>
-      </w:r>
-      <w:r>
-        <w:rPr>
-          <w:rFonts w:ascii="Times New Roman" w:hAnsi="Times New Roman" w:eastAsia="Times New Roman"/>
-          <w:sz w:val="24"/>
-        </w:rPr>
-        <w:t xml:space="preserve"> </w:t>
-      </w:r>
-      <w:r>
-        <w:rPr>
-          <w:rFonts w:ascii="Times New Roman" w:hAnsi="Times New Roman" w:eastAsia="Times New Roman"/>
-          <w:sz w:val="24"/>
-        </w:rPr>
-        <w:t xml:space="preserve">“</w:t>
-      </w:r>
-      <w:r>
-        <w:rPr>
-          <w:rFonts w:ascii="Times New Roman" w:hAnsi="Times New Roman" w:eastAsia="Times New Roman"/>
-          <w:sz w:val="24"/>
-        </w:rPr>
-        <w:t xml:space="preserve">any AI</w:t>
-      </w:r>
-      <w:r>
-        <w:rPr>
-          <w:rFonts w:ascii="Times New Roman" w:hAnsi="Times New Roman" w:eastAsia="Times New Roman"/>
-          <w:sz w:val="24"/>
-        </w:rPr>
-        <w:t xml:space="preserve">”</w:t>
-      </w:r>
-      <w:r>
-        <w:rPr>
-          <w:rFonts w:ascii="Times New Roman" w:hAnsi="Times New Roman" w:eastAsia="Times New Roman"/>
-          <w:sz w:val="24"/>
-        </w:rPr>
-        <w:t xml:space="preserve"> </w:t>
-      </w:r>
-      <w:r>
-        <w:rPr>
-          <w:rFonts w:ascii="Times New Roman" w:hAnsi="Times New Roman" w:eastAsia="Times New Roman"/>
-          <w:sz w:val="24"/>
-        </w:rPr>
-        <w:t xml:space="preserve">use and log SJ3 imports is 0.000 with a standard error of 0.006 ((N=336)). A positive estimate in a smaller eight-member sample disappears when coverage is expanded. The event study also shows a pre-existing difference in 2018 relative to 2022, which weakens any causal interpretation. These results explain why the analysis does not use a broad digital-maturity index as its principal shock. Natural-language generation has a clearer date and a closer connection to the written technical work at issue.</w:t>
-      </w:r>
-    </w:p>
-    <w:bookmarkEnd w:id="43"/>
-    <w:bookmarkStart w:id="44" w:name="Xd0e7e9c25b73ffa0e2c21fd62bbd6e2bb5ee442"/>
-    <w:p>
-      <w:pPr>
-        <w:pStyle w:val="Heading3"/>
+        <w:t xml:space="preserve">No potential conflict of interest was reported by the author.</w:t>
+      </w:r>
+    </w:p>
+    <w:bookmarkEnd w:id="51"/>
+    <w:bookmarkStart w:id="52" w:name="data-availability-statement"/>
+    <w:p>
+      <w:pPr>
+        <w:pStyle w:val="Heading2"/>
         <w:spacing w:line="480" w:lineRule="auto"/>
         <w:ind w:firstLine="0"/>
       </w:pPr>
@@ -2314,7 +2726,7 @@
           <w:b/>
           <w:sz w:val="24"/>
         </w:rPr>
-        <w:t xml:space="preserve">5.4 Preferred shock and Indian SJ3 (Figures 3–4, Tables 2–3)</w:t>
+        <w:t xml:space="preserve">Data availability statement</w:t>
       </w:r>
     </w:p>
     <w:p>
@@ -2328,7 +2740,76 @@
           <w:rFonts w:ascii="Times New Roman" w:hAnsi="Times New Roman" w:eastAsia="Times New Roman"/>
           <w:sz w:val="24"/>
         </w:rPr>
-        <w:t xml:space="preserve">NLG use in professional services rose sharply between 2023 and 2024, although the size of the change differed substantially across EU members (Figure 3). This cross-sectional variation identifies the preferred specification. In the pooled Mode-1 panel, the interaction for 2024 is 0.007 with a standard error of 0.003. When the sample is restricted to India, the estimate rises to 0.021 (0.008). The cross-sectional regression for the 2022–24 change in Indian SJ3 imports gives a similar positive relationship (Figure 4). Estimates for the earlier pre-period years are not statistically distinguishable from zero, although the very short post-period still calls for restraint.</w:t>
+        <w:t xml:space="preserve">The data that support the findings of this study are included in the accompanying replication package (</w:t>
+      </w:r>
+      <w:r>
+        <w:rPr>
+          <w:rStyle w:val="VerbatimChar"/>
+          <w:rFonts w:ascii="Times New Roman" w:hAnsi="Times New Roman" w:eastAsia="Times New Roman"/>
+          <w:sz w:val="24"/>
+        </w:rPr>
+        <w:t xml:space="preserve">Data_Study4_IJCM/</w:t>
+      </w:r>
+      <w:r>
+        <w:rPr>
+          <w:rFonts w:ascii="Times New Roman" w:hAnsi="Times New Roman" w:eastAsia="Times New Roman"/>
+          <w:sz w:val="24"/>
+        </w:rPr>
+        <w:t xml:space="preserve">). Eurostat, OECD–WTO BaTIS and ILOSTAT series remain subject to their publishers’ terms and should be cited as in the reference list. Author-generated files are released under CC BY 4.0.</w:t>
+      </w:r>
+    </w:p>
+    <w:bookmarkEnd w:id="52"/>
+    <w:bookmarkStart w:id="53" w:name="references"/>
+    <w:p>
+      <w:pPr>
+        <w:pStyle w:val="Heading2"/>
+        <w:spacing w:line="480" w:lineRule="auto"/>
+        <w:ind w:firstLine="0"/>
+      </w:pPr>
+      <w:r>
+        <w:rPr>
+          <w:rFonts w:ascii="Times New Roman" w:hAnsi="Times New Roman" w:eastAsia="Times New Roman"/>
+          <w:b/>
+          <w:sz w:val="24"/>
+        </w:rPr>
+        <w:t xml:space="preserve">References</w:t>
+      </w:r>
+    </w:p>
+    <w:p>
+      <w:pPr>
+        <w:pStyle w:val="FirstParagraph"/>
+        <w:spacing w:line="480" w:lineRule="auto" w:after="0"/>
+        <w:ind w:firstLine="720"/>
+      </w:pPr>
+      <w:r>
+        <w:rPr>
+          <w:rFonts w:ascii="Times New Roman" w:hAnsi="Times New Roman" w:eastAsia="Times New Roman"/>
+          <w:sz w:val="24"/>
+        </w:rPr>
+        <w:t xml:space="preserve">Acemoglu, D., &amp; Restrepo, P. (2018). The race between man and machine: Implications of technology for growth, factor shares, and employment.</w:t>
+      </w:r>
+      <w:r>
+        <w:rPr>
+          <w:rFonts w:ascii="Times New Roman" w:hAnsi="Times New Roman" w:eastAsia="Times New Roman"/>
+          <w:sz w:val="24"/>
+        </w:rPr>
+        <w:t xml:space="preserve"> </w:t>
+      </w:r>
+      <w:r>
+        <w:rPr>
+          <w:iCs/>
+          <w:rFonts w:ascii="Times New Roman" w:hAnsi="Times New Roman" w:eastAsia="Times New Roman"/>
+          <w:i/>
+          <w:sz w:val="24"/>
+        </w:rPr>
+        <w:t xml:space="preserve">American Economic Review, 108</w:t>
+      </w:r>
+      <w:r>
+        <w:rPr>
+          <w:rFonts w:ascii="Times New Roman" w:hAnsi="Times New Roman" w:eastAsia="Times New Roman"/>
+          <w:sz w:val="24"/>
+        </w:rPr>
+        <w:t xml:space="preserve">(6), 1488–1542.</w:t>
       </w:r>
     </w:p>
     <w:p>
@@ -2342,7 +2823,30 @@
           <w:rFonts w:ascii="Times New Roman" w:hAnsi="Times New Roman" w:eastAsia="Times New Roman"/>
           <w:sz w:val="24"/>
         </w:rPr>
-        <w:t xml:space="preserve">The comparison specifications make the interpretation more precise. The association is not reproduced for the other exporters in the pooled sample. It is also absent for computer services, Chinese SJ3, Chinese construction services, R&amp;D and consulting. In a direct comparison with enterprise use of machine learning, the NLG interaction remains positive while the machine-learning interaction is negative. Measures for text mining and image recognition are not significant.</w:t>
+        <w:t xml:space="preserve">Acemoglu, D., &amp; Restrepo, P. (2019). Automation and new tasks: How technology displaces and reinstates labor.</w:t>
+      </w:r>
+      <w:r>
+        <w:rPr>
+          <w:rFonts w:ascii="Times New Roman" w:hAnsi="Times New Roman" w:eastAsia="Times New Roman"/>
+          <w:sz w:val="24"/>
+        </w:rPr>
+        <w:t xml:space="preserve"> </w:t>
+      </w:r>
+      <w:r>
+        <w:rPr>
+          <w:iCs/>
+          <w:rFonts w:ascii="Times New Roman" w:hAnsi="Times New Roman" w:eastAsia="Times New Roman"/>
+          <w:i/>
+          <w:sz w:val="24"/>
+        </w:rPr>
+        <w:t xml:space="preserve">Journal of Economic Perspectives, 33</w:t>
+      </w:r>
+      <w:r>
+        <w:rPr>
+          <w:rFonts w:ascii="Times New Roman" w:hAnsi="Times New Roman" w:eastAsia="Times New Roman"/>
+          <w:sz w:val="24"/>
+        </w:rPr>
+        <w:t xml:space="preserve">(2), 3–30.</w:t>
       </w:r>
     </w:p>
     <w:p>
@@ -2356,38 +2860,30 @@
           <w:rFonts w:ascii="Times New Roman" w:hAnsi="Times New Roman" w:eastAsia="Times New Roman"/>
           <w:sz w:val="24"/>
         </w:rPr>
-        <w:t xml:space="preserve">Sector-level adoption measures are less discriminating. NLG changes in ICT, manufacturing and administrative services also predict SJ3 imports, while NLG use within construction does not. Thus the treatment should be understood as a national generative-AI wave observed through professional-service adoption, not as an M71-specific intervention. Within that wave, India is the corridor that carries the positive Mode-1 relationship. This is consistent with the trade-in-tasks mechanism described by Grossman and Rossi-Hansberg (2008) and Baldwin (2019), but it does not establish that every remotely supplied service or every exporting economy responded in the same way.</w:t>
-      </w:r>
-    </w:p>
-    <w:bookmarkEnd w:id="44"/>
-    <w:bookmarkStart w:id="45" w:name="X736d2fa274dd0bb5442f2b0fd2aeb0b4fa194bf"/>
-    <w:p>
-      <w:pPr>
-        <w:pStyle w:val="Heading3"/>
-        <w:spacing w:line="480" w:lineRule="auto"/>
-        <w:ind w:firstLine="0"/>
-      </w:pPr>
-      <w:r>
-        <w:rPr>
-          <w:rFonts w:ascii="Times New Roman" w:hAnsi="Times New Roman" w:eastAsia="Times New Roman"/>
-          <w:b/>
-          <w:sz w:val="24"/>
-        </w:rPr>
-        <w:t xml:space="preserve">5.5 Domestic M71 industry economy (Figure 5, Table 4)</w:t>
-      </w:r>
-    </w:p>
-    <w:p>
-      <w:pPr>
-        <w:pStyle w:val="FirstParagraph"/>
-        <w:spacing w:line="480" w:lineRule="auto" w:after="0"/>
-        <w:ind w:firstLine="720"/>
-      </w:pPr>
-      <w:r>
-        <w:rPr>
-          <w:rFonts w:ascii="Times New Roman" w:hAnsi="Times New Roman" w:eastAsia="Times New Roman"/>
-          <w:sz w:val="24"/>
-        </w:rPr>
-        <w:t xml:space="preserve">Nominal M71 turnover increased in nearly every member between 2021 and 2024 (Figure 5). That common recovery, which also includes inflation, should not be attributed to generative AI. The fixed-effects model asks the narrower question of whether turnover grew differently in countries where NLG adoption rose more (Table 4).</w:t>
+        <w:t xml:space="preserve">Acemoglu, D., &amp; Restrepo, P. (2020). Robots and jobs: Evidence from US labor markets.</w:t>
+      </w:r>
+      <w:r>
+        <w:rPr>
+          <w:rFonts w:ascii="Times New Roman" w:hAnsi="Times New Roman" w:eastAsia="Times New Roman"/>
+          <w:sz w:val="24"/>
+        </w:rPr>
+        <w:t xml:space="preserve"> </w:t>
+      </w:r>
+      <w:r>
+        <w:rPr>
+          <w:iCs/>
+          <w:rFonts w:ascii="Times New Roman" w:hAnsi="Times New Roman" w:eastAsia="Times New Roman"/>
+          <w:i/>
+          <w:sz w:val="24"/>
+        </w:rPr>
+        <w:t xml:space="preserve">Journal of Political Economy, 128</w:t>
+      </w:r>
+      <w:r>
+        <w:rPr>
+          <w:rFonts w:ascii="Times New Roman" w:hAnsi="Times New Roman" w:eastAsia="Times New Roman"/>
+          <w:sz w:val="24"/>
+        </w:rPr>
+        <w:t xml:space="preserve">(6), 2188–2244.</w:t>
       </w:r>
     </w:p>
     <w:p>
@@ -2401,7 +2897,30 @@
           <w:rFonts w:ascii="Times New Roman" w:hAnsi="Times New Roman" w:eastAsia="Times New Roman"/>
           <w:sz w:val="24"/>
         </w:rPr>
-        <w:t xml:space="preserve">The estimate for log M71 turnover is −0.007 with a standard error of 0.003 ((N=68)). The corresponding estimates are −0.009 for wages, −0.006 for value added and effectively zero for employment. The combination matters more than any single coefficient. Firms in higher-adoption economies did not shed more workers, but their billed output and labour costs grew more slowly in the first observed post-shock year. One possible explanation is that assistance with drawings and documents reduced billable hours without immediately changing staffing. Price changes, demand composition and broader macroeconomic conditions are equally possible, and the present data cannot distinguish among them.</w:t>
+        <w:t xml:space="preserve">Agrawal, A., Gans, J., &amp; Goldfarb, A. (2018).</w:t>
+      </w:r>
+      <w:r>
+        <w:rPr>
+          <w:rFonts w:ascii="Times New Roman" w:hAnsi="Times New Roman" w:eastAsia="Times New Roman"/>
+          <w:sz w:val="24"/>
+        </w:rPr>
+        <w:t xml:space="preserve"> </w:t>
+      </w:r>
+      <w:r>
+        <w:rPr>
+          <w:iCs/>
+          <w:rFonts w:ascii="Times New Roman" w:hAnsi="Times New Roman" w:eastAsia="Times New Roman"/>
+          <w:i/>
+          <w:sz w:val="24"/>
+        </w:rPr>
+        <w:t xml:space="preserve">Prediction machines: The simple economics of artificial intelligence</w:t>
+      </w:r>
+      <w:r>
+        <w:rPr>
+          <w:rFonts w:ascii="Times New Roman" w:hAnsi="Times New Roman" w:eastAsia="Times New Roman"/>
+          <w:sz w:val="24"/>
+        </w:rPr>
+        <w:t xml:space="preserve">. Harvard Business Review Press.</w:t>
       </w:r>
     </w:p>
     <w:p>
@@ -2415,38 +2934,30 @@
           <w:rFonts w:ascii="Times New Roman" w:hAnsi="Times New Roman" w:eastAsia="Times New Roman"/>
           <w:sz w:val="24"/>
         </w:rPr>
-        <w:t xml:space="preserve">The construction comparison cautions against treating the result as unique to engineering consultancies. Construction turnover has an estimate of −0.010, while turnover across all professional services has an estimate of −0.005. National-accounts compensation and output, which mostly end in 2023, show a similar direction. The domestic evidence is therefore best described as a relative slowdown in nominal activity among higher-NLG economies, not as proof that AI damaged M71 firms.</w:t>
-      </w:r>
-    </w:p>
-    <w:bookmarkEnd w:id="45"/>
-    <w:bookmarkStart w:id="46" w:name="X98b516b74e56e31c48b2e7f0101a67b4d8a105b"/>
-    <w:p>
-      <w:pPr>
-        <w:pStyle w:val="Heading3"/>
-        <w:spacing w:line="480" w:lineRule="auto"/>
-        <w:ind w:firstLine="0"/>
-      </w:pPr>
-      <w:r>
-        <w:rPr>
-          <w:rFonts w:ascii="Times New Roman" w:hAnsi="Times New Roman" w:eastAsia="Times New Roman"/>
-          <w:b/>
-          <w:sz w:val="24"/>
-        </w:rPr>
-        <w:t xml:space="preserve">5.6 India and China in the importer panel (Tables 2–3)</w:t>
-      </w:r>
-    </w:p>
-    <w:p>
-      <w:pPr>
-        <w:pStyle w:val="FirstParagraph"/>
-        <w:spacing w:line="480" w:lineRule="auto" w:after="0"/>
-        <w:ind w:firstLine="720"/>
-      </w:pPr>
-      <w:r>
-        <w:rPr>
-          <w:rFonts w:ascii="Times New Roman" w:hAnsi="Times New Roman" w:eastAsia="Times New Roman"/>
-          <w:sz w:val="24"/>
-        </w:rPr>
-        <w:t xml:space="preserve">The panel comparison helps distinguish the bilateral trends from the NLG association. Indian SJ3 has a positive post-shock coefficient of 0.021 (0.008), while Chinese construction services have a coefficient of −0.008 (0.009). Chinese SJ3 is also null. When Chinese construction exports are divided by destination adoption, exports to lower-TNLG destinations increased by 65% between 2019 and 2024, compared with 47% for higher-TNLG destinations. Project-based Chinese services did not reorient toward the importers with the largest NLG increase.</w:t>
+        <w:t xml:space="preserve">Agrawal, A., Gans, J., &amp; Goldfarb, A. (2022).</w:t>
+      </w:r>
+      <w:r>
+        <w:rPr>
+          <w:rFonts w:ascii="Times New Roman" w:hAnsi="Times New Roman" w:eastAsia="Times New Roman"/>
+          <w:sz w:val="24"/>
+        </w:rPr>
+        <w:t xml:space="preserve"> </w:t>
+      </w:r>
+      <w:r>
+        <w:rPr>
+          <w:iCs/>
+          <w:rFonts w:ascii="Times New Roman" w:hAnsi="Times New Roman" w:eastAsia="Times New Roman"/>
+          <w:i/>
+          <w:sz w:val="24"/>
+        </w:rPr>
+        <w:t xml:space="preserve">Power and prediction: The disruptive economics of artificial intelligence</w:t>
+      </w:r>
+      <w:r>
+        <w:rPr>
+          <w:rFonts w:ascii="Times New Roman" w:hAnsi="Times New Roman" w:eastAsia="Times New Roman"/>
+          <w:sz w:val="24"/>
+        </w:rPr>
+        <w:t xml:space="preserve">. Harvard Business Review Press.</w:t>
       </w:r>
     </w:p>
     <w:p>
@@ -2460,50 +2971,30 @@
           <w:rFonts w:ascii="Times New Roman" w:hAnsi="Times New Roman" w:eastAsia="Times New Roman"/>
           <w:sz w:val="24"/>
         </w:rPr>
-        <w:t xml:space="preserve">This does not mean that UK–India or UK–China bilateral growth was caused by AI. The bilateral section compares two-way observed flows; the panel section estimates how EU importer adoption covaries with imports from each supplier. The positive coefficient belongs to Indian SJ3 in the EU market and cannot be transferred mechanically to the UK.</w:t>
-      </w:r>
-    </w:p>
-    <w:p>
-      <w:pPr>
-        <w:spacing w:line="480" w:lineRule="auto" w:after="0"/>
-        <w:ind w:firstLine="0"/>
-      </w:pPr>
-      <w:r>
-        <w:pict>
-          <v:rect style="width:0;height:1.5pt" o:hralign="center" o:hrstd="t" o:hr="t"/>
-        </w:pict>
-      </w:r>
-    </w:p>
-    <w:bookmarkEnd w:id="46"/>
-    <w:bookmarkEnd w:id="47"/>
-    <w:bookmarkStart w:id="48" w:name="discussion"/>
-    <w:p>
-      <w:pPr>
-        <w:pStyle w:val="Heading2"/>
-        <w:spacing w:line="480" w:lineRule="auto"/>
-        <w:ind w:firstLine="0"/>
-      </w:pPr>
-      <w:r>
-        <w:rPr>
-          <w:rFonts w:ascii="Times New Roman" w:hAnsi="Times New Roman" w:eastAsia="Times New Roman"/>
-          <w:b/>
-          <w:sz w:val="24"/>
-        </w:rPr>
-        <w:t xml:space="preserve">6. Discussion</w:t>
-      </w:r>
-    </w:p>
-    <w:p>
-      <w:pPr>
-        <w:pStyle w:val="FirstParagraph"/>
-        <w:spacing w:line="480" w:lineRule="auto" w:after="0"/>
-        <w:ind w:firstLine="720"/>
-      </w:pPr>
-      <w:r>
-        <w:rPr>
-          <w:rFonts w:ascii="Times New Roman" w:hAnsi="Times New Roman" w:eastAsia="Times New Roman"/>
-          <w:sz w:val="24"/>
-        </w:rPr>
-        <w:t xml:space="preserve">The country-pair evidence shows why UK civil-engineering-related services should not be represented by one bilateral total. SJ3, construction and computer services changed at different rates and from very different initial levels. UK imports of Indian SJ3 expanded more strongly and reached a much larger value than UK imports of Chinese SJ3. The descriptive comparison is consistent with greater tradability of information-intensive work, but it also reveals that the available engineering-adjacent category contains a broad mixture of activities.</w:t>
+        <w:t xml:space="preserve">Autor, D. H. (2015). Why are there still so many jobs? The history and future of workplace automation.</w:t>
+      </w:r>
+      <w:r>
+        <w:rPr>
+          <w:rFonts w:ascii="Times New Roman" w:hAnsi="Times New Roman" w:eastAsia="Times New Roman"/>
+          <w:sz w:val="24"/>
+        </w:rPr>
+        <w:t xml:space="preserve"> </w:t>
+      </w:r>
+      <w:r>
+        <w:rPr>
+          <w:iCs/>
+          <w:rFonts w:ascii="Times New Roman" w:hAnsi="Times New Roman" w:eastAsia="Times New Roman"/>
+          <w:i/>
+          <w:sz w:val="24"/>
+        </w:rPr>
+        <w:t xml:space="preserve">Journal of Economic Perspectives, 29</w:t>
+      </w:r>
+      <w:r>
+        <w:rPr>
+          <w:rFonts w:ascii="Times New Roman" w:hAnsi="Times New Roman" w:eastAsia="Times New Roman"/>
+          <w:sz w:val="24"/>
+        </w:rPr>
+        <w:t xml:space="preserve">(3), 3–30.</w:t>
       </w:r>
     </w:p>
     <w:p>
@@ -2517,7 +3008,30 @@
           <w:rFonts w:ascii="Times New Roman" w:hAnsi="Times New Roman" w:eastAsia="Times New Roman"/>
           <w:sz w:val="24"/>
         </w:rPr>
-        <w:t xml:space="preserve">The M71 estimates add an industry perspective that is missing from most task experiments. Faster preparation of a drawing or specification does not necessarily increase a consultancy’s nominal turnover. It may lower the hours billed for a fixed deliverable, change prices, release capacity for other projects or alter the division of work between grades. Stable employment alongside weaker turnover and wage growth is compatible with several of these channels. Because the data contain only one complete post-shock year, however, the estimates cannot determine which channel dominates or whether the pattern will persist.</w:t>
+        <w:t xml:space="preserve">Autor, D. H., Levy, F., &amp; Murnane, R. J. (2003). The skill content of recent technological change: An empirical exploration.</w:t>
+      </w:r>
+      <w:r>
+        <w:rPr>
+          <w:rFonts w:ascii="Times New Roman" w:hAnsi="Times New Roman" w:eastAsia="Times New Roman"/>
+          <w:sz w:val="24"/>
+        </w:rPr>
+        <w:t xml:space="preserve"> </w:t>
+      </w:r>
+      <w:r>
+        <w:rPr>
+          <w:iCs/>
+          <w:rFonts w:ascii="Times New Roman" w:hAnsi="Times New Roman" w:eastAsia="Times New Roman"/>
+          <w:i/>
+          <w:sz w:val="24"/>
+        </w:rPr>
+        <w:t xml:space="preserve">Quarterly Journal of Economics, 118</w:t>
+      </w:r>
+      <w:r>
+        <w:rPr>
+          <w:rFonts w:ascii="Times New Roman" w:hAnsi="Times New Roman" w:eastAsia="Times New Roman"/>
+          <w:sz w:val="24"/>
+        </w:rPr>
+        <w:t xml:space="preserve">(4), 1279–1333.</w:t>
       </w:r>
     </w:p>
     <w:p>
@@ -2531,7 +3045,30 @@
           <w:rFonts w:ascii="Times New Roman" w:hAnsi="Times New Roman" w:eastAsia="Times New Roman"/>
           <w:sz w:val="24"/>
         </w:rPr>
-        <w:t xml:space="preserve">The panel result adds a different piece of evidence. India’s positive coefficient is consistent with digital tools lowering the cost of coordinating technical work across borders. It could reflect complementary trade, in which AI makes collaboration with Indian suppliers easier, rather than replacement of domestic labour. It could also reflect demand or sourcing changes correlated with adoption. The absence of an effect for computer services and Chinese construction services narrows the result, but it does not isolate civil-engineering invoices within SJ3.</w:t>
+        <w:t xml:space="preserve">Baldwin, R. (2016).</w:t>
+      </w:r>
+      <w:r>
+        <w:rPr>
+          <w:rFonts w:ascii="Times New Roman" w:hAnsi="Times New Roman" w:eastAsia="Times New Roman"/>
+          <w:sz w:val="24"/>
+        </w:rPr>
+        <w:t xml:space="preserve"> </w:t>
+      </w:r>
+      <w:r>
+        <w:rPr>
+          <w:iCs/>
+          <w:rFonts w:ascii="Times New Roman" w:hAnsi="Times New Roman" w:eastAsia="Times New Roman"/>
+          <w:i/>
+          <w:sz w:val="24"/>
+        </w:rPr>
+        <w:t xml:space="preserve">The great convergence: Information technology and the new globalization</w:t>
+      </w:r>
+      <w:r>
+        <w:rPr>
+          <w:rFonts w:ascii="Times New Roman" w:hAnsi="Times New Roman" w:eastAsia="Times New Roman"/>
+          <w:sz w:val="24"/>
+        </w:rPr>
+        <w:t xml:space="preserve">. Harvard University Press.</w:t>
       </w:r>
     </w:p>
     <w:p>
@@ -2545,7 +3082,30 @@
           <w:rFonts w:ascii="Times New Roman" w:hAnsi="Times New Roman" w:eastAsia="Times New Roman"/>
           <w:sz w:val="24"/>
         </w:rPr>
-        <w:t xml:space="preserve">Keeping the UK at the centre of both country comparisons makes these distinctions clearer. The Indian relationship shows the strongest expansion in SJ3 and computer services, while the Chinese relationship grows from a smaller base and contains a larger construction-services flow. The EU members provide variation in adoption and industry outcomes; they are an estimation sample rather than additional country stories.</w:t>
+        <w:t xml:space="preserve">Baldwin, R. (2019).</w:t>
+      </w:r>
+      <w:r>
+        <w:rPr>
+          <w:rFonts w:ascii="Times New Roman" w:hAnsi="Times New Roman" w:eastAsia="Times New Roman"/>
+          <w:sz w:val="24"/>
+        </w:rPr>
+        <w:t xml:space="preserve"> </w:t>
+      </w:r>
+      <w:r>
+        <w:rPr>
+          <w:iCs/>
+          <w:rFonts w:ascii="Times New Roman" w:hAnsi="Times New Roman" w:eastAsia="Times New Roman"/>
+          <w:i/>
+          <w:sz w:val="24"/>
+        </w:rPr>
+        <w:t xml:space="preserve">The globotics upheaval: Globalization, robotics, and the future of work</w:t>
+      </w:r>
+      <w:r>
+        <w:rPr>
+          <w:rFonts w:ascii="Times New Roman" w:hAnsi="Times New Roman" w:eastAsia="Times New Roman"/>
+          <w:sz w:val="24"/>
+        </w:rPr>
+        <w:t xml:space="preserve">. Oxford University Press.</w:t>
       </w:r>
     </w:p>
     <w:p>
@@ -2559,7 +3119,30 @@
           <w:rFonts w:ascii="Times New Roman" w:hAnsi="Times New Roman" w:eastAsia="Times New Roman"/>
           <w:sz w:val="24"/>
         </w:rPr>
-        <w:t xml:space="preserve">The distinction also changes how the trade numbers should be read. UK imports from India rose by almost USD 2.8 billion in SJ3 between 2019 and 2024, whereas the increase in UK imports from China was about USD 771 million. A similar percentage coefficient in a panel regression would therefore imply very different changes in value. Conversely, rapid percentage growth in a small construction flow need not represent a large reallocation of engineering activity. The article reports both levels and rates to prevent a visually striking percentage from obscuring economic scale.</w:t>
+        <w:t xml:space="preserve">Blinder, A. S. (2006). Offshoring: The next industrial revolution?</w:t>
+      </w:r>
+      <w:r>
+        <w:rPr>
+          <w:rFonts w:ascii="Times New Roman" w:hAnsi="Times New Roman" w:eastAsia="Times New Roman"/>
+          <w:sz w:val="24"/>
+        </w:rPr>
+        <w:t xml:space="preserve"> </w:t>
+      </w:r>
+      <w:r>
+        <w:rPr>
+          <w:iCs/>
+          <w:rFonts w:ascii="Times New Roman" w:hAnsi="Times New Roman" w:eastAsia="Times New Roman"/>
+          <w:i/>
+          <w:sz w:val="24"/>
+        </w:rPr>
+        <w:t xml:space="preserve">Foreign Affairs, 85</w:t>
+      </w:r>
+      <w:r>
+        <w:rPr>
+          <w:rFonts w:ascii="Times New Roman" w:hAnsi="Times New Roman" w:eastAsia="Times New Roman"/>
+          <w:sz w:val="24"/>
+        </w:rPr>
+        <w:t xml:space="preserve">(2), 113–128.</w:t>
       </w:r>
     </w:p>
     <w:p>
@@ -2573,7 +3156,30 @@
           <w:rFonts w:ascii="Times New Roman" w:hAnsi="Times New Roman" w:eastAsia="Times New Roman"/>
           <w:sz w:val="24"/>
         </w:rPr>
-        <w:t xml:space="preserve">For engineering businesses, the findings point to coordination rather than a simple location choice. Generative tools can lower the cost of preparing and checking documents, but they can also lower the cost of communicating requirements across organisational boundaries. The India coefficient may therefore reflect complementarity: importers that adopted NLG more rapidly may have become better able to specify, review or integrate work supplied from India. The available data cannot separate this channel from substitution, but stable M71 employment makes a complete displacement account less persuasive.</w:t>
+        <w:t xml:space="preserve">Brynjolfsson, E., Li, D., &amp; Raymond, L. (2025). Generative AI at work.</w:t>
+      </w:r>
+      <w:r>
+        <w:rPr>
+          <w:rFonts w:ascii="Times New Roman" w:hAnsi="Times New Roman" w:eastAsia="Times New Roman"/>
+          <w:sz w:val="24"/>
+        </w:rPr>
+        <w:t xml:space="preserve"> </w:t>
+      </w:r>
+      <w:r>
+        <w:rPr>
+          <w:iCs/>
+          <w:rFonts w:ascii="Times New Roman" w:hAnsi="Times New Roman" w:eastAsia="Times New Roman"/>
+          <w:i/>
+          <w:sz w:val="24"/>
+        </w:rPr>
+        <w:t xml:space="preserve">Quarterly Journal of Economics, 140</w:t>
+      </w:r>
+      <w:r>
+        <w:rPr>
+          <w:rFonts w:ascii="Times New Roman" w:hAnsi="Times New Roman" w:eastAsia="Times New Roman"/>
+          <w:sz w:val="24"/>
+        </w:rPr>
+        <w:t xml:space="preserve">(2), 889–942.</w:t>
       </w:r>
     </w:p>
     <w:p>
@@ -2587,7 +3193,7 @@
           <w:rFonts w:ascii="Times New Roman" w:hAnsi="Times New Roman" w:eastAsia="Times New Roman"/>
           <w:sz w:val="24"/>
         </w:rPr>
-        <w:t xml:space="preserve">China’s role is different in each empirical layer. In the bilateral section, China is one of the UK’s two partners and both directions are measured for all three service headings. In the EU panel, China supplies comparison outcomes: SJ3 and construction services. Keeping those roles separate avoids the mistaken inference that the null Chinese construction coefficient explains all UK–China trade. It only shows that EU importers with larger NLG shocks did not disproportionately increase the Chinese construction flow.</w:t>
+        <w:t xml:space="preserve">Dell’Acqua, F., McFowland, E., Mollick, E., Lifshitz-Assaf, H., Kellogg, K. C., Rajendran, S., Krayer, L., Candelon, F., &amp; Lakhani, K. R. (2023). Navigating the jagged technological frontier: Field experimental evidence of the effects of AI on knowledge worker productivity and quality (Harvard Business School Working Paper 24-013).</w:t>
       </w:r>
     </w:p>
     <w:p>
@@ -2601,7 +3207,37 @@
           <w:rFonts w:ascii="Times New Roman" w:hAnsi="Times New Roman" w:eastAsia="Times New Roman"/>
           <w:sz w:val="24"/>
         </w:rPr>
-        <w:t xml:space="preserve">The results have practical implications for measurement. Researchers and policy analysts should not use construction-services trade as a proxy for remote engineering design, nor should they use a broad technical-services category as if every dollar were a civil-engineering invoice. Statistical agencies could materially improve analysis by publishing bilateral architectural and engineering services, enterprise AI use for M71, and consistent price indices for professional services. Until then, mode, service heading and direction of trade need to remain explicit.</w:t>
+        <w:t xml:space="preserve">Eastman, C., Teicholz, P., Sacks, R., &amp; Liston, K. (2011).</w:t>
+      </w:r>
+      <w:r>
+        <w:rPr>
+          <w:rFonts w:ascii="Times New Roman" w:hAnsi="Times New Roman" w:eastAsia="Times New Roman"/>
+          <w:sz w:val="24"/>
+        </w:rPr>
+        <w:t xml:space="preserve"> </w:t>
+      </w:r>
+      <w:r>
+        <w:rPr>
+          <w:iCs/>
+          <w:rFonts w:ascii="Times New Roman" w:hAnsi="Times New Roman" w:eastAsia="Times New Roman"/>
+          <w:i/>
+          <w:sz w:val="24"/>
+        </w:rPr>
+        <w:t xml:space="preserve">BIM handbook: A guide to building information modeling</w:t>
+      </w:r>
+      <w:r>
+        <w:rPr>
+          <w:rFonts w:ascii="Times New Roman" w:hAnsi="Times New Roman" w:eastAsia="Times New Roman"/>
+          <w:sz w:val="24"/>
+        </w:rPr>
+        <w:t xml:space="preserve"> </w:t>
+      </w:r>
+      <w:r>
+        <w:rPr>
+          <w:rFonts w:ascii="Times New Roman" w:hAnsi="Times New Roman" w:eastAsia="Times New Roman"/>
+          <w:sz w:val="24"/>
+        </w:rPr>
+        <w:t xml:space="preserve">(2nd ed.). Wiley.</w:t>
       </w:r>
     </w:p>
     <w:p>
@@ -2615,49 +3251,7 @@
           <w:rFonts w:ascii="Times New Roman" w:hAnsi="Times New Roman" w:eastAsia="Times New Roman"/>
           <w:sz w:val="24"/>
         </w:rPr>
-        <w:t xml:space="preserve">The results therefore support a restrained interpretation. Generative-AI adoption is associated with slower nominal growth in M71 activity among higher-adoption EU economies and increased technical-services imports from India. The UK–India and UK–China comparisons show where Britain’s bilateral service trade expanded, but they do not demonstrate that AI caused those changes, shifted civil-engineering jobs between the countries or changed national GDP.</w:t>
-      </w:r>
-    </w:p>
-    <w:p>
-      <w:pPr>
-        <w:spacing w:line="480" w:lineRule="auto" w:after="0"/>
-        <w:ind w:firstLine="0"/>
-      </w:pPr>
-      <w:r>
-        <w:pict>
-          <v:rect style="width:0;height:1.5pt" o:hralign="center" o:hrstd="t" o:hr="t"/>
-        </w:pict>
-      </w:r>
-    </w:p>
-    <w:bookmarkEnd w:id="48"/>
-    <w:bookmarkStart w:id="49" w:name="limitations"/>
-    <w:p>
-      <w:pPr>
-        <w:pStyle w:val="Heading2"/>
-        <w:spacing w:line="480" w:lineRule="auto"/>
-        <w:ind w:firstLine="0"/>
-      </w:pPr>
-      <w:r>
-        <w:rPr>
-          <w:rFonts w:ascii="Times New Roman" w:hAnsi="Times New Roman" w:eastAsia="Times New Roman"/>
-          <w:b/>
-          <w:sz w:val="24"/>
-        </w:rPr>
-        <w:t xml:space="preserve">7. Limitations</w:t>
-      </w:r>
-    </w:p>
-    <w:p>
-      <w:pPr>
-        <w:pStyle w:val="FirstParagraph"/>
-        <w:spacing w:line="480" w:lineRule="auto" w:after="0"/>
-        <w:ind w:firstLine="720"/>
-      </w:pPr>
-      <w:r>
-        <w:rPr>
-          <w:rFonts w:ascii="Times New Roman" w:hAnsi="Times New Roman" w:eastAsia="Times New Roman"/>
-          <w:sz w:val="24"/>
-        </w:rPr>
-        <w:t xml:space="preserve">Several data constraints set the boundary of the study. Eurostat does not publish NLG adoption for M71 itself, so adoption in the broader NACE M sector is used as a proxy. Changes in NLG adoption in other sectors also predict SJ3 imports, which means the trade treatment captures a national generative-AI wave rather than an intervention confined to engineering consultancies.</w:t>
+        <w:t xml:space="preserve">Eloundou, T., Manning, S., Mishkin, P., &amp; Rock, D. (2023). GPTs are GPTs: An early look at the labor market impact potential of large language models. arXiv:2303.10130.</w:t>
       </w:r>
     </w:p>
     <w:p>
@@ -2671,7 +3265,30 @@
           <w:rFonts w:ascii="Times New Roman" w:hAnsi="Times New Roman" w:eastAsia="Times New Roman"/>
           <w:sz w:val="24"/>
         </w:rPr>
-        <w:t xml:space="preserve">The trade category is also broad. BaTIS SJ3 includes technical, trade-related and other business services, while bilateral SJ312 architectural and engineering services are unavailable. The positive India estimate may therefore contain non-engineering activity. No bilateral series records employment in ISCO 2142, so the analysis cannot trace civil-engineering jobs between India, China and the UK.</w:t>
+        <w:t xml:space="preserve">Eloundou, T., Manning, S., Mishkin, P., &amp; Rock, D. (2024). GPTs are GPTs: Labor market impact potential of LLMs.</w:t>
+      </w:r>
+      <w:r>
+        <w:rPr>
+          <w:rFonts w:ascii="Times New Roman" w:hAnsi="Times New Roman" w:eastAsia="Times New Roman"/>
+          <w:sz w:val="24"/>
+        </w:rPr>
+        <w:t xml:space="preserve"> </w:t>
+      </w:r>
+      <w:r>
+        <w:rPr>
+          <w:iCs/>
+          <w:rFonts w:ascii="Times New Roman" w:hAnsi="Times New Roman" w:eastAsia="Times New Roman"/>
+          <w:i/>
+          <w:sz w:val="24"/>
+        </w:rPr>
+        <w:t xml:space="preserve">Science, 384</w:t>
+      </w:r>
+      <w:r>
+        <w:rPr>
+          <w:rFonts w:ascii="Times New Roman" w:hAnsi="Times New Roman" w:eastAsia="Times New Roman"/>
+          <w:sz w:val="24"/>
+        </w:rPr>
+        <w:t xml:space="preserve">(6702), 1306–1308.</w:t>
       </w:r>
     </w:p>
     <w:p>
@@ -2685,7 +3302,30 @@
           <w:rFonts w:ascii="Times New Roman" w:hAnsi="Times New Roman" w:eastAsia="Times New Roman"/>
           <w:sz w:val="24"/>
         </w:rPr>
-        <w:t xml:space="preserve">The time dimension is short. BaTIS ends in 2024, and Structural Business Statistics provide only one complete post-shock year. The industry models rely on 17 country clusters, and their outcomes are in current prices. Construction turnover shares the negative association found for M71, making it difficult to separate an engineering-specific response from broader national conditions. APS estimates are subject to sampling variation and are used descriptively.</w:t>
+        <w:t xml:space="preserve">Eurostat. (2024).</w:t>
+      </w:r>
+      <w:r>
+        <w:rPr>
+          <w:rFonts w:ascii="Times New Roman" w:hAnsi="Times New Roman" w:eastAsia="Times New Roman"/>
+          <w:sz w:val="24"/>
+        </w:rPr>
+        <w:t xml:space="preserve"> </w:t>
+      </w:r>
+      <w:r>
+        <w:rPr>
+          <w:iCs/>
+          <w:rFonts w:ascii="Times New Roman" w:hAnsi="Times New Roman" w:eastAsia="Times New Roman"/>
+          <w:i/>
+          <w:sz w:val="24"/>
+        </w:rPr>
+        <w:t xml:space="preserve">ICT usage in enterprises: Artificial intelligence (isoc_eb_ain2); national accounts (nama_10_a64); structural business statistics (sbs_ovw_act, sbs_sc_ovw)</w:t>
+      </w:r>
+      <w:r>
+        <w:rPr>
+          <w:rFonts w:ascii="Times New Roman" w:hAnsi="Times New Roman" w:eastAsia="Times New Roman"/>
+          <w:sz w:val="24"/>
+        </w:rPr>
+        <w:t xml:space="preserve">. European Commission.</w:t>
       </w:r>
     </w:p>
     <w:p>
@@ -2699,49 +3339,30 @@
           <w:rFonts w:ascii="Times New Roman" w:hAnsi="Times New Roman" w:eastAsia="Times New Roman"/>
           <w:sz w:val="24"/>
         </w:rPr>
-        <w:t xml:space="preserve">These limitations are not repaired by filling missing observations. No country, occupation, industry or GDP cell is interpolated. Unsuccessful retrievals, including M71-specific AI adoption and more detailed engineering trade and employment series, remain documented in the data inventory. Additional post-shock years and more precise service classifications are needed before the associations reported here can support stronger causal claims.</w:t>
-      </w:r>
-    </w:p>
-    <w:p>
-      <w:pPr>
-        <w:spacing w:line="480" w:lineRule="auto" w:after="0"/>
-        <w:ind w:firstLine="0"/>
-      </w:pPr>
-      <w:r>
-        <w:pict>
-          <v:rect style="width:0;height:1.5pt" o:hralign="center" o:hrstd="t" o:hr="t"/>
-        </w:pict>
-      </w:r>
-    </w:p>
-    <w:bookmarkEnd w:id="49"/>
-    <w:bookmarkStart w:id="50" w:name="conclusion"/>
-    <w:p>
-      <w:pPr>
-        <w:pStyle w:val="Heading2"/>
-        <w:spacing w:line="480" w:lineRule="auto"/>
-        <w:ind w:firstLine="0"/>
-      </w:pPr>
-      <w:r>
-        <w:rPr>
-          <w:rFonts w:ascii="Times New Roman" w:hAnsi="Times New Roman" w:eastAsia="Times New Roman"/>
-          <w:b/>
-          <w:sz w:val="24"/>
-        </w:rPr>
-        <w:t xml:space="preserve">8. Conclusion</w:t>
-      </w:r>
-    </w:p>
-    <w:p>
-      <w:pPr>
-        <w:pStyle w:val="FirstParagraph"/>
-        <w:spacing w:line="480" w:lineRule="auto" w:after="0"/>
-        <w:ind w:firstLine="720"/>
-      </w:pPr>
-      <w:r>
-        <w:rPr>
-          <w:rFonts w:ascii="Times New Roman" w:hAnsi="Times New Roman" w:eastAsia="Times New Roman"/>
-          <w:sz w:val="24"/>
-        </w:rPr>
-        <w:t xml:space="preserve">The UK’s service relationships with both India and China expanded between 2019 and 2024, but they did so differently. UK–India SJ3 grew strongly in both directions, with UK imports from India rising most. UK imports of Chinese SJ3 also almost doubled, while the reverse flow grew more moderately. Construction services remained comparatively small in both relationships.</w:t>
+        <w:t xml:space="preserve">Felten, E., Raj, M., &amp; Seamans, R. (2018). A method to link advances in artificial intelligence to occupational abilities.</w:t>
+      </w:r>
+      <w:r>
+        <w:rPr>
+          <w:rFonts w:ascii="Times New Roman" w:hAnsi="Times New Roman" w:eastAsia="Times New Roman"/>
+          <w:sz w:val="24"/>
+        </w:rPr>
+        <w:t xml:space="preserve"> </w:t>
+      </w:r>
+      <w:r>
+        <w:rPr>
+          <w:iCs/>
+          <w:rFonts w:ascii="Times New Roman" w:hAnsi="Times New Roman" w:eastAsia="Times New Roman"/>
+          <w:i/>
+          <w:sz w:val="24"/>
+        </w:rPr>
+        <w:t xml:space="preserve">AEA Papers and Proceedings, 108</w:t>
+      </w:r>
+      <w:r>
+        <w:rPr>
+          <w:rFonts w:ascii="Times New Roman" w:hAnsi="Times New Roman" w:eastAsia="Times New Roman"/>
+          <w:sz w:val="24"/>
+        </w:rPr>
+        <w:t xml:space="preserve">, 54–57.</w:t>
       </w:r>
     </w:p>
     <w:p>
@@ -2755,7 +3376,30 @@
           <w:rFonts w:ascii="Times New Roman" w:hAnsi="Times New Roman" w:eastAsia="Times New Roman"/>
           <w:sz w:val="24"/>
         </w:rPr>
-        <w:t xml:space="preserve">The harmonised EU panel links higher importer NLG adoption to Indian SJ3 but not to Chinese construction services. Domestic M71 turnover and wages also grew more slowly in higher-adoption economies, while employment was unchanged. These findings are consistent with a changing digitally deliverable services margin, not with a general construction-trade effect.</w:t>
+        <w:t xml:space="preserve">Felten, E., Raj, M., &amp; Seamans, R. (2021). Occupational, industry, and geographic exposure to artificial intelligence: A novel dataset and its potential uses.</w:t>
+      </w:r>
+      <w:r>
+        <w:rPr>
+          <w:rFonts w:ascii="Times New Roman" w:hAnsi="Times New Roman" w:eastAsia="Times New Roman"/>
+          <w:sz w:val="24"/>
+        </w:rPr>
+        <w:t xml:space="preserve"> </w:t>
+      </w:r>
+      <w:r>
+        <w:rPr>
+          <w:iCs/>
+          <w:rFonts w:ascii="Times New Roman" w:hAnsi="Times New Roman" w:eastAsia="Times New Roman"/>
+          <w:i/>
+          <w:sz w:val="24"/>
+        </w:rPr>
+        <w:t xml:space="preserve">Strategic Management Journal, 42</w:t>
+      </w:r>
+      <w:r>
+        <w:rPr>
+          <w:rFonts w:ascii="Times New Roman" w:hAnsi="Times New Roman" w:eastAsia="Times New Roman"/>
+          <w:sz w:val="24"/>
+        </w:rPr>
+        <w:t xml:space="preserve">(12), 2195–2217.</w:t>
       </w:r>
     </w:p>
     <w:p>
@@ -2769,203 +3413,7 @@
           <w:rFonts w:ascii="Times New Roman" w:hAnsi="Times New Roman" w:eastAsia="Times New Roman"/>
           <w:sz w:val="24"/>
         </w:rPr>
-        <w:t xml:space="preserve">The conclusion remains conditional. The bilateral comparisons do not have a UK NLG treatment, SJ3 is broader than engineering, and the industry panel has only one complete post-shock year. The paper therefore documents UK–India and UK–China service changes and places them beside the NLG panel evidence; it does not claim that AI caused bilateral civil-engineering relocation.</w:t>
-      </w:r>
-    </w:p>
-    <w:p>
-      <w:pPr>
-        <w:spacing w:line="480" w:lineRule="auto" w:after="0"/>
-        <w:ind w:firstLine="0"/>
-      </w:pPr>
-      <w:r>
-        <w:pict>
-          <v:rect style="width:0;height:1.5pt" o:hralign="center" o:hrstd="t" o:hr="t"/>
-        </w:pict>
-      </w:r>
-    </w:p>
-    <w:bookmarkEnd w:id="50"/>
-    <w:bookmarkStart w:id="51" w:name="disclosure-statement"/>
-    <w:p>
-      <w:pPr>
-        <w:pStyle w:val="Heading2"/>
-        <w:spacing w:line="480" w:lineRule="auto"/>
-        <w:ind w:firstLine="0"/>
-      </w:pPr>
-      <w:r>
-        <w:rPr>
-          <w:rFonts w:ascii="Times New Roman" w:hAnsi="Times New Roman" w:eastAsia="Times New Roman"/>
-          <w:b/>
-          <w:sz w:val="24"/>
-        </w:rPr>
-        <w:t xml:space="preserve">Disclosure statement</w:t>
-      </w:r>
-    </w:p>
-    <w:p>
-      <w:pPr>
-        <w:pStyle w:val="FirstParagraph"/>
-        <w:spacing w:line="480" w:lineRule="auto" w:after="0"/>
-        <w:ind w:firstLine="720"/>
-      </w:pPr>
-      <w:r>
-        <w:rPr>
-          <w:rFonts w:ascii="Times New Roman" w:hAnsi="Times New Roman" w:eastAsia="Times New Roman"/>
-          <w:sz w:val="24"/>
-        </w:rPr>
-        <w:t xml:space="preserve">No potential conflict of interest was reported by the author.</w:t>
-      </w:r>
-    </w:p>
-    <w:bookmarkEnd w:id="51"/>
-    <w:bookmarkStart w:id="52" w:name="data-availability-statement"/>
-    <w:p>
-      <w:pPr>
-        <w:pStyle w:val="Heading2"/>
-        <w:spacing w:line="480" w:lineRule="auto"/>
-        <w:ind w:firstLine="0"/>
-      </w:pPr>
-      <w:r>
-        <w:rPr>
-          <w:rFonts w:ascii="Times New Roman" w:hAnsi="Times New Roman" w:eastAsia="Times New Roman"/>
-          <w:b/>
-          <w:sz w:val="24"/>
-        </w:rPr>
-        <w:t xml:space="preserve">Data availability statement</w:t>
-      </w:r>
-    </w:p>
-    <w:p>
-      <w:pPr>
-        <w:pStyle w:val="FirstParagraph"/>
-        <w:spacing w:line="480" w:lineRule="auto" w:after="0"/>
-        <w:ind w:firstLine="720"/>
-      </w:pPr>
-      <w:r>
-        <w:rPr>
-          <w:rFonts w:ascii="Times New Roman" w:hAnsi="Times New Roman" w:eastAsia="Times New Roman"/>
-          <w:sz w:val="24"/>
-        </w:rPr>
-        <w:t xml:space="preserve">The data that support the findings of this study are included in the accompanying replication package (</w:t>
-      </w:r>
-      <w:r>
-        <w:rPr>
-          <w:rStyle w:val="VerbatimChar"/>
-          <w:rFonts w:ascii="Times New Roman" w:hAnsi="Times New Roman" w:eastAsia="Times New Roman"/>
-          <w:sz w:val="24"/>
-        </w:rPr>
-        <w:t xml:space="preserve">Data_Study4_IJCM/</w:t>
-      </w:r>
-      <w:r>
-        <w:rPr>
-          <w:rFonts w:ascii="Times New Roman" w:hAnsi="Times New Roman" w:eastAsia="Times New Roman"/>
-          <w:sz w:val="24"/>
-        </w:rPr>
-        <w:t xml:space="preserve">). Eurostat, OECD–WTO BaTIS, ILOSTAT and World Bank series remain subject to their publishers’ terms and should be cited as in the reference list. Author-generated files are released under CC BY 4.0.</w:t>
-      </w:r>
-    </w:p>
-    <w:bookmarkEnd w:id="52"/>
-    <w:bookmarkStart w:id="53" w:name="disclosure-statement-1"/>
-    <w:p>
-      <w:pPr>
-        <w:pStyle w:val="Heading2"/>
-        <w:spacing w:line="480" w:lineRule="auto"/>
-        <w:ind w:firstLine="0"/>
-      </w:pPr>
-      <w:r>
-        <w:rPr>
-          <w:rFonts w:ascii="Times New Roman" w:hAnsi="Times New Roman" w:eastAsia="Times New Roman"/>
-          <w:b/>
-          <w:sz w:val="24"/>
-        </w:rPr>
-        <w:t xml:space="preserve">Disclosure statement</w:t>
-      </w:r>
-    </w:p>
-    <w:p>
-      <w:pPr>
-        <w:pStyle w:val="FirstParagraph"/>
-        <w:spacing w:line="480" w:lineRule="auto" w:after="0"/>
-        <w:ind w:firstLine="720"/>
-      </w:pPr>
-      <w:r>
-        <w:rPr>
-          <w:rFonts w:ascii="Times New Roman" w:hAnsi="Times New Roman" w:eastAsia="Times New Roman"/>
-          <w:sz w:val="24"/>
-        </w:rPr>
-        <w:t xml:space="preserve">No potential conflict of interest was reported by the author.</w:t>
-      </w:r>
-    </w:p>
-    <w:bookmarkEnd w:id="53"/>
-    <w:bookmarkStart w:id="54" w:name="data-availability-statement-1"/>
-    <w:p>
-      <w:pPr>
-        <w:pStyle w:val="Heading2"/>
-        <w:spacing w:line="480" w:lineRule="auto"/>
-        <w:ind w:firstLine="0"/>
-      </w:pPr>
-      <w:r>
-        <w:rPr>
-          <w:rFonts w:ascii="Times New Roman" w:hAnsi="Times New Roman" w:eastAsia="Times New Roman"/>
-          <w:b/>
-          <w:sz w:val="24"/>
-        </w:rPr>
-        <w:t xml:space="preserve">Data availability statement</w:t>
-      </w:r>
-    </w:p>
-    <w:p>
-      <w:pPr>
-        <w:pStyle w:val="FirstParagraph"/>
-        <w:spacing w:line="480" w:lineRule="auto" w:after="0"/>
-        <w:ind w:firstLine="720"/>
-      </w:pPr>
-      <w:r>
-        <w:rPr>
-          <w:rFonts w:ascii="Times New Roman" w:hAnsi="Times New Roman" w:eastAsia="Times New Roman"/>
-          <w:sz w:val="24"/>
-        </w:rPr>
-        <w:t xml:space="preserve">The data that support the findings of this study are included in the accompanying replication package (</w:t>
-      </w:r>
-      <w:r>
-        <w:rPr>
-          <w:rStyle w:val="VerbatimChar"/>
-          <w:rFonts w:ascii="Times New Roman" w:hAnsi="Times New Roman" w:eastAsia="Times New Roman"/>
-          <w:sz w:val="24"/>
-        </w:rPr>
-        <w:t xml:space="preserve">Data_Study4_IJCM/</w:t>
-      </w:r>
-      <w:r>
-        <w:rPr>
-          <w:rFonts w:ascii="Times New Roman" w:hAnsi="Times New Roman" w:eastAsia="Times New Roman"/>
-          <w:sz w:val="24"/>
-        </w:rPr>
-        <w:t xml:space="preserve">). Eurostat, OECD–WTO BaTIS, ILOSTAT and World Bank series remain subject to their publishers’ terms and should be cited as in the reference list. Author-generated files are released under CC BY 4.0.</w:t>
-      </w:r>
-    </w:p>
-    <w:bookmarkEnd w:id="54"/>
-    <w:bookmarkStart w:id="55" w:name="references"/>
-    <w:p>
-      <w:pPr>
-        <w:pStyle w:val="Heading2"/>
-        <w:spacing w:line="480" w:lineRule="auto"/>
-        <w:ind w:firstLine="0"/>
-      </w:pPr>
-      <w:r>
-        <w:rPr>
-          <w:rFonts w:ascii="Times New Roman" w:hAnsi="Times New Roman" w:eastAsia="Times New Roman"/>
-          <w:b/>
-          <w:sz w:val="24"/>
-        </w:rPr>
-        <w:t xml:space="preserve">References</w:t>
-      </w:r>
-    </w:p>
-    <w:p>
-      <w:pPr>
-        <w:pStyle w:val="FirstParagraph"/>
-        <w:spacing w:line="480" w:lineRule="auto" w:after="0"/>
-        <w:ind w:firstLine="720"/>
-      </w:pPr>
-      <w:r>
-        <w:rPr>
-          <w:rFonts w:ascii="Times New Roman" w:hAnsi="Times New Roman" w:eastAsia="Times New Roman"/>
-          <w:sz w:val="24"/>
-        </w:rPr>
-        <w:t xml:space="preserve">Acemoglu, D., &amp; Restrepo, P. (2018). The race between man and machine: Implications of technology for growth, factor shares, and employment.</w:t>
+        <w:t xml:space="preserve">Fortanier, F., Liberatore, A., Maurer, A., &amp; Pilgrim, G. (2017).</w:t>
       </w:r>
       <w:r>
         <w:rPr>
@@ -2981,14 +3429,14 @@
           <w:i/>
           <w:sz w:val="24"/>
         </w:rPr>
-        <w:t xml:space="preserve">American Economic Review, 108</w:t>
-      </w:r>
-      <w:r>
-        <w:rPr>
-          <w:rFonts w:ascii="Times New Roman" w:hAnsi="Times New Roman" w:eastAsia="Times New Roman"/>
-          <w:sz w:val="24"/>
-        </w:rPr>
-        <w:t xml:space="preserve">(6), 1488–1542.</w:t>
+        <w:t xml:space="preserve">The OECD–WTO Balanced Trade in Services database</w:t>
+      </w:r>
+      <w:r>
+        <w:rPr>
+          <w:rFonts w:ascii="Times New Roman" w:hAnsi="Times New Roman" w:eastAsia="Times New Roman"/>
+          <w:sz w:val="24"/>
+        </w:rPr>
+        <w:t xml:space="preserve">. OECD/WTO.</w:t>
       </w:r>
     </w:p>
     <w:p>
@@ -3002,7 +3450,7 @@
           <w:rFonts w:ascii="Times New Roman" w:hAnsi="Times New Roman" w:eastAsia="Times New Roman"/>
           <w:sz w:val="24"/>
         </w:rPr>
-        <w:t xml:space="preserve">Acemoglu, D., &amp; Restrepo, P. (2019). Automation and new tasks: How technology displaces and reinstates labor.</w:t>
+        <w:t xml:space="preserve">Francois, J., &amp; Hoekman, B. (2010). Services trade and policy.</w:t>
       </w:r>
       <w:r>
         <w:rPr>
@@ -3018,14 +3466,14 @@
           <w:i/>
           <w:sz w:val="24"/>
         </w:rPr>
-        <w:t xml:space="preserve">Journal of Economic Perspectives, 33</w:t>
-      </w:r>
-      <w:r>
-        <w:rPr>
-          <w:rFonts w:ascii="Times New Roman" w:hAnsi="Times New Roman" w:eastAsia="Times New Roman"/>
-          <w:sz w:val="24"/>
-        </w:rPr>
-        <w:t xml:space="preserve">(2), 3–30.</w:t>
+        <w:t xml:space="preserve">Journal of Economic Literature, 48</w:t>
+      </w:r>
+      <w:r>
+        <w:rPr>
+          <w:rFonts w:ascii="Times New Roman" w:hAnsi="Times New Roman" w:eastAsia="Times New Roman"/>
+          <w:sz w:val="24"/>
+        </w:rPr>
+        <w:t xml:space="preserve">(3), 642–692.</w:t>
       </w:r>
     </w:p>
     <w:p>
@@ -3039,7 +3487,7 @@
           <w:rFonts w:ascii="Times New Roman" w:hAnsi="Times New Roman" w:eastAsia="Times New Roman"/>
           <w:sz w:val="24"/>
         </w:rPr>
-        <w:t xml:space="preserve">Acemoglu, D., &amp; Restrepo, P. (2020). Robots and jobs: Evidence from US labor markets.</w:t>
+        <w:t xml:space="preserve">Gann, D. M., &amp; Salter, A. J. (2000). Innovation in project-based, service-enhanced firms: The construction of complex products and systems.</w:t>
       </w:r>
       <w:r>
         <w:rPr>
@@ -3055,14 +3503,14 @@
           <w:i/>
           <w:sz w:val="24"/>
         </w:rPr>
-        <w:t xml:space="preserve">Journal of Political Economy, 128</w:t>
-      </w:r>
-      <w:r>
-        <w:rPr>
-          <w:rFonts w:ascii="Times New Roman" w:hAnsi="Times New Roman" w:eastAsia="Times New Roman"/>
-          <w:sz w:val="24"/>
-        </w:rPr>
-        <w:t xml:space="preserve">(6), 2188–2244.</w:t>
+        <w:t xml:space="preserve">Research Policy, 29</w:t>
+      </w:r>
+      <w:r>
+        <w:rPr>
+          <w:rFonts w:ascii="Times New Roman" w:hAnsi="Times New Roman" w:eastAsia="Times New Roman"/>
+          <w:sz w:val="24"/>
+        </w:rPr>
+        <w:t xml:space="preserve">(7–8), 955–972.</w:t>
       </w:r>
     </w:p>
     <w:p>
@@ -3076,7 +3524,7 @@
           <w:rFonts w:ascii="Times New Roman" w:hAnsi="Times New Roman" w:eastAsia="Times New Roman"/>
           <w:sz w:val="24"/>
         </w:rPr>
-        <w:t xml:space="preserve">Agrawal, A., Gans, J., &amp; Goldfarb, A. (2018).</w:t>
+        <w:t xml:space="preserve">Grossman, G. M., &amp; Rossi-Hansberg, E. (2008). Trading tasks: A simple theory of offshoring.</w:t>
       </w:r>
       <w:r>
         <w:rPr>
@@ -3092,14 +3540,14 @@
           <w:i/>
           <w:sz w:val="24"/>
         </w:rPr>
-        <w:t xml:space="preserve">Prediction machines: The simple economics of artificial intelligence</w:t>
-      </w:r>
-      <w:r>
-        <w:rPr>
-          <w:rFonts w:ascii="Times New Roman" w:hAnsi="Times New Roman" w:eastAsia="Times New Roman"/>
-          <w:sz w:val="24"/>
-        </w:rPr>
-        <w:t xml:space="preserve">. Harvard Business Review Press.</w:t>
+        <w:t xml:space="preserve">American Economic Review, 98</w:t>
+      </w:r>
+      <w:r>
+        <w:rPr>
+          <w:rFonts w:ascii="Times New Roman" w:hAnsi="Times New Roman" w:eastAsia="Times New Roman"/>
+          <w:sz w:val="24"/>
+        </w:rPr>
+        <w:t xml:space="preserve">(5), 1978–1997.</w:t>
       </w:r>
     </w:p>
     <w:p>
@@ -3113,7 +3561,7 @@
           <w:rFonts w:ascii="Times New Roman" w:hAnsi="Times New Roman" w:eastAsia="Times New Roman"/>
           <w:sz w:val="24"/>
         </w:rPr>
-        <w:t xml:space="preserve">Agrawal, A., Gans, J., &amp; Goldfarb, A. (2022).</w:t>
+        <w:t xml:space="preserve">Hui, X., Reshef, O., &amp; Zhou, L. (2024). The short-term effects of generative artificial intelligence on employment: Evidence from an online labor market.</w:t>
       </w:r>
       <w:r>
         <w:rPr>
@@ -3129,14 +3577,14 @@
           <w:i/>
           <w:sz w:val="24"/>
         </w:rPr>
-        <w:t xml:space="preserve">Power and prediction: The disruptive economics of artificial intelligence</w:t>
-      </w:r>
-      <w:r>
-        <w:rPr>
-          <w:rFonts w:ascii="Times New Roman" w:hAnsi="Times New Roman" w:eastAsia="Times New Roman"/>
-          <w:sz w:val="24"/>
-        </w:rPr>
-        <w:t xml:space="preserve">. Harvard Business Review Press.</w:t>
+        <w:t xml:space="preserve">Organization Science</w:t>
+      </w:r>
+      <w:r>
+        <w:rPr>
+          <w:rFonts w:ascii="Times New Roman" w:hAnsi="Times New Roman" w:eastAsia="Times New Roman"/>
+          <w:sz w:val="24"/>
+        </w:rPr>
+        <w:t xml:space="preserve">.</w:t>
       </w:r>
     </w:p>
     <w:p>
@@ -3150,7 +3598,7 @@
           <w:rFonts w:ascii="Times New Roman" w:hAnsi="Times New Roman" w:eastAsia="Times New Roman"/>
           <w:sz w:val="24"/>
         </w:rPr>
-        <w:t xml:space="preserve">Autor, D. H. (2015). Why are there still so many jobs? The history and future of workplace automation.</w:t>
+        <w:t xml:space="preserve">ILO. (n.d.).</w:t>
       </w:r>
       <w:r>
         <w:rPr>
@@ -3166,14 +3614,14 @@
           <w:i/>
           <w:sz w:val="24"/>
         </w:rPr>
-        <w:t xml:space="preserve">Journal of Economic Perspectives, 29</w:t>
-      </w:r>
-      <w:r>
-        <w:rPr>
-          <w:rFonts w:ascii="Times New Roman" w:hAnsi="Times New Roman" w:eastAsia="Times New Roman"/>
-          <w:sz w:val="24"/>
-        </w:rPr>
-        <w:t xml:space="preserve">(3), 3–30.</w:t>
+        <w:t xml:space="preserve">ILOSTAT: Employment by sex and economic activity</w:t>
+      </w:r>
+      <w:r>
+        <w:rPr>
+          <w:rFonts w:ascii="Times New Roman" w:hAnsi="Times New Roman" w:eastAsia="Times New Roman"/>
+          <w:sz w:val="24"/>
+        </w:rPr>
+        <w:t xml:space="preserve">. International Labour Organization.</w:t>
       </w:r>
     </w:p>
     <w:p>
@@ -3187,30 +3635,7 @@
           <w:rFonts w:ascii="Times New Roman" w:hAnsi="Times New Roman" w:eastAsia="Times New Roman"/>
           <w:sz w:val="24"/>
         </w:rPr>
-        <w:t xml:space="preserve">Autor, D. H., Levy, F., &amp; Murnane, R. J. (2003). The skill content of recent technological change: An empirical exploration.</w:t>
-      </w:r>
-      <w:r>
-        <w:rPr>
-          <w:rFonts w:ascii="Times New Roman" w:hAnsi="Times New Roman" w:eastAsia="Times New Roman"/>
-          <w:sz w:val="24"/>
-        </w:rPr>
-        <w:t xml:space="preserve"> </w:t>
-      </w:r>
-      <w:r>
-        <w:rPr>
-          <w:iCs/>
-          <w:rFonts w:ascii="Times New Roman" w:hAnsi="Times New Roman" w:eastAsia="Times New Roman"/>
-          <w:i/>
-          <w:sz w:val="24"/>
-        </w:rPr>
-        <w:t xml:space="preserve">Quarterly Journal of Economics, 118</w:t>
-      </w:r>
-      <w:r>
-        <w:rPr>
-          <w:rFonts w:ascii="Times New Roman" w:hAnsi="Times New Roman" w:eastAsia="Times New Roman"/>
-          <w:sz w:val="24"/>
-        </w:rPr>
-        <w:t xml:space="preserve">(4), 1279–1333.</w:t>
+        <w:t xml:space="preserve">Korinek, A., &amp; Stiglitz, J. E. (2021). Artificial intelligence, globalization, and strategies for economic development (NBER Working Paper 28453).</w:t>
       </w:r>
     </w:p>
     <w:p>
@@ -3224,30 +3649,7 @@
           <w:rFonts w:ascii="Times New Roman" w:hAnsi="Times New Roman" w:eastAsia="Times New Roman"/>
           <w:sz w:val="24"/>
         </w:rPr>
-        <w:t xml:space="preserve">Baldwin, R. (2016).</w:t>
-      </w:r>
-      <w:r>
-        <w:rPr>
-          <w:rFonts w:ascii="Times New Roman" w:hAnsi="Times New Roman" w:eastAsia="Times New Roman"/>
-          <w:sz w:val="24"/>
-        </w:rPr>
-        <w:t xml:space="preserve"> </w:t>
-      </w:r>
-      <w:r>
-        <w:rPr>
-          <w:iCs/>
-          <w:rFonts w:ascii="Times New Roman" w:hAnsi="Times New Roman" w:eastAsia="Times New Roman"/>
-          <w:i/>
-          <w:sz w:val="24"/>
-        </w:rPr>
-        <w:t xml:space="preserve">The great convergence: Information technology and the new globalization</w:t>
-      </w:r>
-      <w:r>
-        <w:rPr>
-          <w:rFonts w:ascii="Times New Roman" w:hAnsi="Times New Roman" w:eastAsia="Times New Roman"/>
-          <w:sz w:val="24"/>
-        </w:rPr>
-        <w:t xml:space="preserve">. Harvard University Press.</w:t>
+        <w:t xml:space="preserve">Loungani, P., Mishra, S., Papageorgiou, C., &amp; Wang, K. (2017). World trade in services: Evidence from a new dataset (IMF Working Paper 17/77).</w:t>
       </w:r>
     </w:p>
     <w:p>
@@ -3261,7 +3663,7 @@
           <w:rFonts w:ascii="Times New Roman" w:hAnsi="Times New Roman" w:eastAsia="Times New Roman"/>
           <w:sz w:val="24"/>
         </w:rPr>
-        <w:t xml:space="preserve">Baldwin, R. (2019).</w:t>
+        <w:t xml:space="preserve">Noy, S., &amp; Zhang, W. (2023). Experimental evidence on the productivity effects of generative artificial intelligence.</w:t>
       </w:r>
       <w:r>
         <w:rPr>
@@ -3277,14 +3679,14 @@
           <w:i/>
           <w:sz w:val="24"/>
         </w:rPr>
-        <w:t xml:space="preserve">The globotics upheaval: Globalization, robotics, and the future of work</w:t>
-      </w:r>
-      <w:r>
-        <w:rPr>
-          <w:rFonts w:ascii="Times New Roman" w:hAnsi="Times New Roman" w:eastAsia="Times New Roman"/>
-          <w:sz w:val="24"/>
-        </w:rPr>
-        <w:t xml:space="preserve">. Oxford University Press.</w:t>
+        <w:t xml:space="preserve">Science, 381</w:t>
+      </w:r>
+      <w:r>
+        <w:rPr>
+          <w:rFonts w:ascii="Times New Roman" w:hAnsi="Times New Roman" w:eastAsia="Times New Roman"/>
+          <w:sz w:val="24"/>
+        </w:rPr>
+        <w:t xml:space="preserve">(6654), 187–192.</w:t>
       </w:r>
     </w:p>
     <w:p>
@@ -3298,7 +3700,7 @@
           <w:rFonts w:ascii="Times New Roman" w:hAnsi="Times New Roman" w:eastAsia="Times New Roman"/>
           <w:sz w:val="24"/>
         </w:rPr>
-        <w:t xml:space="preserve">Blinder, A. S. (2006). Offshoring: The next industrial revolution?</w:t>
+        <w:t xml:space="preserve">OECD &amp; WTO. (n.d.).</w:t>
       </w:r>
       <w:r>
         <w:rPr>
@@ -3314,14 +3716,21 @@
           <w:i/>
           <w:sz w:val="24"/>
         </w:rPr>
-        <w:t xml:space="preserve">Foreign Affairs, 85</w:t>
-      </w:r>
-      <w:r>
-        <w:rPr>
-          <w:rFonts w:ascii="Times New Roman" w:hAnsi="Times New Roman" w:eastAsia="Times New Roman"/>
-          <w:sz w:val="24"/>
-        </w:rPr>
-        <w:t xml:space="preserve">(2), 113–128.</w:t>
+        <w:t xml:space="preserve">BaTIS: Balanced Trade in Services dataset</w:t>
+      </w:r>
+      <w:r>
+        <w:rPr>
+          <w:rFonts w:ascii="Times New Roman" w:hAnsi="Times New Roman" w:eastAsia="Times New Roman"/>
+          <w:sz w:val="24"/>
+        </w:rPr>
+        <w:t xml:space="preserve"> </w:t>
+      </w:r>
+      <w:r>
+        <w:rPr>
+          <w:rFonts w:ascii="Times New Roman" w:hAnsi="Times New Roman" w:eastAsia="Times New Roman"/>
+          <w:sz w:val="24"/>
+        </w:rPr>
+        <w:t xml:space="preserve">(BPM6, adjustment B).</w:t>
       </w:r>
     </w:p>
     <w:p>
@@ -3335,30 +3744,7 @@
           <w:rFonts w:ascii="Times New Roman" w:hAnsi="Times New Roman" w:eastAsia="Times New Roman"/>
           <w:sz w:val="24"/>
         </w:rPr>
-        <w:t xml:space="preserve">Brynjolfsson, E., Li, D., &amp; Raymond, L. (2025). Generative AI at work.</w:t>
-      </w:r>
-      <w:r>
-        <w:rPr>
-          <w:rFonts w:ascii="Times New Roman" w:hAnsi="Times New Roman" w:eastAsia="Times New Roman"/>
-          <w:sz w:val="24"/>
-        </w:rPr>
-        <w:t xml:space="preserve"> </w:t>
-      </w:r>
-      <w:r>
-        <w:rPr>
-          <w:iCs/>
-          <w:rFonts w:ascii="Times New Roman" w:hAnsi="Times New Roman" w:eastAsia="Times New Roman"/>
-          <w:i/>
-          <w:sz w:val="24"/>
-        </w:rPr>
-        <w:t xml:space="preserve">Quarterly Journal of Economics, 140</w:t>
-      </w:r>
-      <w:r>
-        <w:rPr>
-          <w:rFonts w:ascii="Times New Roman" w:hAnsi="Times New Roman" w:eastAsia="Times New Roman"/>
-          <w:sz w:val="24"/>
-        </w:rPr>
-        <w:t xml:space="preserve">(2), 889–942.</w:t>
+        <w:t xml:space="preserve">Peng, S., Kalliamvakou, E., Cihon, P., &amp; Demirer, M. (2023). The impact of AI on developer productivity: Evidence from GitHub Copilot. arXiv:2302.06590.</w:t>
       </w:r>
     </w:p>
     <w:p>
@@ -3372,7 +3758,37 @@
           <w:rFonts w:ascii="Times New Roman" w:hAnsi="Times New Roman" w:eastAsia="Times New Roman"/>
           <w:sz w:val="24"/>
         </w:rPr>
-        <w:t xml:space="preserve">Dell’Acqua, F., McFowland, E., Mollick, E., Lifshitz-Assaf, H., Kellogg, K. C., Rajendran, S., Krayer, L., Candelon, F., &amp; Lakhani, K. R. (2023). Navigating the jagged technological frontier: Field experimental evidence of the effects of AI on knowledge worker productivity and quality (Harvard Business School Working Paper 24-013).</w:t>
+        <w:t xml:space="preserve">Sacks, R., Eastman, C., Lee, G., &amp; Teicholz, P. (2018).</w:t>
+      </w:r>
+      <w:r>
+        <w:rPr>
+          <w:rFonts w:ascii="Times New Roman" w:hAnsi="Times New Roman" w:eastAsia="Times New Roman"/>
+          <w:sz w:val="24"/>
+        </w:rPr>
+        <w:t xml:space="preserve"> </w:t>
+      </w:r>
+      <w:r>
+        <w:rPr>
+          <w:iCs/>
+          <w:rFonts w:ascii="Times New Roman" w:hAnsi="Times New Roman" w:eastAsia="Times New Roman"/>
+          <w:i/>
+          <w:sz w:val="24"/>
+        </w:rPr>
+        <w:t xml:space="preserve">BIM handbook: A guide to building information modeling for owners, designers, engineers, contractors, and facility managers</w:t>
+      </w:r>
+      <w:r>
+        <w:rPr>
+          <w:rFonts w:ascii="Times New Roman" w:hAnsi="Times New Roman" w:eastAsia="Times New Roman"/>
+          <w:sz w:val="24"/>
+        </w:rPr>
+        <w:t xml:space="preserve"> </w:t>
+      </w:r>
+      <w:r>
+        <w:rPr>
+          <w:rFonts w:ascii="Times New Roman" w:hAnsi="Times New Roman" w:eastAsia="Times New Roman"/>
+          <w:sz w:val="24"/>
+        </w:rPr>
+        <w:t xml:space="preserve">(3rd ed.). Wiley.</w:t>
       </w:r>
     </w:p>
     <w:p>
@@ -3386,7 +3802,7 @@
           <w:rFonts w:ascii="Times New Roman" w:hAnsi="Times New Roman" w:eastAsia="Times New Roman"/>
           <w:sz w:val="24"/>
         </w:rPr>
-        <w:t xml:space="preserve">Eastman, C., Teicholz, P., Sacks, R., &amp; Liston, K. (2011).</w:t>
+        <w:t xml:space="preserve">Webb, M. (2020).</w:t>
       </w:r>
       <w:r>
         <w:rPr>
@@ -3402,21 +3818,14 @@
           <w:i/>
           <w:sz w:val="24"/>
         </w:rPr>
-        <w:t xml:space="preserve">BIM handbook: A guide to building information modeling</w:t>
-      </w:r>
-      <w:r>
-        <w:rPr>
-          <w:rFonts w:ascii="Times New Roman" w:hAnsi="Times New Roman" w:eastAsia="Times New Roman"/>
-          <w:sz w:val="24"/>
-        </w:rPr>
-        <w:t xml:space="preserve"> </w:t>
-      </w:r>
-      <w:r>
-        <w:rPr>
-          <w:rFonts w:ascii="Times New Roman" w:hAnsi="Times New Roman" w:eastAsia="Times New Roman"/>
-          <w:sz w:val="24"/>
-        </w:rPr>
-        <w:t xml:space="preserve">(2nd ed.). Wiley.</w:t>
+        <w:t xml:space="preserve">The impact of artificial intelligence on the labor market</w:t>
+      </w:r>
+      <w:r>
+        <w:rPr>
+          <w:rFonts w:ascii="Times New Roman" w:hAnsi="Times New Roman" w:eastAsia="Times New Roman"/>
+          <w:sz w:val="24"/>
+        </w:rPr>
+        <w:t xml:space="preserve">. Stanford University.</w:t>
       </w:r>
     </w:p>
     <w:p>
@@ -3430,7 +3839,30 @@
           <w:rFonts w:ascii="Times New Roman" w:hAnsi="Times New Roman" w:eastAsia="Times New Roman"/>
           <w:sz w:val="24"/>
         </w:rPr>
-        <w:t xml:space="preserve">Eloundou, T., Manning, S., Mishkin, P., &amp; Rock, D. (2023). GPTs are GPTs: An early look at the labor market impact potential of large language models. arXiv:2303.10130.</w:t>
+        <w:t xml:space="preserve">Whyte, J. (2019). How digital information transforms project delivery models.</w:t>
+      </w:r>
+      <w:r>
+        <w:rPr>
+          <w:rFonts w:ascii="Times New Roman" w:hAnsi="Times New Roman" w:eastAsia="Times New Roman"/>
+          <w:sz w:val="24"/>
+        </w:rPr>
+        <w:t xml:space="preserve"> </w:t>
+      </w:r>
+      <w:r>
+        <w:rPr>
+          <w:iCs/>
+          <w:rFonts w:ascii="Times New Roman" w:hAnsi="Times New Roman" w:eastAsia="Times New Roman"/>
+          <w:i/>
+          <w:sz w:val="24"/>
+        </w:rPr>
+        <w:t xml:space="preserve">Project Management Journal, 50</w:t>
+      </w:r>
+      <w:r>
+        <w:rPr>
+          <w:rFonts w:ascii="Times New Roman" w:hAnsi="Times New Roman" w:eastAsia="Times New Roman"/>
+          <w:sz w:val="24"/>
+        </w:rPr>
+        <w:t xml:space="preserve">(2), 177–194.</w:t>
       </w:r>
     </w:p>
     <w:p>
@@ -3444,7 +3876,7 @@
           <w:rFonts w:ascii="Times New Roman" w:hAnsi="Times New Roman" w:eastAsia="Times New Roman"/>
           <w:sz w:val="24"/>
         </w:rPr>
-        <w:t xml:space="preserve">Eloundou, T., Manning, S., Mishkin, P., &amp; Rock, D. (2024). GPTs are GPTs: Labor market impact potential of LLMs.</w:t>
+        <w:t xml:space="preserve">Winch, G. M. (2010).</w:t>
       </w:r>
       <w:r>
         <w:rPr>
@@ -3460,14 +3892,21 @@
           <w:i/>
           <w:sz w:val="24"/>
         </w:rPr>
-        <w:t xml:space="preserve">Science, 384</w:t>
-      </w:r>
-      <w:r>
-        <w:rPr>
-          <w:rFonts w:ascii="Times New Roman" w:hAnsi="Times New Roman" w:eastAsia="Times New Roman"/>
-          <w:sz w:val="24"/>
-        </w:rPr>
-        <w:t xml:space="preserve">(6702), 1306–1308.</w:t>
+        <w:t xml:space="preserve">Managing construction projects</w:t>
+      </w:r>
+      <w:r>
+        <w:rPr>
+          <w:rFonts w:ascii="Times New Roman" w:hAnsi="Times New Roman" w:eastAsia="Times New Roman"/>
+          <w:sz w:val="24"/>
+        </w:rPr>
+        <w:t xml:space="preserve"> </w:t>
+      </w:r>
+      <w:r>
+        <w:rPr>
+          <w:rFonts w:ascii="Times New Roman" w:hAnsi="Times New Roman" w:eastAsia="Times New Roman"/>
+          <w:sz w:val="24"/>
+        </w:rPr>
+        <w:t xml:space="preserve">(2nd ed.). Wiley-Blackwell.</w:t>
       </w:r>
     </w:p>
     <w:p>
@@ -3481,7 +3920,7 @@
           <w:rFonts w:ascii="Times New Roman" w:hAnsi="Times New Roman" w:eastAsia="Times New Roman"/>
           <w:sz w:val="24"/>
         </w:rPr>
-        <w:t xml:space="preserve">Eurostat. (2024).</w:t>
+        <w:t xml:space="preserve">WTO. (1994).</w:t>
       </w:r>
       <w:r>
         <w:rPr>
@@ -3497,668 +3936,6 @@
           <w:i/>
           <w:sz w:val="24"/>
         </w:rPr>
-        <w:t xml:space="preserve">ICT usage in enterprises: Artificial intelligence (isoc_eb_ain2); national accounts (nama_10_a64); structural business statistics (sbs_ovw_act, sbs_sc_ovw)</w:t>
-      </w:r>
-      <w:r>
-        <w:rPr>
-          <w:rFonts w:ascii="Times New Roman" w:hAnsi="Times New Roman" w:eastAsia="Times New Roman"/>
-          <w:sz w:val="24"/>
-        </w:rPr>
-        <w:t xml:space="preserve">. European Commission.</w:t>
-      </w:r>
-    </w:p>
-    <w:p>
-      <w:pPr>
-        <w:pStyle w:val="BodyText"/>
-        <w:spacing w:line="480" w:lineRule="auto" w:after="0"/>
-        <w:ind w:firstLine="720"/>
-      </w:pPr>
-      <w:r>
-        <w:rPr>
-          <w:rFonts w:ascii="Times New Roman" w:hAnsi="Times New Roman" w:eastAsia="Times New Roman"/>
-          <w:sz w:val="24"/>
-        </w:rPr>
-        <w:t xml:space="preserve">Felten, E., Raj, M., &amp; Seamans, R. (2018). A method to link advances in artificial intelligence to occupational abilities.</w:t>
-      </w:r>
-      <w:r>
-        <w:rPr>
-          <w:rFonts w:ascii="Times New Roman" w:hAnsi="Times New Roman" w:eastAsia="Times New Roman"/>
-          <w:sz w:val="24"/>
-        </w:rPr>
-        <w:t xml:space="preserve"> </w:t>
-      </w:r>
-      <w:r>
-        <w:rPr>
-          <w:iCs/>
-          <w:rFonts w:ascii="Times New Roman" w:hAnsi="Times New Roman" w:eastAsia="Times New Roman"/>
-          <w:i/>
-          <w:sz w:val="24"/>
-        </w:rPr>
-        <w:t xml:space="preserve">AEA Papers and Proceedings, 108</w:t>
-      </w:r>
-      <w:r>
-        <w:rPr>
-          <w:rFonts w:ascii="Times New Roman" w:hAnsi="Times New Roman" w:eastAsia="Times New Roman"/>
-          <w:sz w:val="24"/>
-        </w:rPr>
-        <w:t xml:space="preserve">, 54–57.</w:t>
-      </w:r>
-    </w:p>
-    <w:p>
-      <w:pPr>
-        <w:pStyle w:val="BodyText"/>
-        <w:spacing w:line="480" w:lineRule="auto" w:after="0"/>
-        <w:ind w:firstLine="720"/>
-      </w:pPr>
-      <w:r>
-        <w:rPr>
-          <w:rFonts w:ascii="Times New Roman" w:hAnsi="Times New Roman" w:eastAsia="Times New Roman"/>
-          <w:sz w:val="24"/>
-        </w:rPr>
-        <w:t xml:space="preserve">Felten, E., Raj, M., &amp; Seamans, R. (2021). Occupational, industry, and geographic exposure to artificial intelligence: A novel dataset and its potential uses.</w:t>
-      </w:r>
-      <w:r>
-        <w:rPr>
-          <w:rFonts w:ascii="Times New Roman" w:hAnsi="Times New Roman" w:eastAsia="Times New Roman"/>
-          <w:sz w:val="24"/>
-        </w:rPr>
-        <w:t xml:space="preserve"> </w:t>
-      </w:r>
-      <w:r>
-        <w:rPr>
-          <w:iCs/>
-          <w:rFonts w:ascii="Times New Roman" w:hAnsi="Times New Roman" w:eastAsia="Times New Roman"/>
-          <w:i/>
-          <w:sz w:val="24"/>
-        </w:rPr>
-        <w:t xml:space="preserve">Strategic Management Journal, 42</w:t>
-      </w:r>
-      <w:r>
-        <w:rPr>
-          <w:rFonts w:ascii="Times New Roman" w:hAnsi="Times New Roman" w:eastAsia="Times New Roman"/>
-          <w:sz w:val="24"/>
-        </w:rPr>
-        <w:t xml:space="preserve">(12), 2195–2217.</w:t>
-      </w:r>
-    </w:p>
-    <w:p>
-      <w:pPr>
-        <w:pStyle w:val="BodyText"/>
-        <w:spacing w:line="480" w:lineRule="auto" w:after="0"/>
-        <w:ind w:firstLine="720"/>
-      </w:pPr>
-      <w:r>
-        <w:rPr>
-          <w:rFonts w:ascii="Times New Roman" w:hAnsi="Times New Roman" w:eastAsia="Times New Roman"/>
-          <w:sz w:val="24"/>
-        </w:rPr>
-        <w:t xml:space="preserve">Fortanier, F., Liberatore, A., Maurer, A., &amp; Pilgrim, G. (2017).</w:t>
-      </w:r>
-      <w:r>
-        <w:rPr>
-          <w:rFonts w:ascii="Times New Roman" w:hAnsi="Times New Roman" w:eastAsia="Times New Roman"/>
-          <w:sz w:val="24"/>
-        </w:rPr>
-        <w:t xml:space="preserve"> </w:t>
-      </w:r>
-      <w:r>
-        <w:rPr>
-          <w:iCs/>
-          <w:rFonts w:ascii="Times New Roman" w:hAnsi="Times New Roman" w:eastAsia="Times New Roman"/>
-          <w:i/>
-          <w:sz w:val="24"/>
-        </w:rPr>
-        <w:t xml:space="preserve">The OECD–WTO Balanced Trade in Services database</w:t>
-      </w:r>
-      <w:r>
-        <w:rPr>
-          <w:rFonts w:ascii="Times New Roman" w:hAnsi="Times New Roman" w:eastAsia="Times New Roman"/>
-          <w:sz w:val="24"/>
-        </w:rPr>
-        <w:t xml:space="preserve">. OECD/WTO.</w:t>
-      </w:r>
-    </w:p>
-    <w:p>
-      <w:pPr>
-        <w:pStyle w:val="BodyText"/>
-        <w:spacing w:line="480" w:lineRule="auto" w:after="0"/>
-        <w:ind w:firstLine="720"/>
-      </w:pPr>
-      <w:r>
-        <w:rPr>
-          <w:rFonts w:ascii="Times New Roman" w:hAnsi="Times New Roman" w:eastAsia="Times New Roman"/>
-          <w:sz w:val="24"/>
-        </w:rPr>
-        <w:t xml:space="preserve">Francois, J., &amp; Hoekman, B. (2010). Services trade and policy.</w:t>
-      </w:r>
-      <w:r>
-        <w:rPr>
-          <w:rFonts w:ascii="Times New Roman" w:hAnsi="Times New Roman" w:eastAsia="Times New Roman"/>
-          <w:sz w:val="24"/>
-        </w:rPr>
-        <w:t xml:space="preserve"> </w:t>
-      </w:r>
-      <w:r>
-        <w:rPr>
-          <w:iCs/>
-          <w:rFonts w:ascii="Times New Roman" w:hAnsi="Times New Roman" w:eastAsia="Times New Roman"/>
-          <w:i/>
-          <w:sz w:val="24"/>
-        </w:rPr>
-        <w:t xml:space="preserve">Journal of Economic Literature, 48</w:t>
-      </w:r>
-      <w:r>
-        <w:rPr>
-          <w:rFonts w:ascii="Times New Roman" w:hAnsi="Times New Roman" w:eastAsia="Times New Roman"/>
-          <w:sz w:val="24"/>
-        </w:rPr>
-        <w:t xml:space="preserve">(3), 642–692.</w:t>
-      </w:r>
-    </w:p>
-    <w:p>
-      <w:pPr>
-        <w:pStyle w:val="BodyText"/>
-        <w:spacing w:line="480" w:lineRule="auto" w:after="0"/>
-        <w:ind w:firstLine="720"/>
-      </w:pPr>
-      <w:r>
-        <w:rPr>
-          <w:rFonts w:ascii="Times New Roman" w:hAnsi="Times New Roman" w:eastAsia="Times New Roman"/>
-          <w:sz w:val="24"/>
-        </w:rPr>
-        <w:t xml:space="preserve">Gann, D. M., &amp; Salter, A. J. (2000). Innovation in project-based, service-enhanced firms: The construction of complex products and systems.</w:t>
-      </w:r>
-      <w:r>
-        <w:rPr>
-          <w:rFonts w:ascii="Times New Roman" w:hAnsi="Times New Roman" w:eastAsia="Times New Roman"/>
-          <w:sz w:val="24"/>
-        </w:rPr>
-        <w:t xml:space="preserve"> </w:t>
-      </w:r>
-      <w:r>
-        <w:rPr>
-          <w:iCs/>
-          <w:rFonts w:ascii="Times New Roman" w:hAnsi="Times New Roman" w:eastAsia="Times New Roman"/>
-          <w:i/>
-          <w:sz w:val="24"/>
-        </w:rPr>
-        <w:t xml:space="preserve">Research Policy, 29</w:t>
-      </w:r>
-      <w:r>
-        <w:rPr>
-          <w:rFonts w:ascii="Times New Roman" w:hAnsi="Times New Roman" w:eastAsia="Times New Roman"/>
-          <w:sz w:val="24"/>
-        </w:rPr>
-        <w:t xml:space="preserve">(7–8), 955–972.</w:t>
-      </w:r>
-    </w:p>
-    <w:p>
-      <w:pPr>
-        <w:pStyle w:val="BodyText"/>
-        <w:spacing w:line="480" w:lineRule="auto" w:after="0"/>
-        <w:ind w:firstLine="720"/>
-      </w:pPr>
-      <w:r>
-        <w:rPr>
-          <w:rFonts w:ascii="Times New Roman" w:hAnsi="Times New Roman" w:eastAsia="Times New Roman"/>
-          <w:sz w:val="24"/>
-        </w:rPr>
-        <w:t xml:space="preserve">Grossman, G. M., &amp; Rossi-Hansberg, E. (2008). Trading tasks: A simple theory of offshoring.</w:t>
-      </w:r>
-      <w:r>
-        <w:rPr>
-          <w:rFonts w:ascii="Times New Roman" w:hAnsi="Times New Roman" w:eastAsia="Times New Roman"/>
-          <w:sz w:val="24"/>
-        </w:rPr>
-        <w:t xml:space="preserve"> </w:t>
-      </w:r>
-      <w:r>
-        <w:rPr>
-          <w:iCs/>
-          <w:rFonts w:ascii="Times New Roman" w:hAnsi="Times New Roman" w:eastAsia="Times New Roman"/>
-          <w:i/>
-          <w:sz w:val="24"/>
-        </w:rPr>
-        <w:t xml:space="preserve">American Economic Review, 98</w:t>
-      </w:r>
-      <w:r>
-        <w:rPr>
-          <w:rFonts w:ascii="Times New Roman" w:hAnsi="Times New Roman" w:eastAsia="Times New Roman"/>
-          <w:sz w:val="24"/>
-        </w:rPr>
-        <w:t xml:space="preserve">(5), 1978–1997.</w:t>
-      </w:r>
-    </w:p>
-    <w:p>
-      <w:pPr>
-        <w:pStyle w:val="BodyText"/>
-        <w:spacing w:line="480" w:lineRule="auto" w:after="0"/>
-        <w:ind w:firstLine="720"/>
-      </w:pPr>
-      <w:r>
-        <w:rPr>
-          <w:rFonts w:ascii="Times New Roman" w:hAnsi="Times New Roman" w:eastAsia="Times New Roman"/>
-          <w:sz w:val="24"/>
-        </w:rPr>
-        <w:t xml:space="preserve">Hui, X., Reshef, O., &amp; Zhou, L. (2024). The short-term effects of generative artificial intelligence on employment: Evidence from an online labor market.</w:t>
-      </w:r>
-      <w:r>
-        <w:rPr>
-          <w:rFonts w:ascii="Times New Roman" w:hAnsi="Times New Roman" w:eastAsia="Times New Roman"/>
-          <w:sz w:val="24"/>
-        </w:rPr>
-        <w:t xml:space="preserve"> </w:t>
-      </w:r>
-      <w:r>
-        <w:rPr>
-          <w:iCs/>
-          <w:rFonts w:ascii="Times New Roman" w:hAnsi="Times New Roman" w:eastAsia="Times New Roman"/>
-          <w:i/>
-          <w:sz w:val="24"/>
-        </w:rPr>
-        <w:t xml:space="preserve">Organization Science</w:t>
-      </w:r>
-      <w:r>
-        <w:rPr>
-          <w:rFonts w:ascii="Times New Roman" w:hAnsi="Times New Roman" w:eastAsia="Times New Roman"/>
-          <w:sz w:val="24"/>
-        </w:rPr>
-        <w:t xml:space="preserve">.</w:t>
-      </w:r>
-    </w:p>
-    <w:p>
-      <w:pPr>
-        <w:pStyle w:val="BodyText"/>
-        <w:spacing w:line="480" w:lineRule="auto" w:after="0"/>
-        <w:ind w:firstLine="720"/>
-      </w:pPr>
-      <w:r>
-        <w:rPr>
-          <w:rFonts w:ascii="Times New Roman" w:hAnsi="Times New Roman" w:eastAsia="Times New Roman"/>
-          <w:sz w:val="24"/>
-        </w:rPr>
-        <w:t xml:space="preserve">ILO. (n.d.).</w:t>
-      </w:r>
-      <w:r>
-        <w:rPr>
-          <w:rFonts w:ascii="Times New Roman" w:hAnsi="Times New Roman" w:eastAsia="Times New Roman"/>
-          <w:sz w:val="24"/>
-        </w:rPr>
-        <w:t xml:space="preserve"> </w:t>
-      </w:r>
-      <w:r>
-        <w:rPr>
-          <w:iCs/>
-          <w:rFonts w:ascii="Times New Roman" w:hAnsi="Times New Roman" w:eastAsia="Times New Roman"/>
-          <w:i/>
-          <w:sz w:val="24"/>
-        </w:rPr>
-        <w:t xml:space="preserve">ILOSTAT: Employment by sex and economic activity</w:t>
-      </w:r>
-      <w:r>
-        <w:rPr>
-          <w:rFonts w:ascii="Times New Roman" w:hAnsi="Times New Roman" w:eastAsia="Times New Roman"/>
-          <w:sz w:val="24"/>
-        </w:rPr>
-        <w:t xml:space="preserve">. International Labour Organization.</w:t>
-      </w:r>
-    </w:p>
-    <w:p>
-      <w:pPr>
-        <w:pStyle w:val="BodyText"/>
-        <w:spacing w:line="480" w:lineRule="auto" w:after="0"/>
-        <w:ind w:firstLine="720"/>
-      </w:pPr>
-      <w:r>
-        <w:rPr>
-          <w:rFonts w:ascii="Times New Roman" w:hAnsi="Times New Roman" w:eastAsia="Times New Roman"/>
-          <w:sz w:val="24"/>
-        </w:rPr>
-        <w:t xml:space="preserve">Korinek, A., &amp; Stiglitz, J. E. (2021). Artificial intelligence, globalization, and strategies for economic development (NBER Working Paper 28453).</w:t>
-      </w:r>
-    </w:p>
-    <w:p>
-      <w:pPr>
-        <w:pStyle w:val="BodyText"/>
-        <w:spacing w:line="480" w:lineRule="auto" w:after="0"/>
-        <w:ind w:firstLine="720"/>
-      </w:pPr>
-      <w:r>
-        <w:rPr>
-          <w:rFonts w:ascii="Times New Roman" w:hAnsi="Times New Roman" w:eastAsia="Times New Roman"/>
-          <w:sz w:val="24"/>
-        </w:rPr>
-        <w:t xml:space="preserve">Loungani, P., Mishra, S., Papageorgiou, C., &amp; Wang, K. (2017). World trade in services: Evidence from a new dataset (IMF Working Paper 17/77).</w:t>
-      </w:r>
-    </w:p>
-    <w:p>
-      <w:pPr>
-        <w:pStyle w:val="BodyText"/>
-        <w:spacing w:line="480" w:lineRule="auto" w:after="0"/>
-        <w:ind w:firstLine="720"/>
-      </w:pPr>
-      <w:r>
-        <w:rPr>
-          <w:rFonts w:ascii="Times New Roman" w:hAnsi="Times New Roman" w:eastAsia="Times New Roman"/>
-          <w:sz w:val="24"/>
-        </w:rPr>
-        <w:t xml:space="preserve">Noy, S., &amp; Zhang, W. (2023). Experimental evidence on the productivity effects of generative artificial intelligence.</w:t>
-      </w:r>
-      <w:r>
-        <w:rPr>
-          <w:rFonts w:ascii="Times New Roman" w:hAnsi="Times New Roman" w:eastAsia="Times New Roman"/>
-          <w:sz w:val="24"/>
-        </w:rPr>
-        <w:t xml:space="preserve"> </w:t>
-      </w:r>
-      <w:r>
-        <w:rPr>
-          <w:iCs/>
-          <w:rFonts w:ascii="Times New Roman" w:hAnsi="Times New Roman" w:eastAsia="Times New Roman"/>
-          <w:i/>
-          <w:sz w:val="24"/>
-        </w:rPr>
-        <w:t xml:space="preserve">Science, 381</w:t>
-      </w:r>
-      <w:r>
-        <w:rPr>
-          <w:rFonts w:ascii="Times New Roman" w:hAnsi="Times New Roman" w:eastAsia="Times New Roman"/>
-          <w:sz w:val="24"/>
-        </w:rPr>
-        <w:t xml:space="preserve">(6654), 187–192.</w:t>
-      </w:r>
-    </w:p>
-    <w:p>
-      <w:pPr>
-        <w:pStyle w:val="BodyText"/>
-        <w:spacing w:line="480" w:lineRule="auto" w:after="0"/>
-        <w:ind w:firstLine="720"/>
-      </w:pPr>
-      <w:r>
-        <w:rPr>
-          <w:rFonts w:ascii="Times New Roman" w:hAnsi="Times New Roman" w:eastAsia="Times New Roman"/>
-          <w:sz w:val="24"/>
-        </w:rPr>
-        <w:t xml:space="preserve">OECD &amp; WTO. (n.d.).</w:t>
-      </w:r>
-      <w:r>
-        <w:rPr>
-          <w:rFonts w:ascii="Times New Roman" w:hAnsi="Times New Roman" w:eastAsia="Times New Roman"/>
-          <w:sz w:val="24"/>
-        </w:rPr>
-        <w:t xml:space="preserve"> </w:t>
-      </w:r>
-      <w:r>
-        <w:rPr>
-          <w:iCs/>
-          <w:rFonts w:ascii="Times New Roman" w:hAnsi="Times New Roman" w:eastAsia="Times New Roman"/>
-          <w:i/>
-          <w:sz w:val="24"/>
-        </w:rPr>
-        <w:t xml:space="preserve">BaTIS: Balanced Trade in Services dataset</w:t>
-      </w:r>
-      <w:r>
-        <w:rPr>
-          <w:rFonts w:ascii="Times New Roman" w:hAnsi="Times New Roman" w:eastAsia="Times New Roman"/>
-          <w:sz w:val="24"/>
-        </w:rPr>
-        <w:t xml:space="preserve"> </w:t>
-      </w:r>
-      <w:r>
-        <w:rPr>
-          <w:rFonts w:ascii="Times New Roman" w:hAnsi="Times New Roman" w:eastAsia="Times New Roman"/>
-          <w:sz w:val="24"/>
-        </w:rPr>
-        <w:t xml:space="preserve">(BPM6, adjustment B).</w:t>
-      </w:r>
-    </w:p>
-    <w:p>
-      <w:pPr>
-        <w:pStyle w:val="BodyText"/>
-        <w:spacing w:line="480" w:lineRule="auto" w:after="0"/>
-        <w:ind w:firstLine="720"/>
-      </w:pPr>
-      <w:r>
-        <w:rPr>
-          <w:rFonts w:ascii="Times New Roman" w:hAnsi="Times New Roman" w:eastAsia="Times New Roman"/>
-          <w:sz w:val="24"/>
-        </w:rPr>
-        <w:t xml:space="preserve">Office for National Statistics. (2019).</w:t>
-      </w:r>
-      <w:r>
-        <w:rPr>
-          <w:rFonts w:ascii="Times New Roman" w:hAnsi="Times New Roman" w:eastAsia="Times New Roman"/>
-          <w:sz w:val="24"/>
-        </w:rPr>
-        <w:t xml:space="preserve"> </w:t>
-      </w:r>
-      <w:r>
-        <w:rPr>
-          <w:iCs/>
-          <w:rFonts w:ascii="Times New Roman" w:hAnsi="Times New Roman" w:eastAsia="Times New Roman"/>
-          <w:i/>
-          <w:sz w:val="24"/>
-        </w:rPr>
-        <w:t xml:space="preserve">Which occupations are at highest risk of being automated?</w:t>
-      </w:r>
-      <w:r>
-        <w:rPr>
-          <w:rFonts w:ascii="Times New Roman" w:hAnsi="Times New Roman" w:eastAsia="Times New Roman"/>
-          <w:sz w:val="24"/>
-        </w:rPr>
-        <w:t xml:space="preserve"> </w:t>
-      </w:r>
-      <w:r>
-        <w:rPr>
-          <w:rFonts w:ascii="Times New Roman" w:hAnsi="Times New Roman" w:eastAsia="Times New Roman"/>
-          <w:sz w:val="24"/>
-        </w:rPr>
-        <w:t xml:space="preserve">(Table 9, SOC 2010).</w:t>
-      </w:r>
-    </w:p>
-    <w:p>
-      <w:pPr>
-        <w:pStyle w:val="BodyText"/>
-        <w:spacing w:line="480" w:lineRule="auto" w:after="0"/>
-        <w:ind w:firstLine="720"/>
-      </w:pPr>
-      <w:r>
-        <w:rPr>
-          <w:rFonts w:ascii="Times New Roman" w:hAnsi="Times New Roman" w:eastAsia="Times New Roman"/>
-          <w:sz w:val="24"/>
-        </w:rPr>
-        <w:t xml:space="preserve">Peng, S., Kalliamvakou, E., Cihon, P., &amp; Demirer, M. (2023). The impact of AI on developer productivity: Evidence from GitHub Copilot. arXiv:2302.06590.</w:t>
-      </w:r>
-    </w:p>
-    <w:p>
-      <w:pPr>
-        <w:pStyle w:val="BodyText"/>
-        <w:spacing w:line="480" w:lineRule="auto" w:after="0"/>
-        <w:ind w:firstLine="720"/>
-      </w:pPr>
-      <w:r>
-        <w:rPr>
-          <w:rFonts w:ascii="Times New Roman" w:hAnsi="Times New Roman" w:eastAsia="Times New Roman"/>
-          <w:sz w:val="24"/>
-        </w:rPr>
-        <w:t xml:space="preserve">Sacks, R., Eastman, C., Lee, G., &amp; Teicholz, P. (2018).</w:t>
-      </w:r>
-      <w:r>
-        <w:rPr>
-          <w:rFonts w:ascii="Times New Roman" w:hAnsi="Times New Roman" w:eastAsia="Times New Roman"/>
-          <w:sz w:val="24"/>
-        </w:rPr>
-        <w:t xml:space="preserve"> </w:t>
-      </w:r>
-      <w:r>
-        <w:rPr>
-          <w:iCs/>
-          <w:rFonts w:ascii="Times New Roman" w:hAnsi="Times New Roman" w:eastAsia="Times New Roman"/>
-          <w:i/>
-          <w:sz w:val="24"/>
-        </w:rPr>
-        <w:t xml:space="preserve">BIM handbook: A guide to building information modeling for owners, designers, engineers, contractors, and facility managers</w:t>
-      </w:r>
-      <w:r>
-        <w:rPr>
-          <w:rFonts w:ascii="Times New Roman" w:hAnsi="Times New Roman" w:eastAsia="Times New Roman"/>
-          <w:sz w:val="24"/>
-        </w:rPr>
-        <w:t xml:space="preserve"> </w:t>
-      </w:r>
-      <w:r>
-        <w:rPr>
-          <w:rFonts w:ascii="Times New Roman" w:hAnsi="Times New Roman" w:eastAsia="Times New Roman"/>
-          <w:sz w:val="24"/>
-        </w:rPr>
-        <w:t xml:space="preserve">(3rd ed.). Wiley.</w:t>
-      </w:r>
-    </w:p>
-    <w:p>
-      <w:pPr>
-        <w:pStyle w:val="BodyText"/>
-        <w:spacing w:line="480" w:lineRule="auto" w:after="0"/>
-        <w:ind w:firstLine="720"/>
-      </w:pPr>
-      <w:r>
-        <w:rPr>
-          <w:rFonts w:ascii="Times New Roman" w:hAnsi="Times New Roman" w:eastAsia="Times New Roman"/>
-          <w:sz w:val="24"/>
-        </w:rPr>
-        <w:t xml:space="preserve">Webb, M. (2020).</w:t>
-      </w:r>
-      <w:r>
-        <w:rPr>
-          <w:rFonts w:ascii="Times New Roman" w:hAnsi="Times New Roman" w:eastAsia="Times New Roman"/>
-          <w:sz w:val="24"/>
-        </w:rPr>
-        <w:t xml:space="preserve"> </w:t>
-      </w:r>
-      <w:r>
-        <w:rPr>
-          <w:iCs/>
-          <w:rFonts w:ascii="Times New Roman" w:hAnsi="Times New Roman" w:eastAsia="Times New Roman"/>
-          <w:i/>
-          <w:sz w:val="24"/>
-        </w:rPr>
-        <w:t xml:space="preserve">The impact of artificial intelligence on the labor market</w:t>
-      </w:r>
-      <w:r>
-        <w:rPr>
-          <w:rFonts w:ascii="Times New Roman" w:hAnsi="Times New Roman" w:eastAsia="Times New Roman"/>
-          <w:sz w:val="24"/>
-        </w:rPr>
-        <w:t xml:space="preserve">. Stanford University.</w:t>
-      </w:r>
-    </w:p>
-    <w:p>
-      <w:pPr>
-        <w:pStyle w:val="BodyText"/>
-        <w:spacing w:line="480" w:lineRule="auto" w:after="0"/>
-        <w:ind w:firstLine="720"/>
-      </w:pPr>
-      <w:r>
-        <w:rPr>
-          <w:rFonts w:ascii="Times New Roman" w:hAnsi="Times New Roman" w:eastAsia="Times New Roman"/>
-          <w:sz w:val="24"/>
-        </w:rPr>
-        <w:t xml:space="preserve">Whyte, J. (2019). How digital information transforms project delivery models.</w:t>
-      </w:r>
-      <w:r>
-        <w:rPr>
-          <w:rFonts w:ascii="Times New Roman" w:hAnsi="Times New Roman" w:eastAsia="Times New Roman"/>
-          <w:sz w:val="24"/>
-        </w:rPr>
-        <w:t xml:space="preserve"> </w:t>
-      </w:r>
-      <w:r>
-        <w:rPr>
-          <w:iCs/>
-          <w:rFonts w:ascii="Times New Roman" w:hAnsi="Times New Roman" w:eastAsia="Times New Roman"/>
-          <w:i/>
-          <w:sz w:val="24"/>
-        </w:rPr>
-        <w:t xml:space="preserve">Project Management Journal, 50</w:t>
-      </w:r>
-      <w:r>
-        <w:rPr>
-          <w:rFonts w:ascii="Times New Roman" w:hAnsi="Times New Roman" w:eastAsia="Times New Roman"/>
-          <w:sz w:val="24"/>
-        </w:rPr>
-        <w:t xml:space="preserve">(2), 177–194.</w:t>
-      </w:r>
-    </w:p>
-    <w:p>
-      <w:pPr>
-        <w:pStyle w:val="BodyText"/>
-        <w:spacing w:line="480" w:lineRule="auto" w:after="0"/>
-        <w:ind w:firstLine="720"/>
-      </w:pPr>
-      <w:r>
-        <w:rPr>
-          <w:rFonts w:ascii="Times New Roman" w:hAnsi="Times New Roman" w:eastAsia="Times New Roman"/>
-          <w:sz w:val="24"/>
-        </w:rPr>
-        <w:t xml:space="preserve">Winch, G. M. (2010).</w:t>
-      </w:r>
-      <w:r>
-        <w:rPr>
-          <w:rFonts w:ascii="Times New Roman" w:hAnsi="Times New Roman" w:eastAsia="Times New Roman"/>
-          <w:sz w:val="24"/>
-        </w:rPr>
-        <w:t xml:space="preserve"> </w:t>
-      </w:r>
-      <w:r>
-        <w:rPr>
-          <w:iCs/>
-          <w:rFonts w:ascii="Times New Roman" w:hAnsi="Times New Roman" w:eastAsia="Times New Roman"/>
-          <w:i/>
-          <w:sz w:val="24"/>
-        </w:rPr>
-        <w:t xml:space="preserve">Managing construction projects</w:t>
-      </w:r>
-      <w:r>
-        <w:rPr>
-          <w:rFonts w:ascii="Times New Roman" w:hAnsi="Times New Roman" w:eastAsia="Times New Roman"/>
-          <w:sz w:val="24"/>
-        </w:rPr>
-        <w:t xml:space="preserve"> </w:t>
-      </w:r>
-      <w:r>
-        <w:rPr>
-          <w:rFonts w:ascii="Times New Roman" w:hAnsi="Times New Roman" w:eastAsia="Times New Roman"/>
-          <w:sz w:val="24"/>
-        </w:rPr>
-        <w:t xml:space="preserve">(2nd ed.). Wiley-Blackwell.</w:t>
-      </w:r>
-    </w:p>
-    <w:p>
-      <w:pPr>
-        <w:pStyle w:val="BodyText"/>
-        <w:spacing w:line="480" w:lineRule="auto" w:after="0"/>
-        <w:ind w:firstLine="720"/>
-      </w:pPr>
-      <w:r>
-        <w:rPr>
-          <w:rFonts w:ascii="Times New Roman" w:hAnsi="Times New Roman" w:eastAsia="Times New Roman"/>
-          <w:sz w:val="24"/>
-        </w:rPr>
-        <w:t xml:space="preserve">WTO. (1994).</w:t>
-      </w:r>
-      <w:r>
-        <w:rPr>
-          <w:rFonts w:ascii="Times New Roman" w:hAnsi="Times New Roman" w:eastAsia="Times New Roman"/>
-          <w:sz w:val="24"/>
-        </w:rPr>
-        <w:t xml:space="preserve"> </w:t>
-      </w:r>
-      <w:r>
-        <w:rPr>
-          <w:iCs/>
-          <w:rFonts w:ascii="Times New Roman" w:hAnsi="Times New Roman" w:eastAsia="Times New Roman"/>
-          <w:i/>
-          <w:sz w:val="24"/>
-        </w:rPr>
         <w:t xml:space="preserve">General Agreement on Trade in Services</w:t>
       </w:r>
       <w:r>
@@ -4169,8 +3946,8 @@
         <w:t xml:space="preserve">. World Trade Organization.</w:t>
       </w:r>
     </w:p>
-    <w:bookmarkEnd w:id="55"/>
-    <w:bookmarkStart w:id="56" w:name="tables"/>
+    <w:bookmarkEnd w:id="53"/>
+    <w:bookmarkStart w:id="54" w:name="tables"/>
     <w:p>
       <w:pPr>
         <w:pStyle w:val="Heading2"/>
@@ -7159,8 +6936,8 @@
         <w:t xml:space="preserve">The table restates the claim boundary; it is not an additional statistical test.</w:t>
       </w:r>
     </w:p>
-    <w:bookmarkEnd w:id="56"/>
-    <w:bookmarkStart w:id="57" w:name="figure-captions"/>
+    <w:bookmarkEnd w:id="54"/>
+    <w:bookmarkStart w:id="55" w:name="figure-captions"/>
     <w:p>
       <w:pPr>
         <w:pStyle w:val="Heading2"/>
@@ -7276,8 +7053,8 @@
         <w:t xml:space="preserve">M71 and construction turnover growth, 2021–2024.</w:t>
       </w:r>
     </w:p>
-    <w:bookmarkEnd w:id="57"/>
-    <w:bookmarkStart w:id="73" w:name="figures"/>
+    <w:bookmarkEnd w:id="55"/>
+    <w:bookmarkStart w:id="71" w:name="figures"/>
     <w:p>
       <w:pPr>
         <w:pStyle w:val="Heading2"/>
@@ -7368,18 +7145,18 @@
           <wp:inline>
             <wp:extent cx="5580000" cy="3335869"/>
             <wp:effectExtent b="0" l="0" r="0" t="0"/>
-            <wp:docPr descr="Figure 1" title="" id="59" name="Picture"/>
+            <wp:docPr descr="Figure 1" title="" id="57" name="Picture"/>
             <a:graphic>
               <a:graphicData uri="http://schemas.openxmlformats.org/drawingml/2006/picture">
                 <pic:pic>
                   <pic:nvPicPr>
-                    <pic:cNvPr descr="figures/figure22_uk_india_china_sj3.png" id="60" name="Picture"/>
+                    <pic:cNvPr descr="figures/figure22_uk_india_china_sj3.png" id="58" name="Picture"/>
                     <pic:cNvPicPr>
                       <a:picLocks noChangeArrowheads="1" noChangeAspect="1"/>
                     </pic:cNvPicPr>
                   </pic:nvPicPr>
                   <pic:blipFill>
-                    <a:blip r:embed="rId58"/>
+                    <a:blip r:embed="rId56"/>
                     <a:stretch>
                       <a:fillRect/>
                     </a:stretch>
@@ -7447,18 +7224,18 @@
           <wp:inline>
             <wp:extent cx="5580000" cy="2232000"/>
             <wp:effectExtent b="0" l="0" r="0" t="0"/>
-            <wp:docPr descr="Figure 2" title="" id="62" name="Picture"/>
+            <wp:docPr descr="Figure 2" title="" id="60" name="Picture"/>
             <a:graphic>
               <a:graphicData uri="http://schemas.openxmlformats.org/drawingml/2006/picture">
                 <pic:pic>
                   <pic:nvPicPr>
-                    <pic:cNvPr descr="figures/figure23_uk_india_china_service_growth.png" id="63" name="Picture"/>
+                    <pic:cNvPr descr="figures/figure23_uk_india_china_service_growth.png" id="61" name="Picture"/>
                     <pic:cNvPicPr>
                       <a:picLocks noChangeArrowheads="1" noChangeAspect="1"/>
                     </pic:cNvPicPr>
                   </pic:nvPicPr>
                   <pic:blipFill>
-                    <a:blip r:embed="rId61"/>
+                    <a:blip r:embed="rId59"/>
                     <a:stretch>
                       <a:fillRect/>
                     </a:stretch>
@@ -7526,18 +7303,18 @@
           <wp:inline>
             <wp:extent cx="5580000" cy="3188571"/>
             <wp:effectExtent b="0" l="0" r="0" t="0"/>
-            <wp:docPr descr="Figure 3" title="" id="65" name="Picture"/>
+            <wp:docPr descr="Figure 3" title="" id="63" name="Picture"/>
             <a:graphic>
               <a:graphicData uri="http://schemas.openxmlformats.org/drawingml/2006/picture">
                 <pic:pic>
                   <pic:nvPicPr>
-                    <pic:cNvPr descr="figures/figure12_tnlg_vs_tml.png" id="66" name="Picture"/>
+                    <pic:cNvPr descr="figures/figure12_tnlg_vs_tml.png" id="64" name="Picture"/>
                     <pic:cNvPicPr>
                       <a:picLocks noChangeArrowheads="1" noChangeAspect="1"/>
                     </pic:cNvPicPr>
                   </pic:nvPicPr>
                   <pic:blipFill>
-                    <a:blip r:embed="rId64"/>
+                    <a:blip r:embed="rId62"/>
                     <a:stretch>
                       <a:fillRect/>
                     </a:stretch>
@@ -7605,18 +7382,18 @@
           <wp:inline>
             <wp:extent cx="5580000" cy="3938823"/>
             <wp:effectExtent b="0" l="0" r="0" t="0"/>
-            <wp:docPr descr="Figure 4" title="" id="68" name="Picture"/>
+            <wp:docPr descr="Figure 4" title="" id="66" name="Picture"/>
             <a:graphic>
               <a:graphicData uri="http://schemas.openxmlformats.org/drawingml/2006/picture">
                 <pic:pic>
                   <pic:nvPicPr>
-                    <pic:cNvPr descr="figures/figure15_cross_section_tnlg.png" id="69" name="Picture"/>
+                    <pic:cNvPr descr="figures/figure15_cross_section_tnlg.png" id="67" name="Picture"/>
                     <pic:cNvPicPr>
                       <a:picLocks noChangeArrowheads="1" noChangeAspect="1"/>
                     </pic:cNvPicPr>
                   </pic:nvPicPr>
                   <pic:blipFill>
-                    <a:blip r:embed="rId67"/>
+                    <a:blip r:embed="rId65"/>
                     <a:stretch>
                       <a:fillRect/>
                     </a:stretch>
@@ -7684,18 +7461,18 @@
           <wp:inline>
             <wp:extent cx="5580000" cy="3587142"/>
             <wp:effectExtent b="0" l="0" r="0" t="0"/>
-            <wp:docPr descr="Figure 5" title="" id="71" name="Picture"/>
+            <wp:docPr descr="Figure 5" title="" id="69" name="Picture"/>
             <a:graphic>
               <a:graphicData uri="http://schemas.openxmlformats.org/drawingml/2006/picture">
                 <pic:pic>
                   <pic:nvPicPr>
-                    <pic:cNvPr descr="figures/figure17_sbs_turnover_m71_vs_F.png" id="72" name="Picture"/>
+                    <pic:cNvPr descr="figures/figure17_sbs_turnover_m71_vs_F.png" id="70" name="Picture"/>
                     <pic:cNvPicPr>
                       <a:picLocks noChangeArrowheads="1" noChangeAspect="1"/>
                     </pic:cNvPicPr>
                   </pic:nvPicPr>
                   <pic:blipFill>
-                    <a:blip r:embed="rId70"/>
+                    <a:blip r:embed="rId68"/>
                     <a:stretch>
                       <a:fillRect/>
                     </a:stretch>
@@ -7732,8 +7509,8 @@
         <w:t xml:space="preserve">Figure 5</w:t>
       </w:r>
     </w:p>
-    <w:bookmarkEnd w:id="73"/>
-    <w:bookmarkEnd w:id="74"/>
+    <w:bookmarkEnd w:id="71"/>
+    <w:bookmarkEnd w:id="72"/>
     <w:sectPr>
       <w:footerReference w:type="default" r:id="rId9"/>
       <w:headerReference w:type="default" r:id="rId10"/>

--- a/Study4_IJCM_Submission/00_Manuscript_as_Submitted.docx
+++ b/Study4_IJCM_Submission/00_Manuscript_as_Submitted.docx
@@ -246,7 +246,7 @@
           <w:rFonts w:ascii="Times New Roman" w:hAnsi="Times New Roman" w:eastAsia="Times New Roman"/>
           <w:sz w:val="24"/>
         </w:rPr>
-        <w:t xml:space="preserve">A complete replication package accompanies this submission. All empirical specifications were rerun from the released data. The six main-text tables and five main-text figures report the results needed for the article; the accompanying supplementary-results set preserves all 34 generated tables, all 23 generated figures and the machine-readable coefficient files. Missing series are catalogued there; their absence is part of the claim boundary.</w:t>
+        <w:t xml:space="preserve">A complete replication package is available separately from the corresponding author. The six main-text tables and five main-text figures report the results needed for the article; supplementary tables and figures document the full estimation output. Missing series are catalogued in that package; their absence is part of the claim boundary.</w:t>
       </w:r>
     </w:p>
     <w:p>
@@ -2443,7 +2443,7 @@
           <w:rFonts w:ascii="Times New Roman" w:hAnsi="Times New Roman" w:eastAsia="Times New Roman"/>
           <w:sz w:val="24"/>
         </w:rPr>
-        <w:t xml:space="preserve">Keeping the UK at the centre of both country comparisons makes these distinctions clearer. The Indian relationship shows the strongest expansion in SJ3 and computer services, while the Chinese relationship grows from a smaller base and contains a larger construction-services flow. The EU members provide variation in adoption and industry outcomes; they are an estimation sample rather than additional country stories.</w:t>
+        <w:t xml:space="preserve">The UK-centred comparison clarifies scale as well as direction. UK imports from India rose by almost USD 2.8 billion in SJ3 between 2019 and 2024, compared with about USD 771 million from China; percentage changes in small construction flows should not be read as large reallocations of engineering activity. For firms, the pattern is consistent with lower coordination costs for digitally deliverable work—especially with Indian suppliers—rather than a simple domestic-versus-offshore location choice. Stable M71 employment makes a complete displacement account less persuasive, although the data cannot yet separate complementarity from substitution.</w:t>
       </w:r>
     </w:p>
     <w:p>
@@ -2457,7 +2457,7 @@
           <w:rFonts w:ascii="Times New Roman" w:hAnsi="Times New Roman" w:eastAsia="Times New Roman"/>
           <w:sz w:val="24"/>
         </w:rPr>
-        <w:t xml:space="preserve">The distinction also changes how the trade numbers should be read. UK imports from India rose by almost USD 2.8 billion in SJ3 between 2019 and 2024, whereas the increase in UK imports from China was about USD 771 million. A similar percentage coefficient in a panel regression would therefore imply very different changes in value. Conversely, rapid percentage growth in a small construction flow need not represent a large reallocation of engineering activity. The article reports both levels and rates to prevent a visually striking percentage from obscuring economic scale.</w:t>
+        <w:t xml:space="preserve">China plays different roles in the two empirical layers: as a bilateral partner in the descriptive section and as a supplier of comparison outcomes in the EU panel. The null Chinese construction coefficient therefore does not explain all UK–China trade; it shows only that EU importers with larger NLG shocks did not disproportionately increase that flow.</w:t>
       </w:r>
     </w:p>
     <w:p>
@@ -2471,7 +2471,7 @@
           <w:rFonts w:ascii="Times New Roman" w:hAnsi="Times New Roman" w:eastAsia="Times New Roman"/>
           <w:sz w:val="24"/>
         </w:rPr>
-        <w:t xml:space="preserve">For engineering businesses, the findings point to coordination rather than a simple location choice. Generative tools can lower the cost of preparing and checking documents, but they can also lower the cost of communicating requirements across organisational boundaries. The India coefficient may therefore reflect complementarity: importers that adopted NLG more rapidly may have become better able to specify, review or integrate work supplied from India. The available data cannot separate this channel from substitution, but stable M71 employment makes a complete displacement account less persuasive.</w:t>
+        <w:t xml:space="preserve">The results have practical implications for measurement. Researchers and policy analysts should not use construction-services trade as a proxy for remote engineering design, nor should they use a broad technical-services category as if every dollar were a civil-engineering invoice. Statistical agencies could materially improve analysis by publishing bilateral architectural and engineering services, enterprise AI use for M71, and consistent price indices for professional services. Until then, mode, service heading and direction of trade need to remain explicit.</w:t>
       </w:r>
     </w:p>
     <w:p>
@@ -2485,7 +2485,49 @@
           <w:rFonts w:ascii="Times New Roman" w:hAnsi="Times New Roman" w:eastAsia="Times New Roman"/>
           <w:sz w:val="24"/>
         </w:rPr>
-        <w:t xml:space="preserve">China’s role is different in each empirical layer. In the bilateral section, China is one of the UK’s two partners and both directions are measured for all three service headings. In the EU panel, China supplies comparison outcomes: SJ3 and construction services. Keeping those roles separate avoids the mistaken inference that the null Chinese construction coefficient explains all UK–China trade. It only shows that EU importers with larger NLG shocks did not disproportionately increase the Chinese construction flow.</w:t>
+        <w:t xml:space="preserve">The results therefore support a restrained interpretation (Table 6). Generative-AI adoption is associated with slower nominal growth in M71 activity among higher-adoption EU economies and increased technical-services imports from India. The UK–India and UK–China comparisons show where Britain’s bilateral service trade expanded, but they do not demonstrate that AI caused those changes, shifted civil-engineering jobs between the countries or changed national GDP.</w:t>
+      </w:r>
+    </w:p>
+    <w:p>
+      <w:pPr>
+        <w:spacing w:line="480" w:lineRule="auto" w:after="0"/>
+        <w:ind w:firstLine="0"/>
+      </w:pPr>
+      <w:r>
+        <w:pict>
+          <v:rect style="width:0;height:1.5pt" o:hralign="center" o:hrstd="t" o:hr="t"/>
+        </w:pict>
+      </w:r>
+    </w:p>
+    <w:bookmarkEnd w:id="48"/>
+    <w:bookmarkStart w:id="49" w:name="limitations"/>
+    <w:p>
+      <w:pPr>
+        <w:pStyle w:val="Heading2"/>
+        <w:spacing w:line="480" w:lineRule="auto"/>
+        <w:ind w:firstLine="0"/>
+      </w:pPr>
+      <w:r>
+        <w:rPr>
+          <w:rFonts w:ascii="Times New Roman" w:hAnsi="Times New Roman" w:eastAsia="Times New Roman"/>
+          <w:b/>
+          <w:sz w:val="24"/>
+        </w:rPr>
+        <w:t xml:space="preserve">7. Limitations</w:t>
+      </w:r>
+    </w:p>
+    <w:p>
+      <w:pPr>
+        <w:pStyle w:val="FirstParagraph"/>
+        <w:spacing w:line="480" w:lineRule="auto" w:after="0"/>
+        <w:ind w:firstLine="720"/>
+      </w:pPr>
+      <w:r>
+        <w:rPr>
+          <w:rFonts w:ascii="Times New Roman" w:hAnsi="Times New Roman" w:eastAsia="Times New Roman"/>
+          <w:sz w:val="24"/>
+        </w:rPr>
+        <w:t xml:space="preserve">Several data constraints set the boundary of the study. Eurostat does not publish NLG adoption for M71 itself, so adoption in the broader NACE M sector is used as a proxy. Changes in NLG adoption in other sectors also predict SJ3 imports, which means the trade treatment captures a national generative-AI wave rather than an intervention confined to engineering consultancies.</w:t>
       </w:r>
     </w:p>
     <w:p>
@@ -2499,7 +2541,7 @@
           <w:rFonts w:ascii="Times New Roman" w:hAnsi="Times New Roman" w:eastAsia="Times New Roman"/>
           <w:sz w:val="24"/>
         </w:rPr>
-        <w:t xml:space="preserve">The results have practical implications for measurement. Researchers and policy analysts should not use construction-services trade as a proxy for remote engineering design, nor should they use a broad technical-services category as if every dollar were a civil-engineering invoice. Statistical agencies could materially improve analysis by publishing bilateral architectural and engineering services, enterprise AI use for M71, and consistent price indices for professional services. Until then, mode, service heading and direction of trade need to remain explicit.</w:t>
+        <w:t xml:space="preserve">The trade category is also broad. BaTIS SJ3 includes technical, trade-related and other business services, while bilateral SJ312 architectural and engineering services are unavailable. The positive India estimate may therefore contain non-engineering activity. No bilateral series records employment in ISCO 2142, so the analysis cannot trace civil-engineering jobs between India, China and the UK.</w:t>
       </w:r>
     </w:p>
     <w:p>
@@ -2513,7 +2555,21 @@
           <w:rFonts w:ascii="Times New Roman" w:hAnsi="Times New Roman" w:eastAsia="Times New Roman"/>
           <w:sz w:val="24"/>
         </w:rPr>
-        <w:t xml:space="preserve">The results therefore support a restrained interpretation (Table 6). Generative-AI adoption is associated with slower nominal growth in M71 activity among higher-adoption EU economies and increased technical-services imports from India. The UK–India and UK–China comparisons show where Britain’s bilateral service trade expanded, but they do not demonstrate that AI caused those changes, shifted civil-engineering jobs between the countries or changed national GDP.</w:t>
+        <w:t xml:space="preserve">The time dimension is short. BaTIS ends in 2024, and Structural Business Statistics provide only one complete post-shock year. The industry models rely on 17 country clusters, and their outcomes are in current prices. Construction turnover shares the negative association found for M71, making it difficult to separate an engineering-specific response from broader national conditions.</w:t>
+      </w:r>
+    </w:p>
+    <w:p>
+      <w:pPr>
+        <w:pStyle w:val="BodyText"/>
+        <w:spacing w:line="480" w:lineRule="auto" w:after="0"/>
+        <w:ind w:firstLine="720"/>
+      </w:pPr>
+      <w:r>
+        <w:rPr>
+          <w:rFonts w:ascii="Times New Roman" w:hAnsi="Times New Roman" w:eastAsia="Times New Roman"/>
+          <w:sz w:val="24"/>
+        </w:rPr>
+        <w:t xml:space="preserve">These limitations are not repaired by filling missing observations. No country, occupation, industry or GDP cell is interpolated. Unsuccessful retrievals, including M71-specific AI adoption and more detailed engineering trade and employment series, remain documented in the data inventory. Additional post-shock years and more precise service classifications are needed before the associations reported here can support stronger causal claims.</w:t>
       </w:r>
     </w:p>
     <w:p>
@@ -2527,8 +2583,8 @@
         </w:pict>
       </w:r>
     </w:p>
-    <w:bookmarkEnd w:id="48"/>
-    <w:bookmarkStart w:id="49" w:name="limitations"/>
+    <w:bookmarkEnd w:id="49"/>
+    <w:bookmarkStart w:id="50" w:name="conclusion"/>
     <w:p>
       <w:pPr>
         <w:pStyle w:val="Heading2"/>
@@ -2541,7 +2597,7 @@
           <w:b/>
           <w:sz w:val="24"/>
         </w:rPr>
-        <w:t xml:space="preserve">7. Limitations</w:t>
+        <w:t xml:space="preserve">8. Conclusion</w:t>
       </w:r>
     </w:p>
     <w:p>
@@ -2555,7 +2611,7 @@
           <w:rFonts w:ascii="Times New Roman" w:hAnsi="Times New Roman" w:eastAsia="Times New Roman"/>
           <w:sz w:val="24"/>
         </w:rPr>
-        <w:t xml:space="preserve">Several data constraints set the boundary of the study. Eurostat does not publish NLG adoption for M71 itself, so adoption in the broader NACE M sector is used as a proxy. Changes in NLG adoption in other sectors also predict SJ3 imports, which means the trade treatment captures a national generative-AI wave rather than an intervention confined to engineering consultancies.</w:t>
+        <w:t xml:space="preserve">The UK’s service relationships with both India and China expanded between 2019 and 2024, but they did so differently. UK–India SJ3 grew strongly in both directions, with UK imports from India rising most. UK imports of Chinese SJ3 also almost doubled, while the reverse flow grew more moderately. Construction services remained comparatively small in both relationships.</w:t>
       </w:r>
     </w:p>
     <w:p>
@@ -2569,7 +2625,7 @@
           <w:rFonts w:ascii="Times New Roman" w:hAnsi="Times New Roman" w:eastAsia="Times New Roman"/>
           <w:sz w:val="24"/>
         </w:rPr>
-        <w:t xml:space="preserve">The trade category is also broad. BaTIS SJ3 includes technical, trade-related and other business services, while bilateral SJ312 architectural and engineering services are unavailable. The positive India estimate may therefore contain non-engineering activity. No bilateral series records employment in ISCO 2142, so the analysis cannot trace civil-engineering jobs between India, China and the UK.</w:t>
+        <w:t xml:space="preserve">The harmonised EU panel links higher importer NLG adoption to Indian SJ3 but not to Chinese construction services. Domestic M71 turnover and wages also grew more slowly in higher-adoption economies, while employment was unchanged. These findings are consistent with a changing digitally deliverable services margin, not with a general construction-trade effect.</w:t>
       </w:r>
     </w:p>
     <w:p>
@@ -2583,21 +2639,7 @@
           <w:rFonts w:ascii="Times New Roman" w:hAnsi="Times New Roman" w:eastAsia="Times New Roman"/>
           <w:sz w:val="24"/>
         </w:rPr>
-        <w:t xml:space="preserve">The time dimension is short. BaTIS ends in 2024, and Structural Business Statistics provide only one complete post-shock year. The industry models rely on 17 country clusters, and their outcomes are in current prices. Construction turnover shares the negative association found for M71, making it difficult to separate an engineering-specific response from broader national conditions.</w:t>
-      </w:r>
-    </w:p>
-    <w:p>
-      <w:pPr>
-        <w:pStyle w:val="BodyText"/>
-        <w:spacing w:line="480" w:lineRule="auto" w:after="0"/>
-        <w:ind w:firstLine="720"/>
-      </w:pPr>
-      <w:r>
-        <w:rPr>
-          <w:rFonts w:ascii="Times New Roman" w:hAnsi="Times New Roman" w:eastAsia="Times New Roman"/>
-          <w:sz w:val="24"/>
-        </w:rPr>
-        <w:t xml:space="preserve">These limitations are not repaired by filling missing observations. No country, occupation, industry or GDP cell is interpolated. Unsuccessful retrievals, including M71-specific AI adoption and more detailed engineering trade and employment series, remain documented in the data inventory. Additional post-shock years and more precise service classifications are needed before the associations reported here can support stronger causal claims.</w:t>
+        <w:t xml:space="preserve">The conclusion remains conditional. The bilateral comparisons do not have a UK NLG treatment, SJ3 is broader than engineering, and the industry panel has only one complete post-shock year. The paper therefore documents UK–India and UK–China service changes and places them beside the NLG panel evidence; it does not claim that AI caused bilateral civil-engineering relocation (Table 6).</w:t>
       </w:r>
     </w:p>
     <w:p>
@@ -2611,8 +2653,8 @@
         </w:pict>
       </w:r>
     </w:p>
-    <w:bookmarkEnd w:id="49"/>
-    <w:bookmarkStart w:id="50" w:name="conclusion"/>
+    <w:bookmarkEnd w:id="50"/>
+    <w:bookmarkStart w:id="51" w:name="author-contribution"/>
     <w:p>
       <w:pPr>
         <w:pStyle w:val="Heading2"/>
@@ -2625,7 +2667,7 @@
           <w:b/>
           <w:sz w:val="24"/>
         </w:rPr>
-        <w:t xml:space="preserve">8. Conclusion</w:t>
+        <w:t xml:space="preserve">Author contribution</w:t>
       </w:r>
     </w:p>
     <w:p>
@@ -2639,50 +2681,11 @@
           <w:rFonts w:ascii="Times New Roman" w:hAnsi="Times New Roman" w:eastAsia="Times New Roman"/>
           <w:sz w:val="24"/>
         </w:rPr>
-        <w:t xml:space="preserve">The UK’s service relationships with both India and China expanded between 2019 and 2024, but they did so differently. UK–India SJ3 grew strongly in both directions, with UK imports from India rising most. UK imports of Chinese SJ3 also almost doubled, while the reverse flow grew more moderately. Construction services remained comparatively small in both relationships.</w:t>
-      </w:r>
-    </w:p>
-    <w:p>
-      <w:pPr>
-        <w:pStyle w:val="BodyText"/>
-        <w:spacing w:line="480" w:lineRule="auto" w:after="0"/>
-        <w:ind w:firstLine="720"/>
-      </w:pPr>
-      <w:r>
-        <w:rPr>
-          <w:rFonts w:ascii="Times New Roman" w:hAnsi="Times New Roman" w:eastAsia="Times New Roman"/>
-          <w:sz w:val="24"/>
-        </w:rPr>
-        <w:t xml:space="preserve">The harmonised EU panel links higher importer NLG adoption to Indian SJ3 but not to Chinese construction services. Domestic M71 turnover and wages also grew more slowly in higher-adoption economies, while employment was unchanged. These findings are consistent with a changing digitally deliverable services margin, not with a general construction-trade effect.</w:t>
-      </w:r>
-    </w:p>
-    <w:p>
-      <w:pPr>
-        <w:pStyle w:val="BodyText"/>
-        <w:spacing w:line="480" w:lineRule="auto" w:after="0"/>
-        <w:ind w:firstLine="720"/>
-      </w:pPr>
-      <w:r>
-        <w:rPr>
-          <w:rFonts w:ascii="Times New Roman" w:hAnsi="Times New Roman" w:eastAsia="Times New Roman"/>
-          <w:sz w:val="24"/>
-        </w:rPr>
-        <w:t xml:space="preserve">The conclusion remains conditional. The bilateral comparisons do not have a UK NLG treatment, SJ3 is broader than engineering, and the industry panel has only one complete post-shock year. The paper therefore documents UK–India and UK–China service changes and places them beside the NLG panel evidence; it does not claim that AI caused bilateral civil-engineering relocation (Table 6).</w:t>
-      </w:r>
-    </w:p>
-    <w:p>
-      <w:pPr>
-        <w:spacing w:line="480" w:lineRule="auto" w:after="0"/>
-        <w:ind w:firstLine="0"/>
-      </w:pPr>
-      <w:r>
-        <w:pict>
-          <v:rect style="width:0;height:1.5pt" o:hralign="center" o:hrstd="t" o:hr="t"/>
-        </w:pict>
-      </w:r>
-    </w:p>
-    <w:bookmarkEnd w:id="50"/>
-    <w:bookmarkStart w:id="51" w:name="author-contribution"/>
+        <w:t xml:space="preserve">Yuxuan Chai is the sole author and was responsible for the study conception, data curation, analysis, visualisation and manuscript preparation.</w:t>
+      </w:r>
+    </w:p>
+    <w:bookmarkEnd w:id="51"/>
+    <w:bookmarkStart w:id="52" w:name="funding"/>
     <w:p>
       <w:pPr>
         <w:pStyle w:val="Heading2"/>
@@ -2695,7 +2698,7 @@
           <w:b/>
           <w:sz w:val="24"/>
         </w:rPr>
-        <w:t xml:space="preserve">Author contribution</w:t>
+        <w:t xml:space="preserve">Funding</w:t>
       </w:r>
     </w:p>
     <w:p>
@@ -2709,11 +2712,11 @@
           <w:rFonts w:ascii="Times New Roman" w:hAnsi="Times New Roman" w:eastAsia="Times New Roman"/>
           <w:sz w:val="24"/>
         </w:rPr>
-        <w:t xml:space="preserve">Yuxuan Chai is the sole author and was responsible for the study conception, data curation, analysis, visualisation and manuscript preparation.</w:t>
-      </w:r>
-    </w:p>
-    <w:bookmarkEnd w:id="51"/>
-    <w:bookmarkStart w:id="52" w:name="funding"/>
+        <w:t xml:space="preserve">This research received no specific grant from any funding agency in the public, commercial or not-for-profit sectors.</w:t>
+      </w:r>
+    </w:p>
+    <w:bookmarkEnd w:id="52"/>
+    <w:bookmarkStart w:id="53" w:name="ethics-statement"/>
     <w:p>
       <w:pPr>
         <w:pStyle w:val="Heading2"/>
@@ -2726,7 +2729,7 @@
           <w:b/>
           <w:sz w:val="24"/>
         </w:rPr>
-        <w:t xml:space="preserve">Funding</w:t>
+        <w:t xml:space="preserve">Ethics statement</w:t>
       </w:r>
     </w:p>
     <w:p>
@@ -2740,11 +2743,11 @@
           <w:rFonts w:ascii="Times New Roman" w:hAnsi="Times New Roman" w:eastAsia="Times New Roman"/>
           <w:sz w:val="24"/>
         </w:rPr>
-        <w:t xml:space="preserve">This research received no specific grant from any funding agency in the public, commercial or not-for-profit sectors.</w:t>
-      </w:r>
-    </w:p>
-    <w:bookmarkEnd w:id="52"/>
-    <w:bookmarkStart w:id="53" w:name="ethics-statement"/>
+        <w:t xml:space="preserve">The study analyses published aggregate statistical series and does not involve human participants, personal data or animal subjects.</w:t>
+      </w:r>
+    </w:p>
+    <w:bookmarkEnd w:id="53"/>
+    <w:bookmarkStart w:id="54" w:name="disclosure-statement"/>
     <w:p>
       <w:pPr>
         <w:pStyle w:val="Heading2"/>
@@ -2757,7 +2760,7 @@
           <w:b/>
           <w:sz w:val="24"/>
         </w:rPr>
-        <w:t xml:space="preserve">Ethics statement</w:t>
+        <w:t xml:space="preserve">Disclosure statement</w:t>
       </w:r>
     </w:p>
     <w:p>
@@ -2771,11 +2774,11 @@
           <w:rFonts w:ascii="Times New Roman" w:hAnsi="Times New Roman" w:eastAsia="Times New Roman"/>
           <w:sz w:val="24"/>
         </w:rPr>
-        <w:t xml:space="preserve">The study analyses published aggregate statistical series and does not involve human participants, personal data or animal subjects.</w:t>
-      </w:r>
-    </w:p>
-    <w:bookmarkEnd w:id="53"/>
-    <w:bookmarkStart w:id="54" w:name="disclosure-statement"/>
+        <w:t xml:space="preserve">No potential conflict of interest was reported by the author.</w:t>
+      </w:r>
+    </w:p>
+    <w:bookmarkEnd w:id="54"/>
+    <w:bookmarkStart w:id="55" w:name="data-availability-statement"/>
     <w:p>
       <w:pPr>
         <w:pStyle w:val="Heading2"/>
@@ -2788,7 +2791,7 @@
           <w:b/>
           <w:sz w:val="24"/>
         </w:rPr>
-        <w:t xml:space="preserve">Disclosure statement</w:t>
+        <w:t xml:space="preserve">Data availability statement</w:t>
       </w:r>
     </w:p>
     <w:p>
@@ -2802,53 +2805,7 @@
           <w:rFonts w:ascii="Times New Roman" w:hAnsi="Times New Roman" w:eastAsia="Times New Roman"/>
           <w:sz w:val="24"/>
         </w:rPr>
-        <w:t xml:space="preserve">No potential conflict of interest was reported by the author.</w:t>
-      </w:r>
-    </w:p>
-    <w:bookmarkEnd w:id="54"/>
-    <w:bookmarkStart w:id="55" w:name="data-availability-statement"/>
-    <w:p>
-      <w:pPr>
-        <w:pStyle w:val="Heading2"/>
-        <w:spacing w:line="480" w:lineRule="auto"/>
-        <w:ind w:firstLine="0"/>
-      </w:pPr>
-      <w:r>
-        <w:rPr>
-          <w:rFonts w:ascii="Times New Roman" w:hAnsi="Times New Roman" w:eastAsia="Times New Roman"/>
-          <w:b/>
-          <w:sz w:val="24"/>
-        </w:rPr>
-        <w:t xml:space="preserve">Data availability statement</w:t>
-      </w:r>
-    </w:p>
-    <w:p>
-      <w:pPr>
-        <w:pStyle w:val="FirstParagraph"/>
-        <w:spacing w:line="480" w:lineRule="auto" w:after="0"/>
-        <w:ind w:firstLine="720"/>
-      </w:pPr>
-      <w:r>
-        <w:rPr>
-          <w:rFonts w:ascii="Times New Roman" w:hAnsi="Times New Roman" w:eastAsia="Times New Roman"/>
-          <w:sz w:val="24"/>
-        </w:rPr>
-        <w:t xml:space="preserve">The data that support the findings of this study are included in the accompanying replication package (</w:t>
-      </w:r>
-      <w:r>
-        <w:rPr>
-          <w:rStyle w:val="VerbatimChar"/>
-          <w:rFonts w:ascii="Times New Roman" w:hAnsi="Times New Roman" w:eastAsia="Times New Roman"/>
-          <w:sz w:val="24"/>
-        </w:rPr>
-        <w:t xml:space="preserve">Data_Study4_IJCM/</w:t>
-      </w:r>
-      <w:r>
-        <w:rPr>
-          <w:rFonts w:ascii="Times New Roman" w:hAnsi="Times New Roman" w:eastAsia="Times New Roman"/>
-          <w:sz w:val="24"/>
-        </w:rPr>
-        <w:t xml:space="preserve">). Eurostat, OECD–WTO BaTIS and ILOSTAT series remain subject to their publishers’ terms and should be cited as in the reference list. Author-generated files are released under CC BY 4.0.</w:t>
+        <w:t xml:space="preserve">The findings draw on Eurostat, OECD–WTO BaTIS and ILOSTAT series, which remain subject to their publishers’ terms and should be cited as in the reference list. Supplementary tables and figures reproduce the derived estimates; the full replication package is available from the corresponding author on request. Author-generated files are released under CC BY 4.0.</w:t>
       </w:r>
     </w:p>
     <w:bookmarkEnd w:id="55"/>
